--- a/รายงาน.docx
+++ b/รายงาน.docx
@@ -24,30 +24,7 @@
           <w:sz w:val="32"/>
           <w:szCs w:val="32"/>
         </w:rPr>
-        <w:t xml:space="preserve">Homework Checker — </w:t>
-      </w:r>
-      <w:proofErr w:type="spellStart"/>
-      <w:r>
-        <w:rPr>
-          <w:sz w:val="32"/>
-          <w:szCs w:val="32"/>
-        </w:rPr>
-        <w:t>ตรวจการบ้าน</w:t>
-      </w:r>
-      <w:r>
-        <w:rPr>
-          <w:sz w:val="32"/>
-          <w:szCs w:val="32"/>
-        </w:rPr>
-        <w:t>ด้วย</w:t>
-      </w:r>
-      <w:proofErr w:type="spellEnd"/>
-      <w:r>
-        <w:rPr>
-          <w:sz w:val="32"/>
-          <w:szCs w:val="32"/>
-        </w:rPr>
-        <w:t xml:space="preserve"> OCR</w:t>
+        <w:t>Homework Checker — ตรวจการบ้านด้วย OCR</w:t>
       </w:r>
     </w:p>
     <w:p>
@@ -73,99 +50,73 @@
           <w:szCs w:val="32"/>
           <w:cs/>
         </w:rPr>
-        <w:t>นาย</w:t>
-      </w:r>
-      <w:proofErr w:type="spellStart"/>
+        <w:t xml:space="preserve">นายอัทธเมศร์ พิธาพัฒน์ธนกุล </w:t>
+      </w:r>
+      <w:r>
+        <w:rPr>
+          <w:sz w:val="32"/>
+          <w:szCs w:val="32"/>
+        </w:rPr>
+        <w:t>22</w:t>
+      </w:r>
+      <w:r>
+        <w:rPr>
+          <w:sz w:val="32"/>
+          <w:szCs w:val="32"/>
+        </w:rPr>
+        <w:t>1</w:t>
+      </w:r>
+      <w:r>
+        <w:rPr>
+          <w:sz w:val="32"/>
+          <w:szCs w:val="32"/>
+        </w:rPr>
+        <w:t>1311705</w:t>
+      </w:r>
+    </w:p>
+    <w:p>
+      <w:pPr>
+        <w:spacing w:after="120"/>
+        <w:rPr>
+          <w:sz w:val="32"/>
+          <w:szCs w:val="32"/>
+        </w:rPr>
+      </w:pPr>
+      <w:r>
+        <w:rPr>
+          <w:sz w:val="32"/>
+          <w:szCs w:val="32"/>
+        </w:rPr>
+        <w:tab/>
+      </w:r>
       <w:r>
         <w:rPr>
           <w:sz w:val="32"/>
           <w:szCs w:val="32"/>
           <w:cs/>
         </w:rPr>
-        <w:t>อัทธ</w:t>
-      </w:r>
-      <w:proofErr w:type="spellEnd"/>
-      <w:r>
-        <w:rPr>
-          <w:sz w:val="32"/>
-          <w:szCs w:val="32"/>
-          <w:cs/>
-        </w:rPr>
-        <w:t xml:space="preserve">เมศร์ </w:t>
-      </w:r>
-      <w:proofErr w:type="spellStart"/>
-      <w:r>
-        <w:rPr>
-          <w:sz w:val="32"/>
-          <w:szCs w:val="32"/>
-          <w:cs/>
-        </w:rPr>
-        <w:t>พิธาพัฒน์</w:t>
-      </w:r>
-      <w:proofErr w:type="spellEnd"/>
-      <w:r>
-        <w:rPr>
-          <w:sz w:val="32"/>
-          <w:szCs w:val="32"/>
-          <w:cs/>
-        </w:rPr>
-        <w:t xml:space="preserve">ธนกุล </w:t>
-      </w:r>
-      <w:r>
-        <w:rPr>
-          <w:sz w:val="32"/>
-          <w:szCs w:val="32"/>
-        </w:rPr>
-        <w:t>221311705</w:t>
-      </w:r>
-    </w:p>
-    <w:p>
-      <w:pPr>
-        <w:spacing w:after="120"/>
-        <w:rPr>
-          <w:sz w:val="32"/>
-          <w:szCs w:val="32"/>
-        </w:rPr>
-      </w:pPr>
-      <w:r>
-        <w:rPr>
-          <w:sz w:val="32"/>
-          <w:szCs w:val="32"/>
-        </w:rPr>
-        <w:tab/>
-      </w:r>
-      <w:r>
-        <w:rPr>
-          <w:sz w:val="32"/>
-          <w:szCs w:val="32"/>
-          <w:cs/>
-        </w:rPr>
-        <w:t>นาย</w:t>
-      </w:r>
-      <w:proofErr w:type="spellStart"/>
-      <w:r>
-        <w:rPr>
-          <w:sz w:val="32"/>
-          <w:szCs w:val="32"/>
-          <w:cs/>
-        </w:rPr>
-        <w:t>นวั</w:t>
-      </w:r>
-      <w:proofErr w:type="spellEnd"/>
-      <w:r>
-        <w:rPr>
-          <w:sz w:val="32"/>
-          <w:szCs w:val="32"/>
-          <w:cs/>
-        </w:rPr>
-        <w:t xml:space="preserve">ตกรณ์ นามบุรินทร์ </w:t>
-      </w:r>
-      <w:r>
-        <w:rPr>
-          <w:sz w:val="32"/>
-          <w:szCs w:val="32"/>
-        </w:rPr>
-        <w:t>221311804</w:t>
+        <w:t xml:space="preserve">นายนวัตกรณ์ นามบุรินทร์ </w:t>
+      </w:r>
+      <w:r>
+        <w:rPr>
+          <w:sz w:val="32"/>
+          <w:szCs w:val="32"/>
+        </w:rPr>
+        <w:t>221</w:t>
+      </w:r>
+      <w:r>
+        <w:rPr>
+          <w:sz w:val="32"/>
+          <w:szCs w:val="32"/>
+        </w:rPr>
+        <w:t>1</w:t>
+      </w:r>
+      <w:r>
+        <w:rPr>
+          <w:sz w:val="32"/>
+          <w:szCs w:val="32"/>
+        </w:rPr>
+        <w:t>311804</w:t>
       </w:r>
     </w:p>
     <w:p>
@@ -194,85 +145,12 @@
         </w:rPr>
         <w:t xml:space="preserve">Descriptions: </w:t>
       </w:r>
-      <w:proofErr w:type="spellStart"/>
-      <w:r>
-        <w:rPr>
-          <w:sz w:val="32"/>
-          <w:szCs w:val="32"/>
-        </w:rPr>
-        <w:t>โปรแกรมตรวจการบ้านอัตโนมัติ</w:t>
-      </w:r>
-      <w:proofErr w:type="spellEnd"/>
-      <w:r>
-        <w:rPr>
-          <w:sz w:val="32"/>
-          <w:szCs w:val="32"/>
-        </w:rPr>
-        <w:t xml:space="preserve"> </w:t>
-      </w:r>
-      <w:proofErr w:type="spellStart"/>
-      <w:r>
-        <w:rPr>
-          <w:sz w:val="32"/>
-          <w:szCs w:val="32"/>
-        </w:rPr>
-        <w:t>รับภาพกระดาษการบ้านที่มีคำตอบเป็นตัวเลขหรือตัวอักษร</w:t>
-      </w:r>
-      <w:proofErr w:type="spellEnd"/>
-      <w:r>
-        <w:rPr>
-          <w:sz w:val="32"/>
-          <w:szCs w:val="32"/>
-        </w:rPr>
-        <w:t xml:space="preserve"> </w:t>
-      </w:r>
-      <w:proofErr w:type="spellStart"/>
-      <w:r>
-        <w:rPr>
-          <w:sz w:val="32"/>
-          <w:szCs w:val="32"/>
-        </w:rPr>
-        <w:t>แล้วใช้</w:t>
-      </w:r>
-      <w:proofErr w:type="spellEnd"/>
-      <w:r>
-        <w:rPr>
-          <w:sz w:val="32"/>
-          <w:szCs w:val="32"/>
-        </w:rPr>
-        <w:t xml:space="preserve"> 3 </w:t>
-      </w:r>
-      <w:proofErr w:type="spellStart"/>
-      <w:r>
-        <w:rPr>
-          <w:sz w:val="32"/>
-          <w:szCs w:val="32"/>
-        </w:rPr>
-        <w:t>วิธีในการอ่านตัวอักษร</w:t>
-      </w:r>
-      <w:proofErr w:type="spellEnd"/>
-      <w:r>
-        <w:rPr>
-          <w:sz w:val="32"/>
-          <w:szCs w:val="32"/>
-        </w:rPr>
-        <w:t xml:space="preserve"> </w:t>
-      </w:r>
-      <w:proofErr w:type="spellStart"/>
-      <w:r>
-        <w:rPr>
-          <w:sz w:val="32"/>
-          <w:szCs w:val="32"/>
-        </w:rPr>
-        <w:t>ได้แก่</w:t>
-      </w:r>
-      <w:proofErr w:type="spellEnd"/>
-      <w:r>
-        <w:rPr>
-          <w:sz w:val="32"/>
-          <w:szCs w:val="32"/>
-        </w:rPr>
-        <w:t xml:space="preserve"> </w:t>
+      <w:r>
+        <w:rPr>
+          <w:sz w:val="32"/>
+          <w:szCs w:val="32"/>
+        </w:rPr>
+        <w:t xml:space="preserve">โปรแกรมตรวจการบ้านอัตโนมัติ รับภาพกระดาษการบ้านที่มีคำตอบเป็นตัวเลขหรือตัวอักษร แล้วใช้ 3 วิธีในการอ่านตัวอักษร ได้แก่ </w:t>
       </w:r>
       <w:r>
         <w:rPr>
@@ -288,39 +166,7 @@
           <w:sz w:val="32"/>
           <w:szCs w:val="32"/>
         </w:rPr>
-        <w:t xml:space="preserve"> </w:t>
-      </w:r>
-      <w:proofErr w:type="spellStart"/>
-      <w:r>
-        <w:rPr>
-          <w:sz w:val="32"/>
-          <w:szCs w:val="32"/>
-        </w:rPr>
-        <w:t>หลักการเดียวกับ</w:t>
-      </w:r>
-      <w:proofErr w:type="spellEnd"/>
-      <w:r>
-        <w:rPr>
-          <w:sz w:val="32"/>
-          <w:szCs w:val="32"/>
-        </w:rPr>
-        <w:t xml:space="preserve"> MATLAB </w:t>
-      </w:r>
-      <w:proofErr w:type="spellStart"/>
-      <w:r>
-        <w:rPr>
-          <w:sz w:val="32"/>
-          <w:szCs w:val="32"/>
-        </w:rPr>
-        <w:t>ของอาจารย์</w:t>
-      </w:r>
-      <w:proofErr w:type="spellEnd"/>
-      <w:r>
-        <w:rPr>
-          <w:sz w:val="32"/>
-          <w:szCs w:val="32"/>
-        </w:rPr>
-        <w:t xml:space="preserve"> </w:t>
+        <w:t xml:space="preserve"> หลักการเดียวกับ MATLAB ของอาจารย์ </w:t>
       </w:r>
       <w:r>
         <w:rPr>
@@ -336,23 +182,7 @@
           <w:sz w:val="32"/>
           <w:szCs w:val="32"/>
         </w:rPr>
-        <w:t xml:space="preserve"> </w:t>
-      </w:r>
-      <w:proofErr w:type="spellStart"/>
-      <w:r>
-        <w:rPr>
-          <w:sz w:val="32"/>
-          <w:szCs w:val="32"/>
-        </w:rPr>
-        <w:t>สำหรับตัวพิมพ์ภาษาอังกฤษและตัวเลข</w:t>
-      </w:r>
-      <w:proofErr w:type="spellEnd"/>
-      <w:r>
-        <w:rPr>
-          <w:sz w:val="32"/>
-          <w:szCs w:val="32"/>
-        </w:rPr>
-        <w:t xml:space="preserve"> </w:t>
+        <w:t xml:space="preserve"> สำหรับตัวพิมพ์ภาษาอังกฤษและตัวเลข </w:t>
       </w:r>
       <w:r>
         <w:rPr>
@@ -361,73 +191,14 @@
           <w:sz w:val="32"/>
           <w:szCs w:val="32"/>
         </w:rPr>
-        <w:t xml:space="preserve">(3) </w:t>
-      </w:r>
-      <w:proofErr w:type="spellStart"/>
-      <w:r>
-        <w:rPr>
-          <w:b/>
-          <w:bCs/>
-          <w:sz w:val="32"/>
-          <w:szCs w:val="32"/>
-        </w:rPr>
-        <w:t>TrOCR</w:t>
-      </w:r>
-      <w:proofErr w:type="spellEnd"/>
-      <w:r>
-        <w:rPr>
-          <w:sz w:val="32"/>
-          <w:szCs w:val="32"/>
-        </w:rPr>
-        <w:t xml:space="preserve"> (Microsoft) </w:t>
-      </w:r>
-      <w:proofErr w:type="spellStart"/>
-      <w:r>
-        <w:rPr>
-          <w:sz w:val="32"/>
-          <w:szCs w:val="32"/>
-        </w:rPr>
-        <w:t>สำหรับลายมือ</w:t>
-      </w:r>
-      <w:proofErr w:type="spellEnd"/>
-      <w:r>
-        <w:rPr>
-          <w:sz w:val="32"/>
-          <w:szCs w:val="32"/>
-        </w:rPr>
-        <w:t xml:space="preserve"> </w:t>
-      </w:r>
-      <w:proofErr w:type="spellStart"/>
-      <w:r>
-        <w:rPr>
-          <w:sz w:val="32"/>
-          <w:szCs w:val="32"/>
-        </w:rPr>
-        <w:t>ทำงานผ่านเว็บแอปพลิเคชัน</w:t>
-      </w:r>
-      <w:proofErr w:type="spellEnd"/>
-      <w:r>
-        <w:rPr>
-          <w:sz w:val="32"/>
-          <w:szCs w:val="32"/>
-        </w:rPr>
-        <w:t xml:space="preserve"> Flask </w:t>
-      </w:r>
-      <w:proofErr w:type="spellStart"/>
-      <w:r>
-        <w:rPr>
-          <w:sz w:val="32"/>
-          <w:szCs w:val="32"/>
-        </w:rPr>
-        <w:t>พัฒนาด้วย</w:t>
-      </w:r>
-      <w:proofErr w:type="spellEnd"/>
-      <w:r>
-        <w:rPr>
-          <w:sz w:val="32"/>
-          <w:szCs w:val="32"/>
-        </w:rPr>
-        <w:t xml:space="preserve"> Python + OpenCV</w:t>
+        <w:t>(3) TrOCR</w:t>
+      </w:r>
+      <w:r>
+        <w:rPr>
+          <w:sz w:val="32"/>
+          <w:szCs w:val="32"/>
+        </w:rPr>
+        <w:t xml:space="preserve"> (Microsoft) สำหรับลายมือ ทำงานผ่านเว็บแอปพลิเคชัน Flask พัฒนาด้วย Python + OpenCV</w:t>
       </w:r>
     </w:p>
     <w:p>
@@ -505,7 +276,6 @@
           <w:szCs w:val="32"/>
         </w:rPr>
       </w:pPr>
-      <w:proofErr w:type="spellStart"/>
       <w:r>
         <w:rPr>
           <w:b/>
@@ -516,124 +286,34 @@
           <w:sz w:val="32"/>
           <w:szCs w:val="32"/>
         </w:rPr>
-        <w:t>ภาพรวมระบบ</w:t>
-      </w:r>
-      <w:proofErr w:type="spellEnd"/>
+        <w:t>ภาพรวมระบบ: ภาพกระดาษการบ้าน &gt;&gt; Preprocessing &gt;&gt; OCR &gt;&gt; ตรวจคะแนน &gt;&gt; แสดงผล</w:t>
+      </w:r>
+    </w:p>
+    <w:p>
+      <w:pPr>
+        <w:spacing w:after="80"/>
+        <w:rPr>
+          <w:sz w:val="32"/>
+          <w:szCs w:val="32"/>
+        </w:rPr>
+      </w:pPr>
+    </w:p>
+    <w:p>
+      <w:pPr>
+        <w:spacing w:after="80"/>
+        <w:rPr>
+          <w:sz w:val="32"/>
+          <w:szCs w:val="32"/>
+        </w:rPr>
+      </w:pPr>
       <w:r>
         <w:rPr>
           <w:b/>
           <w:bCs/>
-          <w:i/>
-          <w:iCs/>
-          <w:color w:val="555566"/>
-          <w:sz w:val="32"/>
-          <w:szCs w:val="32"/>
-        </w:rPr>
-        <w:t xml:space="preserve">: </w:t>
-      </w:r>
-      <w:proofErr w:type="spellStart"/>
-      <w:r>
-        <w:rPr>
-          <w:b/>
-          <w:bCs/>
-          <w:i/>
-          <w:iCs/>
-          <w:color w:val="555566"/>
-          <w:sz w:val="32"/>
-          <w:szCs w:val="32"/>
-        </w:rPr>
-        <w:t>ภาพกระดาษการบ้าน</w:t>
-      </w:r>
-      <w:proofErr w:type="spellEnd"/>
-      <w:r>
-        <w:rPr>
-          <w:b/>
-          <w:bCs/>
-          <w:i/>
-          <w:iCs/>
-          <w:color w:val="555566"/>
-          <w:sz w:val="32"/>
-          <w:szCs w:val="32"/>
-        </w:rPr>
-        <w:t xml:space="preserve"> &gt;&gt; Preprocessing &gt;&gt; OCR &gt;&gt; </w:t>
-      </w:r>
-      <w:proofErr w:type="spellStart"/>
-      <w:r>
-        <w:rPr>
-          <w:b/>
-          <w:bCs/>
-          <w:i/>
-          <w:iCs/>
-          <w:color w:val="555566"/>
-          <w:sz w:val="32"/>
-          <w:szCs w:val="32"/>
-        </w:rPr>
-        <w:t>ตรวจคะแนน</w:t>
-      </w:r>
-      <w:proofErr w:type="spellEnd"/>
-      <w:r>
-        <w:rPr>
-          <w:b/>
-          <w:bCs/>
-          <w:i/>
-          <w:iCs/>
-          <w:color w:val="555566"/>
-          <w:sz w:val="32"/>
-          <w:szCs w:val="32"/>
-        </w:rPr>
-        <w:t xml:space="preserve"> &gt;&gt; </w:t>
-      </w:r>
-      <w:proofErr w:type="spellStart"/>
-      <w:r>
-        <w:rPr>
-          <w:b/>
-          <w:bCs/>
-          <w:i/>
-          <w:iCs/>
-          <w:color w:val="555566"/>
-          <w:sz w:val="32"/>
-          <w:szCs w:val="32"/>
-        </w:rPr>
-        <w:t>แสดงผล</w:t>
-      </w:r>
-      <w:proofErr w:type="spellEnd"/>
-    </w:p>
-    <w:p>
-      <w:pPr>
-        <w:spacing w:after="80"/>
-        <w:rPr>
-          <w:sz w:val="32"/>
-          <w:szCs w:val="32"/>
-        </w:rPr>
-      </w:pPr>
-    </w:p>
-    <w:p>
-      <w:pPr>
-        <w:spacing w:after="80"/>
-        <w:rPr>
-          <w:sz w:val="32"/>
-          <w:szCs w:val="32"/>
-        </w:rPr>
-      </w:pPr>
-      <w:proofErr w:type="spellStart"/>
-      <w:r>
-        <w:rPr>
-          <w:b/>
-          <w:bCs/>
-          <w:sz w:val="32"/>
-          <w:szCs w:val="32"/>
-        </w:rPr>
-        <w:t>ขั้นตอน</w:t>
-      </w:r>
-      <w:proofErr w:type="spellEnd"/>
-      <w:r>
-        <w:rPr>
-          <w:b/>
-          <w:bCs/>
-          <w:sz w:val="32"/>
-          <w:szCs w:val="32"/>
-        </w:rPr>
-        <w:t xml:space="preserve"> Preprocessing</w:t>
+          <w:sz w:val="32"/>
+          <w:szCs w:val="32"/>
+        </w:rPr>
+        <w:t>ขั้นตอน Preprocessing</w:t>
       </w:r>
     </w:p>
     <w:p>
@@ -717,7 +397,6 @@
           <w:szCs w:val="32"/>
         </w:rPr>
       </w:pPr>
-      <w:proofErr w:type="spellStart"/>
       <w:r>
         <w:rPr>
           <w:b/>
@@ -728,1266 +407,163 @@
           <w:sz w:val="32"/>
           <w:szCs w:val="32"/>
         </w:rPr>
-        <w:t>ขั้นตอน</w:t>
-      </w:r>
-      <w:proofErr w:type="spellEnd"/>
+        <w:t>ขั้นตอน Preprocessing ทั้ง 6 ขั้น — เทียบ MATLAB: imread &gt;&gt; rgb2gray &gt;&gt; graythresh &gt;&gt; im2bw &gt;&gt; bwareaopen &gt;&gt; bwlabel</w:t>
+      </w:r>
+    </w:p>
+    <w:p>
+      <w:pPr>
+        <w:spacing w:after="80"/>
+        <w:rPr>
+          <w:sz w:val="32"/>
+          <w:szCs w:val="32"/>
+        </w:rPr>
+      </w:pPr>
+    </w:p>
+    <w:p>
+      <w:pPr>
+        <w:spacing w:after="80"/>
+        <w:rPr>
+          <w:sz w:val="32"/>
+          <w:szCs w:val="32"/>
+        </w:rPr>
+      </w:pPr>
       <w:r>
         <w:rPr>
           <w:b/>
           <w:bCs/>
-          <w:i/>
-          <w:iCs/>
-          <w:color w:val="555566"/>
-          <w:sz w:val="32"/>
-          <w:szCs w:val="32"/>
-        </w:rPr>
-        <w:t xml:space="preserve"> Preprocessing </w:t>
-      </w:r>
-      <w:proofErr w:type="spellStart"/>
+          <w:sz w:val="32"/>
+          <w:szCs w:val="32"/>
+        </w:rPr>
+        <w:t>รายละเอียดแต่ละขั้น:</w:t>
+      </w:r>
+    </w:p>
+    <w:p>
+      <w:pPr>
+        <w:spacing w:after="100"/>
+        <w:ind w:left="360"/>
+        <w:rPr>
+          <w:sz w:val="32"/>
+          <w:szCs w:val="32"/>
+        </w:rPr>
+      </w:pPr>
+      <w:r>
+        <w:rPr>
+          <w:sz w:val="32"/>
+          <w:szCs w:val="32"/>
+        </w:rPr>
+        <w:t>1. imread()  —  โหลดภาพจากไฟล์เป็น BGR array (3 channels) ด้วย OpenCV</w:t>
+      </w:r>
+    </w:p>
+    <w:p>
+      <w:pPr>
+        <w:spacing w:after="100"/>
+        <w:ind w:left="360"/>
+        <w:rPr>
+          <w:sz w:val="32"/>
+          <w:szCs w:val="32"/>
+        </w:rPr>
+      </w:pPr>
+      <w:r>
+        <w:rPr>
+          <w:sz w:val="32"/>
+          <w:szCs w:val="32"/>
+        </w:rPr>
+        <w:t xml:space="preserve">2. cvtColor (BGR2GRAY)  —  แปลงภาพสี 3 channels ให้เป็น Grayscale 1 channel ค่า pixel 0–255 เทียบเท่า rgb2gray </w:t>
+      </w:r>
+    </w:p>
+    <w:p>
+      <w:pPr>
+        <w:spacing w:after="100"/>
+        <w:ind w:left="360"/>
+        <w:rPr>
+          <w:sz w:val="32"/>
+          <w:szCs w:val="32"/>
+        </w:rPr>
+      </w:pPr>
+      <w:r>
+        <w:rPr>
+          <w:sz w:val="32"/>
+          <w:szCs w:val="32"/>
+        </w:rPr>
+        <w:t>3. GaussianBlur (kernel 5×5)  —  เบลอภาพเล็กน้อยเพื่อกำจัด noise ระดับ pixel ก่อนทำ threshold หาก noise มีมากโดยไม่เบลอก่อน Otsu อาจเลือก threshold ผิดพลาด</w:t>
+      </w:r>
+    </w:p>
+    <w:p>
+      <w:pPr>
+        <w:spacing w:after="100"/>
+        <w:ind w:left="360"/>
+        <w:rPr>
+          <w:sz w:val="32"/>
+          <w:szCs w:val="32"/>
+        </w:rPr>
+      </w:pPr>
+      <w:r>
+        <w:rPr>
+          <w:sz w:val="32"/>
+          <w:szCs w:val="32"/>
+        </w:rPr>
+        <w:t>4. Otsu Threshold (THRESH_BINARY_INV + THRESH_OTSU)  —  แปลงภาพ Grayscale เป็น Binary Image โดยอัลกอริทึม Otsu จะหาค่า threshold ที่แบ่งแยก pixel สองกลุ่ม (หมึก/กระดาษ) ได้ดีที่สุดโดยอัตโนมัติ ผลลัพธ์คือ pixel ตัวเลข = 255 (ขาว) พื้นหลัง = 0 (ดำ)</w:t>
+      </w:r>
+    </w:p>
+    <w:p>
+      <w:pPr>
+        <w:spacing w:after="100"/>
+        <w:ind w:left="360"/>
+        <w:rPr>
+          <w:sz w:val="32"/>
+          <w:szCs w:val="32"/>
+        </w:rPr>
+      </w:pPr>
+      <w:r>
+        <w:rPr>
+          <w:sz w:val="32"/>
+          <w:szCs w:val="32"/>
+        </w:rPr>
+        <w:t>5. connectedComponentsWithStats (area ≥ 300 px)  —  วิเคราะห์ connected component ทั้งหมดในภาพ Binary แล้วลบกลุ่มที่มีพื้นที่น้อยกว่า 300 pixel ทิ้ง ช่วยกำจัด noise จุดเล็กที่อาจรบกวนการหากล่อง</w:t>
+      </w:r>
+    </w:p>
+    <w:p>
+      <w:pPr>
+        <w:spacing w:after="100"/>
+        <w:ind w:left="360"/>
+        <w:rPr>
+          <w:sz w:val="32"/>
+          <w:szCs w:val="32"/>
+        </w:rPr>
+      </w:pPr>
+      <w:r>
+        <w:rPr>
+          <w:sz w:val="32"/>
+          <w:szCs w:val="32"/>
+        </w:rPr>
+        <w:t xml:space="preserve">6. findContours + Aspect Ratio Filter  —  ค้นหา contour ทั้งหมดในภาพแล้วกรองด้วยเงื่อนไข: พื้นที่ &gt; 0.5% ของภาพ, ตำแหน่ง y &gt; 10% ของความสูง (ตัด header), อัตราส่วน w/h อยู่ระหว่าง 1.2–12 (รูปสี่เหลี่ยมผืนผ้าแนวนอน) </w:t>
+      </w:r>
+    </w:p>
+    <w:p>
+      <w:pPr>
+        <w:spacing w:after="80"/>
+        <w:rPr>
+          <w:sz w:val="32"/>
+          <w:szCs w:val="32"/>
+        </w:rPr>
+      </w:pPr>
+    </w:p>
+    <w:p>
+      <w:pPr>
+        <w:spacing w:after="80"/>
+        <w:rPr>
+          <w:sz w:val="32"/>
+          <w:szCs w:val="32"/>
+        </w:rPr>
+      </w:pPr>
       <w:r>
         <w:rPr>
           <w:b/>
           <w:bCs/>
-          <w:i/>
-          <w:iCs/>
-          <w:color w:val="555566"/>
-          <w:sz w:val="32"/>
-          <w:szCs w:val="32"/>
-        </w:rPr>
-        <w:t>ทั้ง</w:t>
-      </w:r>
-      <w:proofErr w:type="spellEnd"/>
-      <w:r>
-        <w:rPr>
-          <w:b/>
-          <w:bCs/>
-          <w:i/>
-          <w:iCs/>
-          <w:color w:val="555566"/>
-          <w:sz w:val="32"/>
-          <w:szCs w:val="32"/>
-        </w:rPr>
-        <w:t xml:space="preserve"> 6 </w:t>
-      </w:r>
-      <w:proofErr w:type="spellStart"/>
-      <w:r>
-        <w:rPr>
-          <w:b/>
-          <w:bCs/>
-          <w:i/>
-          <w:iCs/>
-          <w:color w:val="555566"/>
-          <w:sz w:val="32"/>
-          <w:szCs w:val="32"/>
-        </w:rPr>
-        <w:t>ขั้น</w:t>
-      </w:r>
-      <w:proofErr w:type="spellEnd"/>
-      <w:r>
-        <w:rPr>
-          <w:b/>
-          <w:bCs/>
-          <w:i/>
-          <w:iCs/>
-          <w:color w:val="555566"/>
-          <w:sz w:val="32"/>
-          <w:szCs w:val="32"/>
-        </w:rPr>
-        <w:t xml:space="preserve"> — </w:t>
-      </w:r>
-      <w:proofErr w:type="spellStart"/>
-      <w:r>
-        <w:rPr>
-          <w:b/>
-          <w:bCs/>
-          <w:i/>
-          <w:iCs/>
-          <w:color w:val="555566"/>
-          <w:sz w:val="32"/>
-          <w:szCs w:val="32"/>
-        </w:rPr>
-        <w:t>เทียบ</w:t>
-      </w:r>
-      <w:proofErr w:type="spellEnd"/>
-      <w:r>
-        <w:rPr>
-          <w:b/>
-          <w:bCs/>
-          <w:i/>
-          <w:iCs/>
-          <w:color w:val="555566"/>
-          <w:sz w:val="32"/>
-          <w:szCs w:val="32"/>
-        </w:rPr>
-        <w:t xml:space="preserve"> MATLAB: </w:t>
-      </w:r>
-      <w:proofErr w:type="spellStart"/>
-      <w:r>
-        <w:rPr>
-          <w:b/>
-          <w:bCs/>
-          <w:i/>
-          <w:iCs/>
-          <w:color w:val="555566"/>
-          <w:sz w:val="32"/>
-          <w:szCs w:val="32"/>
-        </w:rPr>
-        <w:t>imread</w:t>
-      </w:r>
-      <w:proofErr w:type="spellEnd"/>
-      <w:r>
-        <w:rPr>
-          <w:b/>
-          <w:bCs/>
-          <w:i/>
-          <w:iCs/>
-          <w:color w:val="555566"/>
-          <w:sz w:val="32"/>
-          <w:szCs w:val="32"/>
-        </w:rPr>
-        <w:t xml:space="preserve"> &gt;&gt; rgb2gray &gt;&gt; </w:t>
-      </w:r>
-      <w:proofErr w:type="spellStart"/>
-      <w:r>
-        <w:rPr>
-          <w:b/>
-          <w:bCs/>
-          <w:i/>
-          <w:iCs/>
-          <w:color w:val="555566"/>
-          <w:sz w:val="32"/>
-          <w:szCs w:val="32"/>
-        </w:rPr>
-        <w:t>graythresh</w:t>
-      </w:r>
-      <w:proofErr w:type="spellEnd"/>
-      <w:r>
-        <w:rPr>
-          <w:b/>
-          <w:bCs/>
-          <w:i/>
-          <w:iCs/>
-          <w:color w:val="555566"/>
-          <w:sz w:val="32"/>
-          <w:szCs w:val="32"/>
-        </w:rPr>
-        <w:t xml:space="preserve"> &gt;&gt; im2bw &gt;&gt; </w:t>
-      </w:r>
-      <w:proofErr w:type="spellStart"/>
-      <w:r>
-        <w:rPr>
-          <w:b/>
-          <w:bCs/>
-          <w:i/>
-          <w:iCs/>
-          <w:color w:val="555566"/>
-          <w:sz w:val="32"/>
-          <w:szCs w:val="32"/>
-        </w:rPr>
-        <w:t>bwareaopen</w:t>
-      </w:r>
-      <w:proofErr w:type="spellEnd"/>
-      <w:r>
-        <w:rPr>
-          <w:b/>
-          <w:bCs/>
-          <w:i/>
-          <w:iCs/>
-          <w:color w:val="555566"/>
-          <w:sz w:val="32"/>
-          <w:szCs w:val="32"/>
-        </w:rPr>
-        <w:t xml:space="preserve"> &gt;&gt; </w:t>
-      </w:r>
-      <w:proofErr w:type="spellStart"/>
-      <w:r>
-        <w:rPr>
-          <w:b/>
-          <w:bCs/>
-          <w:i/>
-          <w:iCs/>
-          <w:color w:val="555566"/>
-          <w:sz w:val="32"/>
-          <w:szCs w:val="32"/>
-        </w:rPr>
-        <w:t>bwlabel</w:t>
-      </w:r>
-      <w:proofErr w:type="spellEnd"/>
-    </w:p>
-    <w:p>
-      <w:pPr>
-        <w:spacing w:after="80"/>
-        <w:rPr>
-          <w:sz w:val="32"/>
-          <w:szCs w:val="32"/>
-        </w:rPr>
-      </w:pPr>
-    </w:p>
-    <w:p>
-      <w:pPr>
-        <w:spacing w:after="80"/>
-        <w:rPr>
-          <w:sz w:val="32"/>
-          <w:szCs w:val="32"/>
-        </w:rPr>
-      </w:pPr>
-      <w:proofErr w:type="spellStart"/>
-      <w:r>
-        <w:rPr>
-          <w:b/>
-          <w:bCs/>
-          <w:sz w:val="32"/>
-          <w:szCs w:val="32"/>
-        </w:rPr>
-        <w:t>รายละเอียดแต่ละขั้น</w:t>
-      </w:r>
-      <w:proofErr w:type="spellEnd"/>
-      <w:r>
-        <w:rPr>
-          <w:b/>
-          <w:bCs/>
-          <w:sz w:val="32"/>
-          <w:szCs w:val="32"/>
-        </w:rPr>
-        <w:t>:</w:t>
-      </w:r>
-    </w:p>
-    <w:p>
-      <w:pPr>
-        <w:spacing w:after="100"/>
-        <w:ind w:left="360"/>
-        <w:rPr>
-          <w:sz w:val="32"/>
-          <w:szCs w:val="32"/>
-        </w:rPr>
-      </w:pPr>
-      <w:r>
-        <w:rPr>
-          <w:sz w:val="32"/>
-          <w:szCs w:val="32"/>
-        </w:rPr>
-        <w:t xml:space="preserve">1. </w:t>
-      </w:r>
-      <w:proofErr w:type="spellStart"/>
-      <w:proofErr w:type="gramStart"/>
-      <w:r>
-        <w:rPr>
-          <w:sz w:val="32"/>
-          <w:szCs w:val="32"/>
-        </w:rPr>
-        <w:t>imread</w:t>
-      </w:r>
-      <w:proofErr w:type="spellEnd"/>
-      <w:r>
-        <w:rPr>
-          <w:sz w:val="32"/>
-          <w:szCs w:val="32"/>
-        </w:rPr>
-        <w:t>(</w:t>
-      </w:r>
-      <w:proofErr w:type="gramEnd"/>
-      <w:r>
-        <w:rPr>
-          <w:sz w:val="32"/>
-          <w:szCs w:val="32"/>
-        </w:rPr>
-        <w:t xml:space="preserve">)  — </w:t>
-      </w:r>
-      <w:r>
-        <w:rPr>
-          <w:sz w:val="32"/>
-          <w:szCs w:val="32"/>
-        </w:rPr>
-        <w:t xml:space="preserve"> </w:t>
-      </w:r>
-      <w:proofErr w:type="spellStart"/>
-      <w:r>
-        <w:rPr>
-          <w:sz w:val="32"/>
-          <w:szCs w:val="32"/>
-        </w:rPr>
-        <w:t>โหลดภาพจากไฟล์เป็น</w:t>
-      </w:r>
-      <w:proofErr w:type="spellEnd"/>
-      <w:r>
-        <w:rPr>
-          <w:sz w:val="32"/>
-          <w:szCs w:val="32"/>
-        </w:rPr>
-        <w:t xml:space="preserve"> BGR array (3 channels) </w:t>
-      </w:r>
-      <w:proofErr w:type="spellStart"/>
-      <w:r>
-        <w:rPr>
-          <w:sz w:val="32"/>
-          <w:szCs w:val="32"/>
-        </w:rPr>
-        <w:t>ด้วย</w:t>
-      </w:r>
-      <w:proofErr w:type="spellEnd"/>
-      <w:r>
-        <w:rPr>
-          <w:sz w:val="32"/>
-          <w:szCs w:val="32"/>
-        </w:rPr>
-        <w:t xml:space="preserve"> OpenCV</w:t>
-      </w:r>
-    </w:p>
-    <w:p>
-      <w:pPr>
-        <w:spacing w:after="100"/>
-        <w:ind w:left="360"/>
-        <w:rPr>
-          <w:sz w:val="32"/>
-          <w:szCs w:val="32"/>
-        </w:rPr>
-      </w:pPr>
-      <w:r>
-        <w:rPr>
-          <w:sz w:val="32"/>
-          <w:szCs w:val="32"/>
-        </w:rPr>
-        <w:t xml:space="preserve">2. </w:t>
-      </w:r>
-      <w:proofErr w:type="spellStart"/>
-      <w:r>
-        <w:rPr>
-          <w:sz w:val="32"/>
-          <w:szCs w:val="32"/>
-        </w:rPr>
-        <w:t>cvtColor</w:t>
-      </w:r>
-      <w:proofErr w:type="spellEnd"/>
-      <w:r>
-        <w:rPr>
-          <w:sz w:val="32"/>
-          <w:szCs w:val="32"/>
-        </w:rPr>
-        <w:t xml:space="preserve"> (BGR2</w:t>
-      </w:r>
-      <w:proofErr w:type="gramStart"/>
-      <w:r>
-        <w:rPr>
-          <w:sz w:val="32"/>
-          <w:szCs w:val="32"/>
-        </w:rPr>
-        <w:t>GRAY)  —</w:t>
-      </w:r>
-      <w:proofErr w:type="gramEnd"/>
-      <w:r>
-        <w:rPr>
-          <w:sz w:val="32"/>
-          <w:szCs w:val="32"/>
-        </w:rPr>
-        <w:t xml:space="preserve">  </w:t>
-      </w:r>
-      <w:proofErr w:type="spellStart"/>
-      <w:r>
-        <w:rPr>
-          <w:sz w:val="32"/>
-          <w:szCs w:val="32"/>
-        </w:rPr>
-        <w:t>แปลงภาพสี</w:t>
-      </w:r>
-      <w:proofErr w:type="spellEnd"/>
-      <w:r>
-        <w:rPr>
-          <w:sz w:val="32"/>
-          <w:szCs w:val="32"/>
-        </w:rPr>
-        <w:t xml:space="preserve"> 3 channels </w:t>
-      </w:r>
-      <w:proofErr w:type="spellStart"/>
-      <w:r>
-        <w:rPr>
-          <w:sz w:val="32"/>
-          <w:szCs w:val="32"/>
-        </w:rPr>
-        <w:t>ให้เป็น</w:t>
-      </w:r>
-      <w:proofErr w:type="spellEnd"/>
-      <w:r>
-        <w:rPr>
-          <w:sz w:val="32"/>
-          <w:szCs w:val="32"/>
-        </w:rPr>
-        <w:t xml:space="preserve"> Grayscale 1 channel </w:t>
-      </w:r>
-      <w:proofErr w:type="spellStart"/>
-      <w:r>
-        <w:rPr>
-          <w:sz w:val="32"/>
-          <w:szCs w:val="32"/>
-        </w:rPr>
-        <w:t>ค่า</w:t>
-      </w:r>
-      <w:proofErr w:type="spellEnd"/>
-      <w:r>
-        <w:rPr>
-          <w:sz w:val="32"/>
-          <w:szCs w:val="32"/>
-        </w:rPr>
-        <w:t xml:space="preserve"> pixel 0–255 </w:t>
-      </w:r>
-      <w:proofErr w:type="spellStart"/>
-      <w:r>
-        <w:rPr>
-          <w:sz w:val="32"/>
-          <w:szCs w:val="32"/>
-        </w:rPr>
-        <w:t>เทียบเท่า</w:t>
-      </w:r>
-      <w:proofErr w:type="spellEnd"/>
-      <w:r>
-        <w:rPr>
-          <w:sz w:val="32"/>
-          <w:szCs w:val="32"/>
-        </w:rPr>
-        <w:t xml:space="preserve"> rgb2gray </w:t>
-      </w:r>
-    </w:p>
-    <w:p>
-      <w:pPr>
-        <w:spacing w:after="100"/>
-        <w:ind w:left="360"/>
-        <w:rPr>
-          <w:sz w:val="32"/>
-          <w:szCs w:val="32"/>
-        </w:rPr>
-      </w:pPr>
-      <w:r>
-        <w:rPr>
-          <w:sz w:val="32"/>
-          <w:szCs w:val="32"/>
-        </w:rPr>
-        <w:t xml:space="preserve">3. </w:t>
-      </w:r>
-      <w:proofErr w:type="spellStart"/>
-      <w:r>
-        <w:rPr>
-          <w:sz w:val="32"/>
-          <w:szCs w:val="32"/>
-        </w:rPr>
-        <w:t>GaussianBlur</w:t>
-      </w:r>
-      <w:proofErr w:type="spellEnd"/>
-      <w:r>
-        <w:rPr>
-          <w:sz w:val="32"/>
-          <w:szCs w:val="32"/>
-        </w:rPr>
-        <w:t xml:space="preserve"> (kernel 5×</w:t>
-      </w:r>
-      <w:r>
-        <w:rPr>
-          <w:sz w:val="32"/>
-          <w:szCs w:val="32"/>
-        </w:rPr>
-        <w:t>5</w:t>
-      </w:r>
-      <w:proofErr w:type="gramStart"/>
-      <w:r>
-        <w:rPr>
-          <w:sz w:val="32"/>
-          <w:szCs w:val="32"/>
-        </w:rPr>
-        <w:t>)  —</w:t>
-      </w:r>
-      <w:proofErr w:type="gramEnd"/>
-      <w:r>
-        <w:rPr>
-          <w:sz w:val="32"/>
-          <w:szCs w:val="32"/>
-        </w:rPr>
-        <w:t xml:space="preserve">  </w:t>
-      </w:r>
-      <w:proofErr w:type="spellStart"/>
-      <w:r>
-        <w:rPr>
-          <w:sz w:val="32"/>
-          <w:szCs w:val="32"/>
-        </w:rPr>
-        <w:t>เบลอภาพเล็กน้อยเพื่อกำจัด</w:t>
-      </w:r>
-      <w:proofErr w:type="spellEnd"/>
-      <w:r>
-        <w:rPr>
-          <w:sz w:val="32"/>
-          <w:szCs w:val="32"/>
-        </w:rPr>
-        <w:t xml:space="preserve"> noise </w:t>
-      </w:r>
-      <w:proofErr w:type="spellStart"/>
-      <w:r>
-        <w:rPr>
-          <w:sz w:val="32"/>
-          <w:szCs w:val="32"/>
-        </w:rPr>
-        <w:t>ระดับ</w:t>
-      </w:r>
-      <w:proofErr w:type="spellEnd"/>
-      <w:r>
-        <w:rPr>
-          <w:sz w:val="32"/>
-          <w:szCs w:val="32"/>
-        </w:rPr>
-        <w:t xml:space="preserve"> pixel </w:t>
-      </w:r>
-      <w:proofErr w:type="spellStart"/>
-      <w:r>
-        <w:rPr>
-          <w:sz w:val="32"/>
-          <w:szCs w:val="32"/>
-        </w:rPr>
-        <w:t>ก่อนทำ</w:t>
-      </w:r>
-      <w:proofErr w:type="spellEnd"/>
-      <w:r>
-        <w:rPr>
-          <w:sz w:val="32"/>
-          <w:szCs w:val="32"/>
-        </w:rPr>
-        <w:t xml:space="preserve"> threshold </w:t>
-      </w:r>
-      <w:proofErr w:type="spellStart"/>
-      <w:r>
-        <w:rPr>
-          <w:sz w:val="32"/>
-          <w:szCs w:val="32"/>
-        </w:rPr>
-        <w:t>หาก</w:t>
-      </w:r>
-      <w:proofErr w:type="spellEnd"/>
-      <w:r>
-        <w:rPr>
-          <w:sz w:val="32"/>
-          <w:szCs w:val="32"/>
-        </w:rPr>
-        <w:t xml:space="preserve"> noise </w:t>
-      </w:r>
-      <w:proofErr w:type="spellStart"/>
-      <w:r>
-        <w:rPr>
-          <w:sz w:val="32"/>
-          <w:szCs w:val="32"/>
-        </w:rPr>
-        <w:t>มีมากโดยไม่เบลอก่อน</w:t>
-      </w:r>
-      <w:proofErr w:type="spellEnd"/>
-      <w:r>
-        <w:rPr>
-          <w:sz w:val="32"/>
-          <w:szCs w:val="32"/>
-        </w:rPr>
-        <w:t xml:space="preserve"> Otsu </w:t>
-      </w:r>
-      <w:proofErr w:type="spellStart"/>
-      <w:r>
-        <w:rPr>
-          <w:sz w:val="32"/>
-          <w:szCs w:val="32"/>
-        </w:rPr>
-        <w:t>อาจเลือก</w:t>
-      </w:r>
-      <w:proofErr w:type="spellEnd"/>
-      <w:r>
-        <w:rPr>
-          <w:sz w:val="32"/>
-          <w:szCs w:val="32"/>
-        </w:rPr>
-        <w:t xml:space="preserve"> threshold </w:t>
-      </w:r>
-      <w:proofErr w:type="spellStart"/>
-      <w:r>
-        <w:rPr>
-          <w:sz w:val="32"/>
-          <w:szCs w:val="32"/>
-        </w:rPr>
-        <w:t>ผิดพลาด</w:t>
-      </w:r>
-      <w:proofErr w:type="spellEnd"/>
-    </w:p>
-    <w:p>
-      <w:pPr>
-        <w:spacing w:after="100"/>
-        <w:ind w:left="360"/>
-        <w:rPr>
-          <w:sz w:val="32"/>
-          <w:szCs w:val="32"/>
-        </w:rPr>
-      </w:pPr>
-      <w:r>
-        <w:rPr>
-          <w:sz w:val="32"/>
-          <w:szCs w:val="32"/>
-        </w:rPr>
-        <w:t>4. Otsu Threshold (THRESH_BINARY_INV + THRESH_</w:t>
-      </w:r>
-      <w:proofErr w:type="gramStart"/>
-      <w:r>
-        <w:rPr>
-          <w:sz w:val="32"/>
-          <w:szCs w:val="32"/>
-        </w:rPr>
-        <w:t>OTSU)  —</w:t>
-      </w:r>
-      <w:proofErr w:type="gramEnd"/>
-      <w:r>
-        <w:rPr>
-          <w:sz w:val="32"/>
-          <w:szCs w:val="32"/>
-        </w:rPr>
-        <w:t xml:space="preserve">  </w:t>
-      </w:r>
-      <w:proofErr w:type="spellStart"/>
-      <w:r>
-        <w:rPr>
-          <w:sz w:val="32"/>
-          <w:szCs w:val="32"/>
-        </w:rPr>
-        <w:t>แปลงภาพ</w:t>
-      </w:r>
-      <w:proofErr w:type="spellEnd"/>
-      <w:r>
-        <w:rPr>
-          <w:sz w:val="32"/>
-          <w:szCs w:val="32"/>
-        </w:rPr>
-        <w:t xml:space="preserve"> Grayscale </w:t>
-      </w:r>
-      <w:proofErr w:type="spellStart"/>
-      <w:r>
-        <w:rPr>
-          <w:sz w:val="32"/>
-          <w:szCs w:val="32"/>
-        </w:rPr>
-        <w:t>เป็น</w:t>
-      </w:r>
-      <w:proofErr w:type="spellEnd"/>
-      <w:r>
-        <w:rPr>
-          <w:sz w:val="32"/>
-          <w:szCs w:val="32"/>
-        </w:rPr>
-        <w:t xml:space="preserve"> Binary Image </w:t>
-      </w:r>
-      <w:proofErr w:type="spellStart"/>
-      <w:r>
-        <w:rPr>
-          <w:sz w:val="32"/>
-          <w:szCs w:val="32"/>
-        </w:rPr>
-        <w:t>โดยอัลกอริทึม</w:t>
-      </w:r>
-      <w:proofErr w:type="spellEnd"/>
-      <w:r>
-        <w:rPr>
-          <w:sz w:val="32"/>
-          <w:szCs w:val="32"/>
-        </w:rPr>
-        <w:t xml:space="preserve"> Otsu </w:t>
-      </w:r>
-      <w:proofErr w:type="spellStart"/>
-      <w:r>
-        <w:rPr>
-          <w:sz w:val="32"/>
-          <w:szCs w:val="32"/>
-        </w:rPr>
-        <w:t>จะหาค่า</w:t>
-      </w:r>
-      <w:proofErr w:type="spellEnd"/>
-      <w:r>
-        <w:rPr>
-          <w:sz w:val="32"/>
-          <w:szCs w:val="32"/>
-        </w:rPr>
-        <w:t xml:space="preserve"> thresho</w:t>
-      </w:r>
-      <w:r>
-        <w:rPr>
-          <w:sz w:val="32"/>
-          <w:szCs w:val="32"/>
-        </w:rPr>
-        <w:t xml:space="preserve">ld </w:t>
-      </w:r>
-      <w:proofErr w:type="spellStart"/>
-      <w:r>
-        <w:rPr>
-          <w:sz w:val="32"/>
-          <w:szCs w:val="32"/>
-        </w:rPr>
-        <w:t>ที่แบ่งแยก</w:t>
-      </w:r>
-      <w:proofErr w:type="spellEnd"/>
-      <w:r>
-        <w:rPr>
-          <w:sz w:val="32"/>
-          <w:szCs w:val="32"/>
-        </w:rPr>
-        <w:t xml:space="preserve"> pixel </w:t>
-      </w:r>
-      <w:proofErr w:type="spellStart"/>
-      <w:r>
-        <w:rPr>
-          <w:sz w:val="32"/>
-          <w:szCs w:val="32"/>
-        </w:rPr>
-        <w:t>สองกลุ่ม</w:t>
-      </w:r>
-      <w:proofErr w:type="spellEnd"/>
-      <w:r>
-        <w:rPr>
-          <w:sz w:val="32"/>
-          <w:szCs w:val="32"/>
-        </w:rPr>
-        <w:t xml:space="preserve"> (</w:t>
-      </w:r>
-      <w:proofErr w:type="spellStart"/>
-      <w:r>
-        <w:rPr>
-          <w:sz w:val="32"/>
-          <w:szCs w:val="32"/>
-        </w:rPr>
-        <w:t>หมึก</w:t>
-      </w:r>
-      <w:proofErr w:type="spellEnd"/>
-      <w:r>
-        <w:rPr>
-          <w:sz w:val="32"/>
-          <w:szCs w:val="32"/>
-        </w:rPr>
-        <w:t>/</w:t>
-      </w:r>
-      <w:proofErr w:type="spellStart"/>
-      <w:r>
-        <w:rPr>
-          <w:sz w:val="32"/>
-          <w:szCs w:val="32"/>
-        </w:rPr>
-        <w:t>กระดาษ</w:t>
-      </w:r>
-      <w:proofErr w:type="spellEnd"/>
-      <w:r>
-        <w:rPr>
-          <w:sz w:val="32"/>
-          <w:szCs w:val="32"/>
-        </w:rPr>
-        <w:t xml:space="preserve">) </w:t>
-      </w:r>
-      <w:proofErr w:type="spellStart"/>
-      <w:r>
-        <w:rPr>
-          <w:sz w:val="32"/>
-          <w:szCs w:val="32"/>
-        </w:rPr>
-        <w:t>ได้ดีที่สุดโดยอัตโนมัติ</w:t>
-      </w:r>
-      <w:proofErr w:type="spellEnd"/>
-      <w:r>
-        <w:rPr>
-          <w:sz w:val="32"/>
-          <w:szCs w:val="32"/>
-        </w:rPr>
-        <w:t xml:space="preserve"> </w:t>
-      </w:r>
-      <w:proofErr w:type="spellStart"/>
-      <w:r>
-        <w:rPr>
-          <w:sz w:val="32"/>
-          <w:szCs w:val="32"/>
-        </w:rPr>
-        <w:t>ผลลัพธ์คือ</w:t>
-      </w:r>
-      <w:proofErr w:type="spellEnd"/>
-      <w:r>
-        <w:rPr>
-          <w:sz w:val="32"/>
-          <w:szCs w:val="32"/>
-        </w:rPr>
-        <w:t xml:space="preserve"> pixel </w:t>
-      </w:r>
-      <w:proofErr w:type="spellStart"/>
-      <w:r>
-        <w:rPr>
-          <w:sz w:val="32"/>
-          <w:szCs w:val="32"/>
-        </w:rPr>
-        <w:t>ตัวเลข</w:t>
-      </w:r>
-      <w:proofErr w:type="spellEnd"/>
-      <w:r>
-        <w:rPr>
-          <w:sz w:val="32"/>
-          <w:szCs w:val="32"/>
-        </w:rPr>
-        <w:t xml:space="preserve"> = 255 (</w:t>
-      </w:r>
-      <w:proofErr w:type="spellStart"/>
-      <w:r>
-        <w:rPr>
-          <w:sz w:val="32"/>
-          <w:szCs w:val="32"/>
-        </w:rPr>
-        <w:t>ขาว</w:t>
-      </w:r>
-      <w:proofErr w:type="spellEnd"/>
-      <w:r>
-        <w:rPr>
-          <w:sz w:val="32"/>
-          <w:szCs w:val="32"/>
-        </w:rPr>
-        <w:t xml:space="preserve">) </w:t>
-      </w:r>
-      <w:proofErr w:type="spellStart"/>
-      <w:r>
-        <w:rPr>
-          <w:sz w:val="32"/>
-          <w:szCs w:val="32"/>
-        </w:rPr>
-        <w:t>พื้นหลัง</w:t>
-      </w:r>
-      <w:proofErr w:type="spellEnd"/>
-      <w:r>
-        <w:rPr>
-          <w:sz w:val="32"/>
-          <w:szCs w:val="32"/>
-        </w:rPr>
-        <w:t xml:space="preserve"> = 0 (</w:t>
-      </w:r>
-      <w:proofErr w:type="spellStart"/>
-      <w:r>
-        <w:rPr>
-          <w:sz w:val="32"/>
-          <w:szCs w:val="32"/>
-        </w:rPr>
-        <w:t>ดำ</w:t>
-      </w:r>
-      <w:proofErr w:type="spellEnd"/>
-      <w:r>
-        <w:rPr>
-          <w:sz w:val="32"/>
-          <w:szCs w:val="32"/>
-        </w:rPr>
-        <w:t>)</w:t>
-      </w:r>
-    </w:p>
-    <w:p>
-      <w:pPr>
-        <w:spacing w:after="100"/>
-        <w:ind w:left="360"/>
-        <w:rPr>
-          <w:sz w:val="32"/>
-          <w:szCs w:val="32"/>
-        </w:rPr>
-      </w:pPr>
-      <w:r>
-        <w:rPr>
-          <w:sz w:val="32"/>
-          <w:szCs w:val="32"/>
-        </w:rPr>
-        <w:t xml:space="preserve">5. </w:t>
-      </w:r>
-      <w:proofErr w:type="spellStart"/>
-      <w:r>
-        <w:rPr>
-          <w:sz w:val="32"/>
-          <w:szCs w:val="32"/>
-        </w:rPr>
-        <w:t>connectedComponentsWithStats</w:t>
-      </w:r>
-      <w:proofErr w:type="spellEnd"/>
-      <w:r>
-        <w:rPr>
-          <w:sz w:val="32"/>
-          <w:szCs w:val="32"/>
-        </w:rPr>
-        <w:t xml:space="preserve"> (area ≥ 300 </w:t>
-      </w:r>
-      <w:proofErr w:type="gramStart"/>
-      <w:r>
-        <w:rPr>
-          <w:sz w:val="32"/>
-          <w:szCs w:val="32"/>
-        </w:rPr>
-        <w:t>px)  —</w:t>
-      </w:r>
-      <w:proofErr w:type="gramEnd"/>
-      <w:r>
-        <w:rPr>
-          <w:sz w:val="32"/>
-          <w:szCs w:val="32"/>
-        </w:rPr>
-        <w:t xml:space="preserve">  </w:t>
-      </w:r>
-      <w:proofErr w:type="spellStart"/>
-      <w:r>
-        <w:rPr>
-          <w:sz w:val="32"/>
-          <w:szCs w:val="32"/>
-        </w:rPr>
-        <w:t>วิเคราะห์</w:t>
-      </w:r>
-      <w:proofErr w:type="spellEnd"/>
-      <w:r>
-        <w:rPr>
-          <w:sz w:val="32"/>
-          <w:szCs w:val="32"/>
-        </w:rPr>
-        <w:t xml:space="preserve"> connected component </w:t>
-      </w:r>
-      <w:proofErr w:type="spellStart"/>
-      <w:r>
-        <w:rPr>
-          <w:sz w:val="32"/>
-          <w:szCs w:val="32"/>
-        </w:rPr>
-        <w:t>ทั้งหมดในภาพ</w:t>
-      </w:r>
-      <w:proofErr w:type="spellEnd"/>
-      <w:r>
-        <w:rPr>
-          <w:sz w:val="32"/>
-          <w:szCs w:val="32"/>
-        </w:rPr>
-        <w:t xml:space="preserve"> Bina</w:t>
-      </w:r>
-      <w:r>
-        <w:rPr>
-          <w:sz w:val="32"/>
-          <w:szCs w:val="32"/>
-        </w:rPr>
-        <w:t xml:space="preserve">ry </w:t>
-      </w:r>
-      <w:proofErr w:type="spellStart"/>
-      <w:r>
-        <w:rPr>
-          <w:sz w:val="32"/>
-          <w:szCs w:val="32"/>
-        </w:rPr>
-        <w:t>แล้วลบกลุ่มที่มีพื้นที่น้อยกว่า</w:t>
-      </w:r>
-      <w:proofErr w:type="spellEnd"/>
-      <w:r>
-        <w:rPr>
-          <w:sz w:val="32"/>
-          <w:szCs w:val="32"/>
-        </w:rPr>
-        <w:t xml:space="preserve"> 300 pixel </w:t>
-      </w:r>
-      <w:proofErr w:type="spellStart"/>
-      <w:r>
-        <w:rPr>
-          <w:sz w:val="32"/>
-          <w:szCs w:val="32"/>
-        </w:rPr>
-        <w:t>ทิ้ง</w:t>
-      </w:r>
-      <w:proofErr w:type="spellEnd"/>
-      <w:r>
-        <w:rPr>
-          <w:sz w:val="32"/>
-          <w:szCs w:val="32"/>
-        </w:rPr>
-        <w:t xml:space="preserve"> </w:t>
-      </w:r>
-      <w:proofErr w:type="spellStart"/>
-      <w:r>
-        <w:rPr>
-          <w:sz w:val="32"/>
-          <w:szCs w:val="32"/>
-        </w:rPr>
-        <w:t>ช่วยกำจัด</w:t>
-      </w:r>
-      <w:proofErr w:type="spellEnd"/>
-      <w:r>
-        <w:rPr>
-          <w:sz w:val="32"/>
-          <w:szCs w:val="32"/>
-        </w:rPr>
-        <w:t xml:space="preserve"> noise </w:t>
-      </w:r>
-      <w:proofErr w:type="spellStart"/>
-      <w:r>
-        <w:rPr>
-          <w:sz w:val="32"/>
-          <w:szCs w:val="32"/>
-        </w:rPr>
-        <w:t>จุดเล็กที่อาจรบกวนการหากล่อง</w:t>
-      </w:r>
-      <w:proofErr w:type="spellEnd"/>
-    </w:p>
-    <w:p>
-      <w:pPr>
-        <w:spacing w:after="100"/>
-        <w:ind w:left="360"/>
-        <w:rPr>
-          <w:sz w:val="32"/>
-          <w:szCs w:val="32"/>
-        </w:rPr>
-      </w:pPr>
-      <w:r>
-        <w:rPr>
-          <w:sz w:val="32"/>
-          <w:szCs w:val="32"/>
-        </w:rPr>
-        <w:t xml:space="preserve">6. </w:t>
-      </w:r>
-      <w:proofErr w:type="spellStart"/>
-      <w:r>
-        <w:rPr>
-          <w:sz w:val="32"/>
-          <w:szCs w:val="32"/>
-        </w:rPr>
-        <w:t>findContours</w:t>
-      </w:r>
-      <w:proofErr w:type="spellEnd"/>
-      <w:r>
-        <w:rPr>
-          <w:sz w:val="32"/>
-          <w:szCs w:val="32"/>
-        </w:rPr>
-        <w:t xml:space="preserve"> + Aspect Ratio </w:t>
-      </w:r>
-      <w:proofErr w:type="gramStart"/>
-      <w:r>
-        <w:rPr>
-          <w:sz w:val="32"/>
-          <w:szCs w:val="32"/>
-        </w:rPr>
-        <w:t>Filter  —</w:t>
-      </w:r>
-      <w:proofErr w:type="gramEnd"/>
-      <w:r>
-        <w:rPr>
-          <w:sz w:val="32"/>
-          <w:szCs w:val="32"/>
-        </w:rPr>
-        <w:t xml:space="preserve">  </w:t>
-      </w:r>
-      <w:proofErr w:type="spellStart"/>
-      <w:r>
-        <w:rPr>
-          <w:sz w:val="32"/>
-          <w:szCs w:val="32"/>
-        </w:rPr>
-        <w:t>ค้นหา</w:t>
-      </w:r>
-      <w:proofErr w:type="spellEnd"/>
-      <w:r>
-        <w:rPr>
-          <w:sz w:val="32"/>
-          <w:szCs w:val="32"/>
-        </w:rPr>
-        <w:t xml:space="preserve"> contour </w:t>
-      </w:r>
-      <w:proofErr w:type="spellStart"/>
-      <w:r>
-        <w:rPr>
-          <w:sz w:val="32"/>
-          <w:szCs w:val="32"/>
-        </w:rPr>
-        <w:t>ทั้งหมดในภาพแล้วกรองด้วยเงื่อนไข</w:t>
-      </w:r>
-      <w:proofErr w:type="spellEnd"/>
-      <w:r>
-        <w:rPr>
-          <w:sz w:val="32"/>
-          <w:szCs w:val="32"/>
-        </w:rPr>
-        <w:t xml:space="preserve">: </w:t>
-      </w:r>
-      <w:proofErr w:type="spellStart"/>
-      <w:r>
-        <w:rPr>
-          <w:sz w:val="32"/>
-          <w:szCs w:val="32"/>
-        </w:rPr>
-        <w:t>พื้นที่</w:t>
-      </w:r>
-      <w:proofErr w:type="spellEnd"/>
-      <w:r>
-        <w:rPr>
-          <w:sz w:val="32"/>
-          <w:szCs w:val="32"/>
-        </w:rPr>
-        <w:t xml:space="preserve"> &gt; 0.5% </w:t>
-      </w:r>
-      <w:proofErr w:type="spellStart"/>
-      <w:r>
-        <w:rPr>
-          <w:sz w:val="32"/>
-          <w:szCs w:val="32"/>
-        </w:rPr>
-        <w:t>ของภาพ</w:t>
-      </w:r>
-      <w:proofErr w:type="spellEnd"/>
-      <w:r>
-        <w:rPr>
-          <w:sz w:val="32"/>
-          <w:szCs w:val="32"/>
-        </w:rPr>
-        <w:t xml:space="preserve">, </w:t>
-      </w:r>
-      <w:proofErr w:type="spellStart"/>
-      <w:r>
-        <w:rPr>
-          <w:sz w:val="32"/>
-          <w:szCs w:val="32"/>
-        </w:rPr>
-        <w:t>ตำแหน่ง</w:t>
-      </w:r>
-      <w:proofErr w:type="spellEnd"/>
-      <w:r>
-        <w:rPr>
-          <w:sz w:val="32"/>
-          <w:szCs w:val="32"/>
-        </w:rPr>
-        <w:t xml:space="preserve"> </w:t>
-      </w:r>
-      <w:r>
-        <w:rPr>
-          <w:sz w:val="32"/>
-          <w:szCs w:val="32"/>
-        </w:rPr>
-        <w:t xml:space="preserve">y &gt; 10% </w:t>
-      </w:r>
-      <w:proofErr w:type="spellStart"/>
-      <w:r>
-        <w:rPr>
-          <w:sz w:val="32"/>
-          <w:szCs w:val="32"/>
-        </w:rPr>
-        <w:t>ของความสูง</w:t>
-      </w:r>
-      <w:proofErr w:type="spellEnd"/>
-      <w:r>
-        <w:rPr>
-          <w:sz w:val="32"/>
-          <w:szCs w:val="32"/>
-        </w:rPr>
-        <w:t xml:space="preserve"> (</w:t>
-      </w:r>
-      <w:proofErr w:type="spellStart"/>
-      <w:r>
-        <w:rPr>
-          <w:sz w:val="32"/>
-          <w:szCs w:val="32"/>
-        </w:rPr>
-        <w:t>ตัด</w:t>
-      </w:r>
-      <w:proofErr w:type="spellEnd"/>
-      <w:r>
-        <w:rPr>
-          <w:sz w:val="32"/>
-          <w:szCs w:val="32"/>
-        </w:rPr>
-        <w:t xml:space="preserve"> header), </w:t>
-      </w:r>
-      <w:proofErr w:type="spellStart"/>
-      <w:r>
-        <w:rPr>
-          <w:sz w:val="32"/>
-          <w:szCs w:val="32"/>
-        </w:rPr>
-        <w:t>อัตราส่วน</w:t>
-      </w:r>
-      <w:proofErr w:type="spellEnd"/>
-      <w:r>
-        <w:rPr>
-          <w:sz w:val="32"/>
-          <w:szCs w:val="32"/>
-        </w:rPr>
-        <w:t xml:space="preserve"> w/h </w:t>
-      </w:r>
-      <w:proofErr w:type="spellStart"/>
-      <w:r>
-        <w:rPr>
-          <w:sz w:val="32"/>
-          <w:szCs w:val="32"/>
-        </w:rPr>
-        <w:t>อยู่ระหว่าง</w:t>
-      </w:r>
-      <w:proofErr w:type="spellEnd"/>
-      <w:r>
-        <w:rPr>
-          <w:sz w:val="32"/>
-          <w:szCs w:val="32"/>
-        </w:rPr>
-        <w:t xml:space="preserve"> 1.2–12 (</w:t>
-      </w:r>
-      <w:proofErr w:type="spellStart"/>
-      <w:r>
-        <w:rPr>
-          <w:sz w:val="32"/>
-          <w:szCs w:val="32"/>
-        </w:rPr>
-        <w:t>รูปสี่เหลี่ยมผืนผ้าแนวนอน</w:t>
-      </w:r>
-      <w:proofErr w:type="spellEnd"/>
-      <w:r>
-        <w:rPr>
-          <w:sz w:val="32"/>
-          <w:szCs w:val="32"/>
-        </w:rPr>
-        <w:t xml:space="preserve">) </w:t>
-      </w:r>
-    </w:p>
-    <w:p>
-      <w:pPr>
-        <w:spacing w:after="80"/>
-        <w:rPr>
-          <w:sz w:val="32"/>
-          <w:szCs w:val="32"/>
-        </w:rPr>
-      </w:pPr>
-    </w:p>
-    <w:p>
-      <w:pPr>
-        <w:spacing w:after="80"/>
-        <w:rPr>
-          <w:sz w:val="32"/>
-          <w:szCs w:val="32"/>
-        </w:rPr>
-      </w:pPr>
-      <w:proofErr w:type="spellStart"/>
-      <w:r>
-        <w:rPr>
-          <w:b/>
-          <w:bCs/>
-          <w:sz w:val="32"/>
-          <w:szCs w:val="32"/>
-        </w:rPr>
-        <w:t>ขั้นตอน</w:t>
-      </w:r>
-      <w:proofErr w:type="spellEnd"/>
-      <w:r>
-        <w:rPr>
-          <w:b/>
-          <w:bCs/>
-          <w:sz w:val="32"/>
-          <w:szCs w:val="32"/>
-        </w:rPr>
-        <w:t xml:space="preserve"> OCR </w:t>
-      </w:r>
-      <w:proofErr w:type="spellStart"/>
-      <w:r>
-        <w:rPr>
-          <w:b/>
-          <w:bCs/>
-          <w:sz w:val="32"/>
-          <w:szCs w:val="32"/>
-        </w:rPr>
-        <w:t>วิธีที่</w:t>
-      </w:r>
-      <w:proofErr w:type="spellEnd"/>
-      <w:r>
-        <w:rPr>
-          <w:b/>
-          <w:bCs/>
-          <w:sz w:val="32"/>
-          <w:szCs w:val="32"/>
-        </w:rPr>
-        <w:t xml:space="preserve"> 1 — Corr2 / Template Matching</w:t>
+          <w:sz w:val="32"/>
+          <w:szCs w:val="32"/>
+        </w:rPr>
+        <w:t>ขั้นตอน OCR วิธีที่ 1 — Corr2 / Template Matching</w:t>
       </w:r>
     </w:p>
     <w:p>
@@ -2001,6 +577,7 @@
       </w:pPr>
       <w:r>
         <w:rPr>
+          <w:noProof/>
           <w:sz w:val="32"/>
           <w:szCs w:val="32"/>
         </w:rPr>
@@ -2052,7 +629,6 @@
           <w:szCs w:val="32"/>
         </w:rPr>
       </w:pPr>
-      <w:proofErr w:type="spellStart"/>
       <w:r>
         <w:rPr>
           <w:b/>
@@ -2063,185 +639,25 @@
           <w:sz w:val="32"/>
           <w:szCs w:val="32"/>
         </w:rPr>
-        <w:t>ขั้นตอน</w:t>
-      </w:r>
-      <w:proofErr w:type="spellEnd"/>
+        <w:t>ขั้นตอน Corr2: ตัด ROI &gt;&gt; bwlabel &gt;&gt; imresize 42x24 &gt;&gt; corr2 &gt;&gt; เลือก max score</w:t>
+      </w:r>
+    </w:p>
+    <w:p>
+      <w:pPr>
+        <w:spacing w:after="80"/>
+        <w:rPr>
+          <w:sz w:val="32"/>
+          <w:szCs w:val="32"/>
+        </w:rPr>
+      </w:pPr>
       <w:r>
         <w:rPr>
           <w:b/>
           <w:bCs/>
-          <w:i/>
-          <w:iCs/>
-          <w:color w:val="555566"/>
-          <w:sz w:val="32"/>
-          <w:szCs w:val="32"/>
-        </w:rPr>
-        <w:t xml:space="preserve"> Corr2: </w:t>
-      </w:r>
-      <w:proofErr w:type="spellStart"/>
-      <w:r>
-        <w:rPr>
-          <w:b/>
-          <w:bCs/>
-          <w:i/>
-          <w:iCs/>
-          <w:color w:val="555566"/>
-          <w:sz w:val="32"/>
-          <w:szCs w:val="32"/>
-        </w:rPr>
-        <w:t>ตัด</w:t>
-      </w:r>
-      <w:proofErr w:type="spellEnd"/>
-      <w:r>
-        <w:rPr>
-          <w:b/>
-          <w:bCs/>
-          <w:i/>
-          <w:iCs/>
-          <w:color w:val="555566"/>
-          <w:sz w:val="32"/>
-          <w:szCs w:val="32"/>
-        </w:rPr>
-        <w:t xml:space="preserve"> ROI &gt;&gt; </w:t>
-      </w:r>
-      <w:proofErr w:type="spellStart"/>
-      <w:r>
-        <w:rPr>
-          <w:b/>
-          <w:bCs/>
-          <w:i/>
-          <w:iCs/>
-          <w:color w:val="555566"/>
-          <w:sz w:val="32"/>
-          <w:szCs w:val="32"/>
-        </w:rPr>
-        <w:t>bwlabel</w:t>
-      </w:r>
-      <w:proofErr w:type="spellEnd"/>
-      <w:r>
-        <w:rPr>
-          <w:b/>
-          <w:bCs/>
-          <w:i/>
-          <w:iCs/>
-          <w:color w:val="555566"/>
-          <w:sz w:val="32"/>
-          <w:szCs w:val="32"/>
-        </w:rPr>
-        <w:t xml:space="preserve"> &gt;&gt; </w:t>
-      </w:r>
-      <w:proofErr w:type="spellStart"/>
-      <w:r>
-        <w:rPr>
-          <w:b/>
-          <w:bCs/>
-          <w:i/>
-          <w:iCs/>
-          <w:color w:val="555566"/>
-          <w:sz w:val="32"/>
-          <w:szCs w:val="32"/>
-        </w:rPr>
-        <w:t>imresize</w:t>
-      </w:r>
-      <w:proofErr w:type="spellEnd"/>
-      <w:r>
-        <w:rPr>
-          <w:b/>
-          <w:bCs/>
-          <w:i/>
-          <w:iCs/>
-          <w:color w:val="555566"/>
-          <w:sz w:val="32"/>
-          <w:szCs w:val="32"/>
-        </w:rPr>
-        <w:t xml:space="preserve"> 42x24 &gt;&gt; corr2 &gt;</w:t>
-      </w:r>
-      <w:r>
-        <w:rPr>
-          <w:b/>
-          <w:bCs/>
-          <w:i/>
-          <w:iCs/>
-          <w:color w:val="555566"/>
-          <w:sz w:val="32"/>
-          <w:szCs w:val="32"/>
-        </w:rPr>
-        <w:t xml:space="preserve">&gt; </w:t>
-      </w:r>
-      <w:proofErr w:type="spellStart"/>
-      <w:r>
-        <w:rPr>
-          <w:b/>
-          <w:bCs/>
-          <w:i/>
-          <w:iCs/>
-          <w:color w:val="555566"/>
-          <w:sz w:val="32"/>
-          <w:szCs w:val="32"/>
-        </w:rPr>
-        <w:t>เลือก</w:t>
-      </w:r>
-      <w:proofErr w:type="spellEnd"/>
-      <w:r>
-        <w:rPr>
-          <w:b/>
-          <w:bCs/>
-          <w:i/>
-          <w:iCs/>
-          <w:color w:val="555566"/>
-          <w:sz w:val="32"/>
-          <w:szCs w:val="32"/>
-        </w:rPr>
-        <w:t xml:space="preserve"> max score</w:t>
-      </w:r>
-    </w:p>
-    <w:p>
-      <w:pPr>
-        <w:spacing w:after="80"/>
-        <w:rPr>
-          <w:sz w:val="32"/>
-          <w:szCs w:val="32"/>
-        </w:rPr>
-      </w:pPr>
-      <w:proofErr w:type="spellStart"/>
-      <w:r>
-        <w:rPr>
-          <w:b/>
-          <w:bCs/>
-          <w:sz w:val="32"/>
-          <w:szCs w:val="32"/>
-        </w:rPr>
-        <w:t>ขั้นตอน</w:t>
-      </w:r>
-      <w:proofErr w:type="spellEnd"/>
-      <w:r>
-        <w:rPr>
-          <w:b/>
-          <w:bCs/>
-          <w:sz w:val="32"/>
-          <w:szCs w:val="32"/>
-        </w:rPr>
-        <w:t xml:space="preserve"> OCR </w:t>
-      </w:r>
-      <w:proofErr w:type="spellStart"/>
-      <w:r>
-        <w:rPr>
-          <w:b/>
-          <w:bCs/>
-          <w:sz w:val="32"/>
-          <w:szCs w:val="32"/>
-        </w:rPr>
-        <w:t>วิธีที่</w:t>
-      </w:r>
-      <w:proofErr w:type="spellEnd"/>
-      <w:r>
-        <w:rPr>
-          <w:b/>
-          <w:bCs/>
-          <w:sz w:val="32"/>
-          <w:szCs w:val="32"/>
-        </w:rPr>
-        <w:t xml:space="preserve"> 2 — Tesseract OCR</w:t>
+          <w:sz w:val="32"/>
+          <w:szCs w:val="32"/>
+        </w:rPr>
+        <w:t>ขั้นตอน OCR วิธีที่ 2 — Tesseract OCR</w:t>
       </w:r>
     </w:p>
     <w:p>
@@ -2255,6 +671,7 @@
       </w:pPr>
       <w:r>
         <w:rPr>
+          <w:noProof/>
           <w:sz w:val="32"/>
           <w:szCs w:val="32"/>
         </w:rPr>
@@ -2305,7 +722,6 @@
           <w:szCs w:val="32"/>
         </w:rPr>
       </w:pPr>
-      <w:proofErr w:type="spellStart"/>
       <w:r>
         <w:rPr>
           <w:i/>
@@ -2314,62 +730,7 @@
           <w:sz w:val="32"/>
           <w:szCs w:val="32"/>
         </w:rPr>
-        <w:t>ขั้นตอน</w:t>
-      </w:r>
-      <w:proofErr w:type="spellEnd"/>
-      <w:r>
-        <w:rPr>
-          <w:i/>
-          <w:iCs/>
-          <w:color w:val="555566"/>
-          <w:sz w:val="32"/>
-          <w:szCs w:val="32"/>
-        </w:rPr>
-        <w:t xml:space="preserve"> Tesseract: </w:t>
-      </w:r>
-      <w:proofErr w:type="spellStart"/>
-      <w:r>
-        <w:rPr>
-          <w:i/>
-          <w:iCs/>
-          <w:color w:val="555566"/>
-          <w:sz w:val="32"/>
-          <w:szCs w:val="32"/>
-        </w:rPr>
-        <w:t>ตัด</w:t>
-      </w:r>
-      <w:proofErr w:type="spellEnd"/>
-      <w:r>
-        <w:rPr>
-          <w:i/>
-          <w:iCs/>
-          <w:color w:val="555566"/>
-          <w:sz w:val="32"/>
-          <w:szCs w:val="32"/>
-        </w:rPr>
-        <w:t xml:space="preserve"> ROI &gt;&gt; Upscale x3 &gt;&gt; </w:t>
-      </w:r>
-      <w:proofErr w:type="spellStart"/>
-      <w:r>
-        <w:rPr>
-          <w:i/>
-          <w:iCs/>
-          <w:color w:val="555566"/>
-          <w:sz w:val="32"/>
-          <w:szCs w:val="32"/>
-        </w:rPr>
-        <w:t>Threshold+Padding</w:t>
-      </w:r>
-      <w:proofErr w:type="spellEnd"/>
-      <w:r>
-        <w:rPr>
-          <w:i/>
-          <w:iCs/>
-          <w:color w:val="555566"/>
-          <w:sz w:val="32"/>
-          <w:szCs w:val="32"/>
-        </w:rPr>
-        <w:t xml:space="preserve"> &gt;&gt; LSTM Engine &gt;&gt; Filter</w:t>
+        <w:t>ขั้นตอน Tesseract: ตัด ROI &gt;&gt; Upscale x3 &gt;&gt; Threshold+Padding &gt;&gt; LSTM Engine &gt;&gt; Filter</w:t>
       </w:r>
     </w:p>
     <w:p>
@@ -2380,7 +741,6 @@
           <w:szCs w:val="32"/>
         </w:rPr>
       </w:pPr>
-      <w:proofErr w:type="spellStart"/>
       <w:r>
         <w:rPr>
           <w:b/>
@@ -2388,57 +748,7 @@
           <w:sz w:val="32"/>
           <w:szCs w:val="32"/>
         </w:rPr>
-        <w:t>ขั้นตอน</w:t>
-      </w:r>
-      <w:proofErr w:type="spellEnd"/>
-      <w:r>
-        <w:rPr>
-          <w:b/>
-          <w:bCs/>
-          <w:sz w:val="32"/>
-          <w:szCs w:val="32"/>
-        </w:rPr>
-        <w:t xml:space="preserve"> OCR </w:t>
-      </w:r>
-      <w:proofErr w:type="spellStart"/>
-      <w:r>
-        <w:rPr>
-          <w:b/>
-          <w:bCs/>
-          <w:sz w:val="32"/>
-          <w:szCs w:val="32"/>
-        </w:rPr>
-        <w:t>วิธีที่</w:t>
-      </w:r>
-      <w:proofErr w:type="spellEnd"/>
-      <w:r>
-        <w:rPr>
-          <w:b/>
-          <w:bCs/>
-          <w:sz w:val="32"/>
-          <w:szCs w:val="32"/>
-        </w:rPr>
-        <w:t xml:space="preserve"> 3 — </w:t>
-      </w:r>
-      <w:proofErr w:type="spellStart"/>
-      <w:r>
-        <w:rPr>
-          <w:b/>
-          <w:bCs/>
-          <w:sz w:val="32"/>
-          <w:szCs w:val="32"/>
-        </w:rPr>
-        <w:t>TrOCR</w:t>
-      </w:r>
-      <w:proofErr w:type="spellEnd"/>
-      <w:r>
-        <w:rPr>
-          <w:b/>
-          <w:bCs/>
-          <w:sz w:val="32"/>
-          <w:szCs w:val="32"/>
-        </w:rPr>
-        <w:t xml:space="preserve"> (Microsoft)</w:t>
+        <w:t>ขั้นตอน OCR วิธีที่ 3 — TrOCR (Microsoft)</w:t>
       </w:r>
     </w:p>
     <w:p>
@@ -2452,6 +762,7 @@
       </w:pPr>
       <w:r>
         <w:rPr>
+          <w:noProof/>
           <w:sz w:val="32"/>
           <w:szCs w:val="32"/>
         </w:rPr>
@@ -2501,7 +812,6 @@
           <w:szCs w:val="32"/>
         </w:rPr>
       </w:pPr>
-      <w:proofErr w:type="spellStart"/>
       <w:r>
         <w:rPr>
           <w:i/>
@@ -2510,96 +820,7 @@
           <w:sz w:val="32"/>
           <w:szCs w:val="32"/>
         </w:rPr>
-        <w:t>ขั้นตอน</w:t>
-      </w:r>
-      <w:proofErr w:type="spellEnd"/>
-      <w:r>
-        <w:rPr>
-          <w:i/>
-          <w:iCs/>
-          <w:color w:val="555566"/>
-          <w:sz w:val="32"/>
-          <w:szCs w:val="32"/>
-        </w:rPr>
-        <w:t xml:space="preserve"> </w:t>
-      </w:r>
-      <w:proofErr w:type="spellStart"/>
-      <w:r>
-        <w:rPr>
-          <w:i/>
-          <w:iCs/>
-          <w:color w:val="555566"/>
-          <w:sz w:val="32"/>
-          <w:szCs w:val="32"/>
-        </w:rPr>
-        <w:t>TrOCR</w:t>
-      </w:r>
-      <w:proofErr w:type="spellEnd"/>
-      <w:r>
-        <w:rPr>
-          <w:i/>
-          <w:iCs/>
-          <w:color w:val="555566"/>
-          <w:sz w:val="32"/>
-          <w:szCs w:val="32"/>
-        </w:rPr>
-        <w:t xml:space="preserve">: Morphological Line Detect &gt;&gt; </w:t>
-      </w:r>
-      <w:proofErr w:type="spellStart"/>
-      <w:r>
-        <w:rPr>
-          <w:i/>
-          <w:iCs/>
-          <w:color w:val="555566"/>
-          <w:sz w:val="32"/>
-          <w:szCs w:val="32"/>
-        </w:rPr>
-        <w:t>ตัด</w:t>
-      </w:r>
-      <w:proofErr w:type="spellEnd"/>
-      <w:r>
-        <w:rPr>
-          <w:i/>
-          <w:iCs/>
-          <w:color w:val="555566"/>
-          <w:sz w:val="32"/>
-          <w:szCs w:val="32"/>
-        </w:rPr>
-        <w:t xml:space="preserve"> ROI &gt;&gt; Padding </w:t>
-      </w:r>
-      <w:r>
-        <w:rPr>
-          <w:i/>
-          <w:iCs/>
-          <w:color w:val="555566"/>
-          <w:sz w:val="32"/>
-          <w:szCs w:val="32"/>
-        </w:rPr>
-        <w:t xml:space="preserve">&gt;&gt; PIL Image &gt;&gt; </w:t>
-      </w:r>
-      <w:proofErr w:type="spellStart"/>
-      <w:proofErr w:type="gramStart"/>
-      <w:r>
-        <w:rPr>
-          <w:i/>
-          <w:iCs/>
-          <w:color w:val="555566"/>
-          <w:sz w:val="32"/>
-          <w:szCs w:val="32"/>
-        </w:rPr>
-        <w:t>model.generate</w:t>
-      </w:r>
-      <w:proofErr w:type="spellEnd"/>
-      <w:proofErr w:type="gramEnd"/>
-      <w:r>
-        <w:rPr>
-          <w:i/>
-          <w:iCs/>
-          <w:color w:val="555566"/>
-          <w:sz w:val="32"/>
-          <w:szCs w:val="32"/>
-        </w:rPr>
-        <w:t>()</w:t>
+        <w:t>ขั้นตอน TrOCR: Morphological Line Detect &gt;&gt; ตัด ROI &gt;&gt; Padding &gt;&gt; PIL Image &gt;&gt; model.generate()</w:t>
       </w:r>
     </w:p>
     <w:p>
@@ -2627,131 +848,13 @@
           <w:szCs w:val="32"/>
         </w:rPr>
       </w:pPr>
-      <w:proofErr w:type="spellStart"/>
       <w:r>
         <w:rPr>
           <w:color w:val="1E3A8A"/>
           <w:sz w:val="32"/>
           <w:szCs w:val="32"/>
         </w:rPr>
-        <w:t>ทั้ง</w:t>
-      </w:r>
-      <w:proofErr w:type="spellEnd"/>
-      <w:r>
-        <w:rPr>
-          <w:color w:val="1E3A8A"/>
-          <w:sz w:val="32"/>
-          <w:szCs w:val="32"/>
-        </w:rPr>
-        <w:t xml:space="preserve"> 3 </w:t>
-      </w:r>
-      <w:proofErr w:type="spellStart"/>
-      <w:r>
-        <w:rPr>
-          <w:color w:val="1E3A8A"/>
-          <w:sz w:val="32"/>
-          <w:szCs w:val="32"/>
-        </w:rPr>
-        <w:t>วิธีใช้</w:t>
-      </w:r>
-      <w:proofErr w:type="spellEnd"/>
-      <w:r>
-        <w:rPr>
-          <w:color w:val="1E3A8A"/>
-          <w:sz w:val="32"/>
-          <w:szCs w:val="32"/>
-        </w:rPr>
-        <w:t xml:space="preserve"> Public API </w:t>
-      </w:r>
-      <w:proofErr w:type="spellStart"/>
-      <w:r>
-        <w:rPr>
-          <w:color w:val="1E3A8A"/>
-          <w:sz w:val="32"/>
-          <w:szCs w:val="32"/>
-        </w:rPr>
-        <w:t>เหมือนกัน</w:t>
-      </w:r>
-      <w:proofErr w:type="spellEnd"/>
-      <w:r>
-        <w:rPr>
-          <w:color w:val="1E3A8A"/>
-          <w:sz w:val="32"/>
-          <w:szCs w:val="32"/>
-        </w:rPr>
-        <w:t xml:space="preserve">: </w:t>
-      </w:r>
-      <w:proofErr w:type="spellStart"/>
-      <w:r>
-        <w:rPr>
-          <w:color w:val="1E3A8A"/>
-          <w:sz w:val="32"/>
-          <w:szCs w:val="32"/>
-        </w:rPr>
-        <w:t>extract_answers</w:t>
-      </w:r>
-      <w:proofErr w:type="spellEnd"/>
-      <w:r>
-        <w:rPr>
-          <w:color w:val="1E3A8A"/>
-          <w:sz w:val="32"/>
-          <w:szCs w:val="32"/>
-        </w:rPr>
-        <w:t xml:space="preserve">(path) — </w:t>
-      </w:r>
-      <w:proofErr w:type="spellStart"/>
-      <w:r>
-        <w:rPr>
-          <w:color w:val="1E3A8A"/>
-          <w:sz w:val="32"/>
-          <w:szCs w:val="32"/>
-        </w:rPr>
-        <w:t>เปลี่ยนวิธีได้ด้วยการแก้เพียง</w:t>
-      </w:r>
-      <w:proofErr w:type="spellEnd"/>
-      <w:r>
-        <w:rPr>
-          <w:color w:val="1E3A8A"/>
-          <w:sz w:val="32"/>
-          <w:szCs w:val="32"/>
-        </w:rPr>
-        <w:t xml:space="preserve"> 1 </w:t>
-      </w:r>
-      <w:proofErr w:type="spellStart"/>
-      <w:r>
-        <w:rPr>
-          <w:color w:val="1E3A8A"/>
-          <w:sz w:val="32"/>
-          <w:szCs w:val="32"/>
-        </w:rPr>
-        <w:t>บรรทัด</w:t>
-      </w:r>
-      <w:proofErr w:type="spellEnd"/>
-      <w:r>
-        <w:rPr>
-          <w:color w:val="1E3A8A"/>
-          <w:sz w:val="32"/>
-          <w:szCs w:val="32"/>
-        </w:rPr>
-        <w:t xml:space="preserve"> import </w:t>
-      </w:r>
-      <w:proofErr w:type="spellStart"/>
-      <w:r>
-        <w:rPr>
-          <w:color w:val="1E3A8A"/>
-          <w:sz w:val="32"/>
-          <w:szCs w:val="32"/>
-        </w:rPr>
-        <w:t>ใน</w:t>
-      </w:r>
-      <w:proofErr w:type="spellEnd"/>
-      <w:r>
-        <w:rPr>
-          <w:color w:val="1E3A8A"/>
-          <w:sz w:val="32"/>
-          <w:szCs w:val="32"/>
-        </w:rPr>
-        <w:t xml:space="preserve"> app.py</w:t>
+        <w:t>ทั้ง 3 วิธีใช้ Public API เหมือนกัน: extract_answers(path) — เปลี่ยนวิธีได้ด้วยการแก้เพียง 1 บรรทัด import ใน app.py</w:t>
       </w:r>
     </w:p>
     <w:p>
@@ -2802,33 +905,8 @@
           <w:sz w:val="32"/>
           <w:szCs w:val="32"/>
         </w:rPr>
-        <w:t xml:space="preserve">1. </w:t>
-      </w:r>
-      <w:proofErr w:type="spellStart"/>
-      <w:r>
-        <w:rPr>
-          <w:sz w:val="32"/>
-          <w:szCs w:val="32"/>
-        </w:rPr>
-        <w:t>แบ่งโปรแกรมเป็น</w:t>
-      </w:r>
-      <w:proofErr w:type="spellEnd"/>
-      <w:r>
-        <w:rPr>
-          <w:sz w:val="32"/>
-          <w:szCs w:val="32"/>
-        </w:rPr>
-        <w:t xml:space="preserve"> 3 </w:t>
-      </w:r>
-      <w:proofErr w:type="spellStart"/>
-      <w:r>
-        <w:rPr>
-          <w:sz w:val="32"/>
-          <w:szCs w:val="32"/>
-        </w:rPr>
-        <w:t>ส่วนหลัก</w:t>
-      </w:r>
-      <w:proofErr w:type="spellEnd"/>
+        <w:t>1. แบ่งโปรแกรมเป็น 3 ส่วนหลัก</w:t>
+      </w:r>
     </w:p>
     <w:p>
       <w:pPr>
@@ -2844,33 +922,8 @@
           <w:sz w:val="32"/>
           <w:szCs w:val="32"/>
         </w:rPr>
-        <w:t xml:space="preserve">–  </w:t>
-      </w:r>
-      <w:proofErr w:type="gramStart"/>
-      <w:r>
-        <w:rPr>
-          <w:sz w:val="32"/>
-          <w:szCs w:val="32"/>
-        </w:rPr>
-        <w:t>app.py  —</w:t>
-      </w:r>
-      <w:proofErr w:type="gramEnd"/>
-      <w:r>
-        <w:rPr>
-          <w:sz w:val="32"/>
-          <w:szCs w:val="32"/>
-        </w:rPr>
-        <w:t xml:space="preserve"> Web Application (Flask) </w:t>
-      </w:r>
-      <w:proofErr w:type="spellStart"/>
-      <w:r>
-        <w:rPr>
-          <w:sz w:val="32"/>
-          <w:szCs w:val="32"/>
-        </w:rPr>
-        <w:t>รับภาพและเฉลยจากผู้ใช้</w:t>
-      </w:r>
-      <w:proofErr w:type="spellEnd"/>
+        <w:t>–  app.py  — Web Application (Flask) รับภาพและเฉลยจากผู้ใช้</w:t>
+      </w:r>
     </w:p>
     <w:p>
       <w:pPr>
@@ -2886,23 +939,7 @@
           <w:sz w:val="32"/>
           <w:szCs w:val="32"/>
         </w:rPr>
-        <w:t xml:space="preserve">–  </w:t>
-      </w:r>
-      <w:proofErr w:type="gramStart"/>
-      <w:r>
-        <w:rPr>
-          <w:sz w:val="32"/>
-          <w:szCs w:val="32"/>
-        </w:rPr>
-        <w:t>ocr.py  —</w:t>
-      </w:r>
-      <w:proofErr w:type="gramEnd"/>
-      <w:r>
-        <w:rPr>
-          <w:sz w:val="32"/>
-          <w:szCs w:val="32"/>
-        </w:rPr>
-        <w:t xml:space="preserve"> OCR Engine (corr2.py / TesseractOCR.py / TrOCR.py)</w:t>
+        <w:t>–  ocr.py  — OCR Engine (corr2.py / TesseractOCR.py / TrOCR.py)</w:t>
       </w:r>
     </w:p>
     <w:p>
@@ -2919,33 +956,8 @@
           <w:sz w:val="32"/>
           <w:szCs w:val="32"/>
         </w:rPr>
-        <w:t xml:space="preserve">–  </w:t>
-      </w:r>
-      <w:proofErr w:type="gramStart"/>
-      <w:r>
-        <w:rPr>
-          <w:sz w:val="32"/>
-          <w:szCs w:val="32"/>
-        </w:rPr>
-        <w:t>checker.py  —</w:t>
-      </w:r>
-      <w:proofErr w:type="gramEnd"/>
-      <w:r>
-        <w:rPr>
-          <w:sz w:val="32"/>
-          <w:szCs w:val="32"/>
-        </w:rPr>
-        <w:t xml:space="preserve"> Grading Logic </w:t>
-      </w:r>
-      <w:proofErr w:type="spellStart"/>
-      <w:r>
-        <w:rPr>
-          <w:sz w:val="32"/>
-          <w:szCs w:val="32"/>
-        </w:rPr>
-        <w:t>คำนวณคะแนนและผลรายข้อ</w:t>
-      </w:r>
-      <w:proofErr w:type="spellEnd"/>
+        <w:t>–  checker.py  — Grading Logic คำนวณคะแนนและผลรายข้อ</w:t>
+      </w:r>
     </w:p>
     <w:p>
       <w:pPr>
@@ -2970,49 +982,8 @@
           <w:sz w:val="32"/>
           <w:szCs w:val="32"/>
         </w:rPr>
-        <w:t xml:space="preserve">2. OCR Engine </w:t>
-      </w:r>
-      <w:proofErr w:type="spellStart"/>
-      <w:r>
-        <w:rPr>
-          <w:sz w:val="32"/>
-          <w:szCs w:val="32"/>
-        </w:rPr>
-        <w:t>ทั้ง</w:t>
-      </w:r>
-      <w:proofErr w:type="spellEnd"/>
-      <w:r>
-        <w:rPr>
-          <w:sz w:val="32"/>
-          <w:szCs w:val="32"/>
-        </w:rPr>
-        <w:t xml:space="preserve"> 3 </w:t>
-      </w:r>
-      <w:proofErr w:type="spellStart"/>
-      <w:r>
-        <w:rPr>
-          <w:sz w:val="32"/>
-          <w:szCs w:val="32"/>
-        </w:rPr>
-        <w:t>วิธีใช้</w:t>
-      </w:r>
-      <w:proofErr w:type="spellEnd"/>
-      <w:r>
-        <w:rPr>
-          <w:sz w:val="32"/>
-          <w:szCs w:val="32"/>
-        </w:rPr>
-        <w:t xml:space="preserve"> Public API </w:t>
-      </w:r>
-      <w:proofErr w:type="spellStart"/>
-      <w:r>
-        <w:rPr>
-          <w:sz w:val="32"/>
-          <w:szCs w:val="32"/>
-        </w:rPr>
-        <w:t>เหมือนกัน</w:t>
-      </w:r>
-      <w:proofErr w:type="spellEnd"/>
+        <w:t>2. OCR Engine ทั้ง 3 วิธีใช้ Public API เหมือนกัน</w:t>
+      </w:r>
     </w:p>
     <w:p>
       <w:pPr>
@@ -3029,43 +1000,7 @@
           <w:sz w:val="32"/>
           <w:szCs w:val="32"/>
         </w:rPr>
-        <w:t xml:space="preserve">•  </w:t>
-      </w:r>
-      <w:proofErr w:type="spellStart"/>
-      <w:r>
-        <w:rPr>
-          <w:color w:val="333333"/>
-          <w:sz w:val="32"/>
-          <w:szCs w:val="32"/>
-        </w:rPr>
-        <w:t>extract_answers</w:t>
-      </w:r>
-      <w:proofErr w:type="spellEnd"/>
-      <w:r>
-        <w:rPr>
-          <w:color w:val="333333"/>
-          <w:sz w:val="32"/>
-          <w:szCs w:val="32"/>
-        </w:rPr>
-        <w:t>(</w:t>
-      </w:r>
-      <w:proofErr w:type="spellStart"/>
-      <w:r>
-        <w:rPr>
-          <w:color w:val="333333"/>
-          <w:sz w:val="32"/>
-          <w:szCs w:val="32"/>
-        </w:rPr>
-        <w:t>image_path</w:t>
-      </w:r>
-      <w:proofErr w:type="spellEnd"/>
-      <w:r>
-        <w:rPr>
-          <w:color w:val="333333"/>
-          <w:sz w:val="32"/>
-          <w:szCs w:val="32"/>
-        </w:rPr>
-        <w:t>) &gt;&gt; list[str]</w:t>
+        <w:t>•  extract_answers(image_path) &gt;&gt; list[str]</w:t>
       </w:r>
     </w:p>
     <w:p>
@@ -3083,61 +1018,7 @@
           <w:sz w:val="32"/>
           <w:szCs w:val="32"/>
         </w:rPr>
-        <w:t xml:space="preserve">•  </w:t>
-      </w:r>
-      <w:proofErr w:type="spellStart"/>
-      <w:r>
-        <w:rPr>
-          <w:color w:val="333333"/>
-          <w:sz w:val="32"/>
-          <w:szCs w:val="32"/>
-        </w:rPr>
-        <w:t>extract_answers_debug</w:t>
-      </w:r>
-      <w:proofErr w:type="spellEnd"/>
-      <w:r>
-        <w:rPr>
-          <w:color w:val="333333"/>
-          <w:sz w:val="32"/>
-          <w:szCs w:val="32"/>
-        </w:rPr>
-        <w:t>(</w:t>
-      </w:r>
-      <w:proofErr w:type="spellStart"/>
-      <w:r>
-        <w:rPr>
-          <w:color w:val="333333"/>
-          <w:sz w:val="32"/>
-          <w:szCs w:val="32"/>
-        </w:rPr>
-        <w:t>image_path</w:t>
-      </w:r>
-      <w:proofErr w:type="spellEnd"/>
-      <w:r>
-        <w:rPr>
-          <w:color w:val="333333"/>
-          <w:sz w:val="32"/>
-          <w:szCs w:val="32"/>
-        </w:rPr>
-        <w:t xml:space="preserve">) &gt;&gt; (answers, </w:t>
-      </w:r>
-      <w:proofErr w:type="spellStart"/>
-      <w:r>
-        <w:rPr>
-          <w:color w:val="333333"/>
-          <w:sz w:val="32"/>
-          <w:szCs w:val="32"/>
-        </w:rPr>
-        <w:t>pipeline_steps</w:t>
-      </w:r>
-      <w:proofErr w:type="spellEnd"/>
-      <w:r>
-        <w:rPr>
-          <w:color w:val="333333"/>
-          <w:sz w:val="32"/>
-          <w:szCs w:val="32"/>
-        </w:rPr>
-        <w:t>)</w:t>
+        <w:t>•  extract_answers_debug(image_path) &gt;&gt; (answers, pipeline_steps)</w:t>
       </w:r>
     </w:p>
     <w:p>
@@ -3163,17 +1044,8 @@
           <w:sz w:val="32"/>
           <w:szCs w:val="32"/>
         </w:rPr>
-        <w:t xml:space="preserve">3. </w:t>
-      </w:r>
-      <w:proofErr w:type="spellStart"/>
-      <w:r>
-        <w:rPr>
-          <w:sz w:val="32"/>
-          <w:szCs w:val="32"/>
-        </w:rPr>
-        <w:t>คำสั่งหลักที่สำคัญแต่ละวิธี</w:t>
-      </w:r>
-      <w:proofErr w:type="spellEnd"/>
+        <w:t>3. คำสั่งหลักที่สำคัญแต่ละวิธี</w:t>
+      </w:r>
     </w:p>
     <w:p>
       <w:pPr>
@@ -3190,25 +1062,7 @@
           <w:sz w:val="32"/>
           <w:szCs w:val="32"/>
         </w:rPr>
-        <w:t>•  corr2.py        &gt;</w:t>
-      </w:r>
-      <w:proofErr w:type="gramStart"/>
-      <w:r>
-        <w:rPr>
-          <w:color w:val="333333"/>
-          <w:sz w:val="32"/>
-          <w:szCs w:val="32"/>
-        </w:rPr>
-        <w:t>&gt;  cv2.matchTemplate</w:t>
-      </w:r>
-      <w:proofErr w:type="gramEnd"/>
-      <w:r>
-        <w:rPr>
-          <w:color w:val="333333"/>
-          <w:sz w:val="32"/>
-          <w:szCs w:val="32"/>
-        </w:rPr>
-        <w:t xml:space="preserve"> (TM_CCOEFF_NORMED)</w:t>
+        <w:t>•  corr2.py        &gt;&gt;  cv2.matchTemplate (TM_CCOEFF_NORMED)</w:t>
       </w:r>
     </w:p>
     <w:p>
@@ -3226,105 +1080,7 @@
           <w:sz w:val="32"/>
           <w:szCs w:val="32"/>
         </w:rPr>
-        <w:t>•  T</w:t>
-      </w:r>
-      <w:r>
-        <w:rPr>
-          <w:color w:val="333333"/>
-          <w:sz w:val="32"/>
-          <w:szCs w:val="32"/>
-        </w:rPr>
-        <w:t>esseractOCR.py &gt;</w:t>
-      </w:r>
-      <w:proofErr w:type="gramStart"/>
-      <w:r>
-        <w:rPr>
-          <w:color w:val="333333"/>
-          <w:sz w:val="32"/>
-          <w:szCs w:val="32"/>
-        </w:rPr>
-        <w:t xml:space="preserve">&gt;  </w:t>
-      </w:r>
-      <w:proofErr w:type="spellStart"/>
-      <w:r>
-        <w:rPr>
-          <w:color w:val="333333"/>
-          <w:sz w:val="32"/>
-          <w:szCs w:val="32"/>
-        </w:rPr>
-        <w:t>pytesseract</w:t>
-      </w:r>
-      <w:proofErr w:type="gramEnd"/>
-      <w:r>
-        <w:rPr>
-          <w:color w:val="333333"/>
-          <w:sz w:val="32"/>
-          <w:szCs w:val="32"/>
-        </w:rPr>
-        <w:t>.image_to_string</w:t>
-      </w:r>
-      <w:proofErr w:type="spellEnd"/>
-      <w:r>
-        <w:rPr>
-          <w:color w:val="333333"/>
-          <w:sz w:val="32"/>
-          <w:szCs w:val="32"/>
-        </w:rPr>
-        <w:t>(</w:t>
-      </w:r>
-      <w:proofErr w:type="spellStart"/>
-      <w:r>
-        <w:rPr>
-          <w:color w:val="333333"/>
-          <w:sz w:val="32"/>
-          <w:szCs w:val="32"/>
-        </w:rPr>
-        <w:t>roi</w:t>
-      </w:r>
-      <w:proofErr w:type="spellEnd"/>
-      <w:r>
-        <w:rPr>
-          <w:color w:val="333333"/>
-          <w:sz w:val="32"/>
-          <w:szCs w:val="32"/>
-        </w:rPr>
-        <w:t>, config='--</w:t>
-      </w:r>
-      <w:proofErr w:type="spellStart"/>
-      <w:r>
-        <w:rPr>
-          <w:color w:val="333333"/>
-          <w:sz w:val="32"/>
-          <w:szCs w:val="32"/>
-        </w:rPr>
-        <w:t>oem</w:t>
-      </w:r>
-      <w:proofErr w:type="spellEnd"/>
-      <w:r>
-        <w:rPr>
-          <w:color w:val="333333"/>
-          <w:sz w:val="32"/>
-          <w:szCs w:val="32"/>
-        </w:rPr>
-        <w:t xml:space="preserve"> 3 --</w:t>
-      </w:r>
-      <w:proofErr w:type="spellStart"/>
-      <w:r>
-        <w:rPr>
-          <w:color w:val="333333"/>
-          <w:sz w:val="32"/>
-          <w:szCs w:val="32"/>
-        </w:rPr>
-        <w:t>psm</w:t>
-      </w:r>
-      <w:proofErr w:type="spellEnd"/>
-      <w:r>
-        <w:rPr>
-          <w:color w:val="333333"/>
-          <w:sz w:val="32"/>
-          <w:szCs w:val="32"/>
-        </w:rPr>
-        <w:t xml:space="preserve"> 7')</w:t>
+        <w:t>•  TesseractOCR.py &gt;&gt;  pytesseract.image_to_string(roi, config='--oem 3 --psm 7')</w:t>
       </w:r>
     </w:p>
     <w:p>
@@ -3342,79 +1098,7 @@
           <w:sz w:val="32"/>
           <w:szCs w:val="32"/>
         </w:rPr>
-        <w:t>•  TrOCR.py        &gt;</w:t>
-      </w:r>
-      <w:proofErr w:type="gramStart"/>
-      <w:r>
-        <w:rPr>
-          <w:color w:val="333333"/>
-          <w:sz w:val="32"/>
-          <w:szCs w:val="32"/>
-        </w:rPr>
-        <w:t xml:space="preserve">&gt;  </w:t>
-      </w:r>
-      <w:proofErr w:type="spellStart"/>
-      <w:r>
-        <w:rPr>
-          <w:color w:val="333333"/>
-          <w:sz w:val="32"/>
-          <w:szCs w:val="32"/>
-        </w:rPr>
-        <w:t>model</w:t>
-      </w:r>
-      <w:proofErr w:type="gramEnd"/>
-      <w:r>
-        <w:rPr>
-          <w:color w:val="333333"/>
-          <w:sz w:val="32"/>
-          <w:szCs w:val="32"/>
-        </w:rPr>
-        <w:t>.generate</w:t>
-      </w:r>
-      <w:proofErr w:type="spellEnd"/>
-      <w:r>
-        <w:rPr>
-          <w:color w:val="333333"/>
-          <w:sz w:val="32"/>
-          <w:szCs w:val="32"/>
-        </w:rPr>
-        <w:t>(</w:t>
-      </w:r>
-      <w:proofErr w:type="spellStart"/>
-      <w:r>
-        <w:rPr>
-          <w:color w:val="333333"/>
-          <w:sz w:val="32"/>
-          <w:szCs w:val="32"/>
-        </w:rPr>
-        <w:t>pixel_values</w:t>
-      </w:r>
-      <w:proofErr w:type="spellEnd"/>
-      <w:r>
-        <w:rPr>
-          <w:color w:val="333333"/>
-          <w:sz w:val="32"/>
-          <w:szCs w:val="32"/>
-        </w:rPr>
-        <w:t xml:space="preserve">, </w:t>
-      </w:r>
-      <w:proofErr w:type="spellStart"/>
-      <w:r>
-        <w:rPr>
-          <w:color w:val="333333"/>
-          <w:sz w:val="32"/>
-          <w:szCs w:val="32"/>
-        </w:rPr>
-        <w:t>max_new_tokens</w:t>
-      </w:r>
-      <w:proofErr w:type="spellEnd"/>
-      <w:r>
-        <w:rPr>
-          <w:color w:val="333333"/>
-          <w:sz w:val="32"/>
-          <w:szCs w:val="32"/>
-        </w:rPr>
-        <w:t>=15)</w:t>
+        <w:t>•  TrOCR.py        &gt;&gt;  model.generate(pixel_values, max_new_tokens=15)</w:t>
       </w:r>
     </w:p>
     <w:p>
@@ -3498,7 +1182,6 @@
           <w:szCs w:val="32"/>
         </w:rPr>
       </w:pPr>
-      <w:proofErr w:type="spellStart"/>
       <w:r>
         <w:rPr>
           <w:b/>
@@ -3509,99 +1192,35 @@
           <w:sz w:val="32"/>
           <w:szCs w:val="32"/>
         </w:rPr>
-        <w:t>สถาปัตยกรรม</w:t>
-      </w:r>
-      <w:proofErr w:type="spellEnd"/>
+        <w:t>สถาปัตยกรรม OCR Engine ทั้ง 3 วิธีเปรียบเทียบกัน</w:t>
+      </w:r>
+    </w:p>
+    <w:p>
+      <w:pPr>
+        <w:spacing w:after="80"/>
+        <w:rPr>
+          <w:sz w:val="32"/>
+          <w:szCs w:val="32"/>
+        </w:rPr>
+      </w:pPr>
+    </w:p>
+    <w:p>
+      <w:pPr>
+        <w:spacing w:before="220" w:after="80"/>
+        <w:rPr>
+          <w:sz w:val="32"/>
+          <w:szCs w:val="32"/>
+        </w:rPr>
+      </w:pPr>
       <w:r>
         <w:rPr>
           <w:b/>
           <w:bCs/>
-          <w:i/>
-          <w:iCs/>
-          <w:color w:val="555566"/>
-          <w:sz w:val="32"/>
-          <w:szCs w:val="32"/>
-        </w:rPr>
-        <w:t xml:space="preserve"> OCR Engine </w:t>
-      </w:r>
-      <w:proofErr w:type="spellStart"/>
-      <w:r>
-        <w:rPr>
-          <w:b/>
-          <w:bCs/>
-          <w:i/>
-          <w:iCs/>
-          <w:color w:val="555566"/>
-          <w:sz w:val="32"/>
-          <w:szCs w:val="32"/>
-        </w:rPr>
-        <w:t>ทั้ง</w:t>
-      </w:r>
-      <w:proofErr w:type="spellEnd"/>
-      <w:r>
-        <w:rPr>
-          <w:b/>
-          <w:bCs/>
-          <w:i/>
-          <w:iCs/>
-          <w:color w:val="555566"/>
-          <w:sz w:val="32"/>
-          <w:szCs w:val="32"/>
-        </w:rPr>
-        <w:t xml:space="preserve"> 3 </w:t>
-      </w:r>
-      <w:proofErr w:type="spellStart"/>
-      <w:r>
-        <w:rPr>
-          <w:b/>
-          <w:bCs/>
-          <w:i/>
-          <w:iCs/>
-          <w:color w:val="555566"/>
-          <w:sz w:val="32"/>
-          <w:szCs w:val="32"/>
-        </w:rPr>
-        <w:t>วิธีเปรียบเทียบกัน</w:t>
-      </w:r>
-      <w:proofErr w:type="spellEnd"/>
-    </w:p>
-    <w:p>
-      <w:pPr>
-        <w:spacing w:after="80"/>
-        <w:rPr>
-          <w:sz w:val="32"/>
-          <w:szCs w:val="32"/>
-        </w:rPr>
-      </w:pPr>
-    </w:p>
-    <w:p>
-      <w:pPr>
-        <w:spacing w:before="220" w:after="80"/>
-        <w:rPr>
-          <w:sz w:val="32"/>
-          <w:szCs w:val="32"/>
-        </w:rPr>
-      </w:pPr>
-      <w:proofErr w:type="spellStart"/>
-      <w:r>
-        <w:rPr>
-          <w:b/>
-          <w:bCs/>
-          <w:sz w:val="32"/>
-          <w:szCs w:val="32"/>
-        </w:rPr>
-        <w:t>วิธีทดสอบโปรแกร</w:t>
-      </w:r>
-      <w:r>
-        <w:rPr>
-          <w:b/>
-          <w:bCs/>
-          <w:sz w:val="32"/>
-          <w:szCs w:val="32"/>
-        </w:rPr>
-        <w:t>ม</w:t>
-      </w:r>
-      <w:proofErr w:type="spellEnd"/>
+          <w:sz w:val="32"/>
+          <w:szCs w:val="32"/>
+        </w:rPr>
+        <w:t>วิธีทดสอบโปรแกรม</w:t>
+      </w:r>
     </w:p>
     <w:p>
       <w:pPr>
@@ -3617,23 +1236,7 @@
           <w:sz w:val="32"/>
           <w:szCs w:val="32"/>
         </w:rPr>
-        <w:t xml:space="preserve">1. </w:t>
-      </w:r>
-      <w:proofErr w:type="spellStart"/>
-      <w:r>
-        <w:rPr>
-          <w:sz w:val="32"/>
-          <w:szCs w:val="32"/>
-        </w:rPr>
-        <w:t>ติดตั้ง</w:t>
-      </w:r>
-      <w:proofErr w:type="spellEnd"/>
-      <w:r>
-        <w:rPr>
-          <w:sz w:val="32"/>
-          <w:szCs w:val="32"/>
-        </w:rPr>
-        <w:t xml:space="preserve"> Dependencies</w:t>
+        <w:t>1. ติดตั้ง Dependencies</w:t>
       </w:r>
     </w:p>
     <w:p>
@@ -3650,49 +1253,8 @@
           <w:sz w:val="32"/>
           <w:szCs w:val="32"/>
         </w:rPr>
-        <w:t xml:space="preserve">–  Corr2:      pip install flask </w:t>
-      </w:r>
-      <w:proofErr w:type="spellStart"/>
-      <w:r>
-        <w:rPr>
-          <w:sz w:val="32"/>
-          <w:szCs w:val="32"/>
-        </w:rPr>
-        <w:t>opencv</w:t>
-      </w:r>
-      <w:proofErr w:type="spellEnd"/>
-      <w:r>
-        <w:rPr>
-          <w:sz w:val="32"/>
-          <w:szCs w:val="32"/>
-        </w:rPr>
-        <w:t xml:space="preserve">-python-headless pillow </w:t>
-      </w:r>
-      <w:proofErr w:type="spellStart"/>
-      <w:r>
-        <w:rPr>
-          <w:sz w:val="32"/>
-          <w:szCs w:val="32"/>
-        </w:rPr>
-        <w:t>numpy</w:t>
-      </w:r>
-      <w:proofErr w:type="spellEnd"/>
-      <w:r>
-        <w:rPr>
-          <w:sz w:val="32"/>
-          <w:szCs w:val="32"/>
-        </w:rPr>
-        <w:t xml:space="preserve"> </w:t>
-      </w:r>
-      <w:proofErr w:type="spellStart"/>
-      <w:r>
-        <w:rPr>
-          <w:sz w:val="32"/>
-          <w:szCs w:val="32"/>
-        </w:rPr>
-        <w:t>werkzeug</w:t>
-      </w:r>
-      <w:proofErr w:type="spellEnd"/>
+        <w:t>–  Corr2:      pip install flask opencv-python-headless pillow numpy werkzeug</w:t>
+      </w:r>
     </w:p>
     <w:p>
       <w:pPr>
@@ -3709,49 +1271,8 @@
           <w:szCs w:val="32"/>
         </w:rPr>
         <w:lastRenderedPageBreak/>
-        <w:t xml:space="preserve">–  Tesseract:  </w:t>
-      </w:r>
-      <w:proofErr w:type="spellStart"/>
-      <w:r>
-        <w:rPr>
-          <w:sz w:val="32"/>
-          <w:szCs w:val="32"/>
-        </w:rPr>
-        <w:t>ติดตั้ง</w:t>
-      </w:r>
-      <w:proofErr w:type="spellEnd"/>
-      <w:r>
-        <w:rPr>
-          <w:sz w:val="32"/>
-          <w:szCs w:val="32"/>
-        </w:rPr>
-        <w:t xml:space="preserve"> Tesseract-OCR </w:t>
-      </w:r>
-      <w:proofErr w:type="gramStart"/>
-      <w:r>
-        <w:rPr>
-          <w:sz w:val="32"/>
-          <w:szCs w:val="32"/>
-        </w:rPr>
-        <w:t>Engine  +</w:t>
-      </w:r>
-      <w:proofErr w:type="gramEnd"/>
-      <w:r>
-        <w:rPr>
-          <w:sz w:val="32"/>
-          <w:szCs w:val="32"/>
-        </w:rPr>
-        <w:t xml:space="preserve">  pip install </w:t>
-      </w:r>
-      <w:proofErr w:type="spellStart"/>
-      <w:r>
-        <w:rPr>
-          <w:sz w:val="32"/>
-          <w:szCs w:val="32"/>
-        </w:rPr>
-        <w:t>pytesseract</w:t>
-      </w:r>
-      <w:proofErr w:type="spellEnd"/>
+        <w:t>–  Tesseract:  ติดตั้ง Tesseract-OCR Engine  +  pip install pytesseract</w:t>
+      </w:r>
     </w:p>
     <w:p>
       <w:pPr>
@@ -3767,23 +1288,7 @@
           <w:sz w:val="32"/>
           <w:szCs w:val="32"/>
         </w:rPr>
-        <w:t xml:space="preserve">–  </w:t>
-      </w:r>
-      <w:proofErr w:type="spellStart"/>
-      <w:r>
-        <w:rPr>
-          <w:sz w:val="32"/>
-          <w:szCs w:val="32"/>
-        </w:rPr>
-        <w:t>TrOCR</w:t>
-      </w:r>
-      <w:proofErr w:type="spellEnd"/>
-      <w:r>
-        <w:rPr>
-          <w:sz w:val="32"/>
-          <w:szCs w:val="32"/>
-        </w:rPr>
-        <w:t>:      pip install torch transformers</w:t>
+        <w:t>–  TrOCR:      pip install torch transformers</w:t>
       </w:r>
     </w:p>
     <w:p>
@@ -3809,17 +1314,8 @@
           <w:sz w:val="32"/>
           <w:szCs w:val="32"/>
         </w:rPr>
-        <w:t xml:space="preserve">2. </w:t>
-      </w:r>
-      <w:proofErr w:type="spellStart"/>
-      <w:r>
-        <w:rPr>
-          <w:sz w:val="32"/>
-          <w:szCs w:val="32"/>
-        </w:rPr>
-        <w:t>ไฟล์ในโปรเจค</w:t>
-      </w:r>
-      <w:proofErr w:type="spellEnd"/>
+        <w:t>2. ไฟล์ในโปรเจค</w:t>
+      </w:r>
     </w:p>
     <w:p>
       <w:pPr>
@@ -3854,25 +1350,7 @@
           <w:sz w:val="32"/>
           <w:szCs w:val="32"/>
         </w:rPr>
-        <w:t>•  templates</w:t>
-      </w:r>
-      <w:proofErr w:type="gramStart"/>
-      <w:r>
-        <w:rPr>
-          <w:color w:val="333333"/>
-          <w:sz w:val="32"/>
-          <w:szCs w:val="32"/>
-        </w:rPr>
-        <w:t>/  —</w:t>
-      </w:r>
-      <w:proofErr w:type="gramEnd"/>
-      <w:r>
-        <w:rPr>
-          <w:color w:val="333333"/>
-          <w:sz w:val="32"/>
-          <w:szCs w:val="32"/>
-        </w:rPr>
-        <w:t xml:space="preserve">  index.html, result.html, base.html</w:t>
+        <w:t>•  templates/  —  index.html, result.html, base.html</w:t>
       </w:r>
     </w:p>
     <w:p>
@@ -3898,17 +1376,8 @@
           <w:sz w:val="32"/>
           <w:szCs w:val="32"/>
         </w:rPr>
-        <w:t xml:space="preserve">3. </w:t>
-      </w:r>
-      <w:proofErr w:type="spellStart"/>
-      <w:r>
-        <w:rPr>
-          <w:sz w:val="32"/>
-          <w:szCs w:val="32"/>
-        </w:rPr>
-        <w:t>ภาพตัวอย่างสำหรับทดสอบ</w:t>
-      </w:r>
-      <w:proofErr w:type="spellEnd"/>
+        <w:t>3. ภาพตัวอย่างสำหรับทดสอบ</w:t>
+      </w:r>
     </w:p>
     <w:tbl>
       <w:tblPr>
@@ -4308,55 +1777,7 @@
           <w:sz w:val="32"/>
           <w:szCs w:val="32"/>
         </w:rPr>
-        <w:t xml:space="preserve">4. </w:t>
-      </w:r>
-      <w:proofErr w:type="spellStart"/>
-      <w:r>
-        <w:rPr>
-          <w:sz w:val="32"/>
-          <w:szCs w:val="32"/>
-        </w:rPr>
-        <w:t>เลือก</w:t>
-      </w:r>
-      <w:proofErr w:type="spellEnd"/>
-      <w:r>
-        <w:rPr>
-          <w:sz w:val="32"/>
-          <w:szCs w:val="32"/>
-        </w:rPr>
-        <w:t xml:space="preserve"> OCR method (</w:t>
-      </w:r>
-      <w:proofErr w:type="spellStart"/>
-      <w:r>
-        <w:rPr>
-          <w:sz w:val="32"/>
-          <w:szCs w:val="32"/>
-        </w:rPr>
-        <w:t>แก้</w:t>
-      </w:r>
-      <w:proofErr w:type="spellEnd"/>
-      <w:r>
-        <w:rPr>
-          <w:sz w:val="32"/>
-          <w:szCs w:val="32"/>
-        </w:rPr>
-        <w:t xml:space="preserve"> import </w:t>
-      </w:r>
-      <w:proofErr w:type="spellStart"/>
-      <w:r>
-        <w:rPr>
-          <w:sz w:val="32"/>
-          <w:szCs w:val="32"/>
-        </w:rPr>
-        <w:t>ใน</w:t>
-      </w:r>
-      <w:proofErr w:type="spellEnd"/>
-      <w:r>
-        <w:rPr>
-          <w:sz w:val="32"/>
-          <w:szCs w:val="32"/>
-        </w:rPr>
-        <w:t xml:space="preserve"> app.py)</w:t>
+        <w:t>4. เลือก OCR method (แก้ import ใน app.py)</w:t>
       </w:r>
     </w:p>
     <w:p>
@@ -4380,76 +1801,7 @@
           <w:sz w:val="32"/>
           <w:szCs w:val="32"/>
         </w:rPr>
-        <w:t>from co</w:t>
-      </w:r>
-      <w:r>
-        <w:rPr>
-          <w:rFonts w:eastAsia="Courier New"/>
-          <w:color w:val="1A1A1A"/>
-          <w:sz w:val="32"/>
-          <w:szCs w:val="32"/>
-        </w:rPr>
-        <w:t xml:space="preserve">rr2 import </w:t>
-      </w:r>
-      <w:proofErr w:type="spellStart"/>
-      <w:r>
-        <w:rPr>
-          <w:rFonts w:eastAsia="Courier New"/>
-          <w:color w:val="1A1A1A"/>
-          <w:sz w:val="32"/>
-          <w:szCs w:val="32"/>
-        </w:rPr>
-        <w:t>extract_answers</w:t>
-      </w:r>
-      <w:proofErr w:type="spellEnd"/>
-      <w:r>
-        <w:rPr>
-          <w:rFonts w:eastAsia="Courier New"/>
-          <w:color w:val="1A1A1A"/>
-          <w:sz w:val="32"/>
-          <w:szCs w:val="32"/>
-        </w:rPr>
-        <w:t xml:space="preserve">, </w:t>
-      </w:r>
-      <w:proofErr w:type="spellStart"/>
-      <w:r>
-        <w:rPr>
-          <w:rFonts w:eastAsia="Courier New"/>
-          <w:color w:val="1A1A1A"/>
-          <w:sz w:val="32"/>
-          <w:szCs w:val="32"/>
-        </w:rPr>
-        <w:t>extract_answers_debug</w:t>
-      </w:r>
-      <w:proofErr w:type="spellEnd"/>
-      <w:r>
-        <w:rPr>
-          <w:rFonts w:eastAsia="Courier New"/>
-          <w:color w:val="1A1A1A"/>
-          <w:sz w:val="32"/>
-          <w:szCs w:val="32"/>
-        </w:rPr>
-        <w:t xml:space="preserve">         # </w:t>
-      </w:r>
-      <w:proofErr w:type="spellStart"/>
-      <w:r>
-        <w:rPr>
-          <w:rFonts w:eastAsia="Courier New"/>
-          <w:color w:val="1A1A1A"/>
-          <w:sz w:val="32"/>
-          <w:szCs w:val="32"/>
-        </w:rPr>
-        <w:t>วิธี</w:t>
-      </w:r>
-      <w:proofErr w:type="spellEnd"/>
-      <w:r>
-        <w:rPr>
-          <w:rFonts w:eastAsia="Courier New"/>
-          <w:color w:val="1A1A1A"/>
-          <w:sz w:val="32"/>
-          <w:szCs w:val="32"/>
-        </w:rPr>
-        <w:t xml:space="preserve"> 1</w:t>
+        <w:t>from corr2 import extract_answers, extract_answers_debug         # วิธี 1</w:t>
       </w:r>
     </w:p>
     <w:p>
@@ -4474,107 +1826,7 @@
           <w:szCs w:val="32"/>
         </w:rPr>
         <w:lastRenderedPageBreak/>
-        <w:t xml:space="preserve">from </w:t>
-      </w:r>
-      <w:proofErr w:type="spellStart"/>
-      <w:r>
-        <w:rPr>
-          <w:rFonts w:eastAsia="Courier New"/>
-          <w:color w:val="1A1A1A"/>
-          <w:sz w:val="32"/>
-          <w:szCs w:val="32"/>
-        </w:rPr>
-        <w:t>TesseractOCR</w:t>
-      </w:r>
-      <w:proofErr w:type="spellEnd"/>
-      <w:r>
-        <w:rPr>
-          <w:rFonts w:eastAsia="Courier New"/>
-          <w:color w:val="1A1A1A"/>
-          <w:sz w:val="32"/>
-          <w:szCs w:val="32"/>
-        </w:rPr>
-        <w:t xml:space="preserve"> import </w:t>
-      </w:r>
-      <w:proofErr w:type="spellStart"/>
-      <w:r>
-        <w:rPr>
-          <w:rFonts w:eastAsia="Courier New"/>
-          <w:color w:val="1A1A1A"/>
-          <w:sz w:val="32"/>
-          <w:szCs w:val="32"/>
-        </w:rPr>
-        <w:t>extract_answers</w:t>
-      </w:r>
-      <w:proofErr w:type="spellEnd"/>
-      <w:r>
-        <w:rPr>
-          <w:rFonts w:eastAsia="Courier New"/>
-          <w:color w:val="1A1A1A"/>
-          <w:sz w:val="32"/>
-          <w:szCs w:val="32"/>
-        </w:rPr>
-        <w:t xml:space="preserve">, </w:t>
-      </w:r>
-      <w:proofErr w:type="spellStart"/>
-      <w:r>
-        <w:rPr>
-          <w:rFonts w:eastAsia="Courier New"/>
-          <w:color w:val="1A1A1A"/>
-          <w:sz w:val="32"/>
-          <w:szCs w:val="32"/>
-        </w:rPr>
-        <w:t>extract_answers_</w:t>
-      </w:r>
-      <w:proofErr w:type="gramStart"/>
-      <w:r>
-        <w:rPr>
-          <w:rFonts w:eastAsia="Courier New"/>
-          <w:color w:val="1A1A1A"/>
-          <w:sz w:val="32"/>
-          <w:szCs w:val="32"/>
-        </w:rPr>
-        <w:t>debug</w:t>
-      </w:r>
-      <w:proofErr w:type="spellEnd"/>
-      <w:r>
-        <w:rPr>
-          <w:rFonts w:eastAsia="Courier New"/>
-          <w:color w:val="1A1A1A"/>
-          <w:sz w:val="32"/>
-          <w:szCs w:val="32"/>
-        </w:rPr>
-        <w:t xml:space="preserve">  #</w:t>
-      </w:r>
-      <w:proofErr w:type="gramEnd"/>
-      <w:r>
-        <w:rPr>
-          <w:rFonts w:eastAsia="Courier New"/>
-          <w:color w:val="1A1A1A"/>
-          <w:sz w:val="32"/>
-          <w:szCs w:val="32"/>
-        </w:rPr>
-        <w:t xml:space="preserve"> </w:t>
-      </w:r>
-      <w:proofErr w:type="spellStart"/>
-      <w:r>
-        <w:rPr>
-          <w:rFonts w:eastAsia="Courier New"/>
-          <w:color w:val="1A1A1A"/>
-          <w:sz w:val="32"/>
-          <w:szCs w:val="32"/>
-        </w:rPr>
-        <w:t>วิธี</w:t>
-      </w:r>
-      <w:proofErr w:type="spellEnd"/>
-      <w:r>
-        <w:rPr>
-          <w:rFonts w:eastAsia="Courier New"/>
-          <w:color w:val="1A1A1A"/>
-          <w:sz w:val="32"/>
-          <w:szCs w:val="32"/>
-        </w:rPr>
-        <w:t xml:space="preserve"> 2</w:t>
+        <w:t>from TesseractOCR import extract_answers, extract_answers_debug  # วิธี 2</w:t>
       </w:r>
     </w:p>
     <w:p>
@@ -4598,87 +1850,7 @@
           <w:sz w:val="32"/>
           <w:szCs w:val="32"/>
         </w:rPr>
-        <w:t xml:space="preserve">from </w:t>
-      </w:r>
-      <w:proofErr w:type="spellStart"/>
-      <w:r>
-        <w:rPr>
-          <w:rFonts w:eastAsia="Courier New"/>
-          <w:color w:val="1A1A1A"/>
-          <w:sz w:val="32"/>
-          <w:szCs w:val="32"/>
-        </w:rPr>
-        <w:t>TrOCR</w:t>
-      </w:r>
-      <w:proofErr w:type="spellEnd"/>
-      <w:r>
-        <w:rPr>
-          <w:rFonts w:eastAsia="Courier New"/>
-          <w:color w:val="1A1A1A"/>
-          <w:sz w:val="32"/>
-          <w:szCs w:val="32"/>
-        </w:rPr>
-        <w:t xml:space="preserve"> import </w:t>
-      </w:r>
-      <w:proofErr w:type="spellStart"/>
-      <w:r>
-        <w:rPr>
-          <w:rFonts w:eastAsia="Courier New"/>
-          <w:color w:val="1A1A1A"/>
-          <w:sz w:val="32"/>
-          <w:szCs w:val="32"/>
-        </w:rPr>
-        <w:t>extract_answers</w:t>
-      </w:r>
-      <w:proofErr w:type="spellEnd"/>
-      <w:r>
-        <w:rPr>
-          <w:rFonts w:eastAsia="Courier New"/>
-          <w:color w:val="1A1A1A"/>
-          <w:sz w:val="32"/>
-          <w:szCs w:val="32"/>
-        </w:rPr>
-        <w:t xml:space="preserve">, </w:t>
-      </w:r>
-      <w:proofErr w:type="spellStart"/>
-      <w:r>
-        <w:rPr>
-          <w:rFonts w:eastAsia="Courier New"/>
-          <w:color w:val="1A1A1A"/>
-          <w:sz w:val="32"/>
-          <w:szCs w:val="32"/>
-        </w:rPr>
-        <w:t>extract_answers_debug</w:t>
-      </w:r>
-      <w:proofErr w:type="spellEnd"/>
-      <w:r>
-        <w:rPr>
-          <w:rFonts w:eastAsia="Courier New"/>
-          <w:color w:val="1A1A1A"/>
-          <w:sz w:val="32"/>
-          <w:szCs w:val="32"/>
-        </w:rPr>
-        <w:t xml:space="preserve">         # </w:t>
-      </w:r>
-      <w:proofErr w:type="spellStart"/>
-      <w:r>
-        <w:rPr>
-          <w:rFonts w:eastAsia="Courier New"/>
-          <w:color w:val="1A1A1A"/>
-          <w:sz w:val="32"/>
-          <w:szCs w:val="32"/>
-        </w:rPr>
-        <w:t>วิธี</w:t>
-      </w:r>
-      <w:proofErr w:type="spellEnd"/>
-      <w:r>
-        <w:rPr>
-          <w:rFonts w:eastAsia="Courier New"/>
-          <w:color w:val="1A1A1A"/>
-          <w:sz w:val="32"/>
-          <w:szCs w:val="32"/>
-        </w:rPr>
-        <w:t xml:space="preserve"> 3</w:t>
+        <w:t>from TrOCR import extract_answers, extract_answers_debug         # วิธี 3</w:t>
       </w:r>
     </w:p>
     <w:p>
@@ -4704,23 +1876,7 @@
           <w:sz w:val="32"/>
           <w:szCs w:val="32"/>
         </w:rPr>
-        <w:t xml:space="preserve">5. </w:t>
-      </w:r>
-      <w:proofErr w:type="spellStart"/>
-      <w:r>
-        <w:rPr>
-          <w:sz w:val="32"/>
-          <w:szCs w:val="32"/>
-        </w:rPr>
-        <w:t>รัน</w:t>
-      </w:r>
-      <w:proofErr w:type="spellEnd"/>
-      <w:r>
-        <w:rPr>
-          <w:sz w:val="32"/>
-          <w:szCs w:val="32"/>
-        </w:rPr>
-        <w:t xml:space="preserve"> Web Application</w:t>
+        <w:t>5. รัน Web Application</w:t>
       </w:r>
     </w:p>
     <w:p>
@@ -4744,36 +1900,7 @@
           <w:sz w:val="32"/>
           <w:szCs w:val="32"/>
         </w:rPr>
-        <w:t>python app.py   #</w:t>
-      </w:r>
-      <w:r>
-        <w:rPr>
-          <w:rFonts w:eastAsia="Courier New"/>
-          <w:color w:val="1A1A1A"/>
-          <w:sz w:val="32"/>
-          <w:szCs w:val="32"/>
-        </w:rPr>
-        <w:t xml:space="preserve"> </w:t>
-      </w:r>
-      <w:proofErr w:type="spellStart"/>
-      <w:r>
-        <w:rPr>
-          <w:rFonts w:eastAsia="Courier New"/>
-          <w:color w:val="1A1A1A"/>
-          <w:sz w:val="32"/>
-          <w:szCs w:val="32"/>
-        </w:rPr>
-        <w:t>เปิดเบราว์เซอร์ที่</w:t>
-      </w:r>
-      <w:proofErr w:type="spellEnd"/>
-      <w:r>
-        <w:rPr>
-          <w:rFonts w:eastAsia="Courier New"/>
-          <w:color w:val="1A1A1A"/>
-          <w:sz w:val="32"/>
-          <w:szCs w:val="32"/>
-        </w:rPr>
-        <w:t xml:space="preserve">  </w:t>
+        <w:t xml:space="preserve">python app.py   # เปิดเบราว์เซอร์ที่  </w:t>
       </w:r>
       <w:hyperlink r:id="rId16" w:history="1">
         <w:r>
@@ -4797,7 +1924,6 @@
         <w:spacing w:after="20"/>
         <w:ind w:left="180"/>
         <w:rPr>
-          <w:rFonts w:hint="cs"/>
           <w:sz w:val="32"/>
           <w:szCs w:val="32"/>
         </w:rPr>
@@ -4846,51 +1972,7 @@
           <w:sz w:val="32"/>
           <w:szCs w:val="32"/>
         </w:rPr>
-        <w:t xml:space="preserve">/* Code: </w:t>
-      </w:r>
-      <w:proofErr w:type="gramStart"/>
-      <w:r>
-        <w:rPr>
-          <w:rFonts w:eastAsia="Courier New"/>
-          <w:b/>
-          <w:bCs/>
-          <w:sz w:val="32"/>
-          <w:szCs w:val="32"/>
-        </w:rPr>
-        <w:t>corr2.py  —</w:t>
-      </w:r>
-      <w:proofErr w:type="gramEnd"/>
-      <w:r>
-        <w:rPr>
-          <w:rFonts w:eastAsia="Courier New"/>
-          <w:b/>
-          <w:bCs/>
-          <w:sz w:val="32"/>
-          <w:szCs w:val="32"/>
-        </w:rPr>
-        <w:t xml:space="preserve"> OCR </w:t>
-      </w:r>
-      <w:proofErr w:type="spellStart"/>
-      <w:r>
-        <w:rPr>
-          <w:rFonts w:eastAsia="Courier New"/>
-          <w:b/>
-          <w:bCs/>
-          <w:sz w:val="32"/>
-          <w:szCs w:val="32"/>
-        </w:rPr>
-        <w:t>วิธีที่</w:t>
-      </w:r>
-      <w:proofErr w:type="spellEnd"/>
-      <w:r>
-        <w:rPr>
-          <w:rFonts w:eastAsia="Courier New"/>
-          <w:b/>
-          <w:bCs/>
-          <w:sz w:val="32"/>
-          <w:szCs w:val="32"/>
-        </w:rPr>
-        <w:t xml:space="preserve"> 1: Correlation 2D */</w:t>
+        <w:t>/* Code: corr2.py  — OCR วิธีที่ 1: Correlation 2D */</w:t>
       </w:r>
     </w:p>
     <w:p>
@@ -4976,87 +2058,7 @@
           <w:sz w:val="32"/>
           <w:szCs w:val="32"/>
         </w:rPr>
-        <w:t xml:space="preserve"># </w:t>
-      </w:r>
-      <w:proofErr w:type="spellStart"/>
-      <w:r>
-        <w:rPr>
-          <w:rFonts w:eastAsia="Courier New"/>
-          <w:color w:val="227722"/>
-          <w:sz w:val="32"/>
-          <w:szCs w:val="32"/>
-        </w:rPr>
-        <w:t>สร้าง</w:t>
-      </w:r>
-      <w:proofErr w:type="spellEnd"/>
-      <w:r>
-        <w:rPr>
-          <w:rFonts w:eastAsia="Courier New"/>
-          <w:color w:val="227722"/>
-          <w:sz w:val="32"/>
-          <w:szCs w:val="32"/>
-        </w:rPr>
-        <w:t xml:space="preserve"> Template </w:t>
-      </w:r>
-      <w:proofErr w:type="spellStart"/>
-      <w:r>
-        <w:rPr>
-          <w:rFonts w:eastAsia="Courier New"/>
-          <w:color w:val="227722"/>
-          <w:sz w:val="32"/>
-          <w:szCs w:val="32"/>
-        </w:rPr>
-        <w:t>จาก</w:t>
-      </w:r>
-      <w:proofErr w:type="spellEnd"/>
-      <w:r>
-        <w:rPr>
-          <w:rFonts w:eastAsia="Courier New"/>
-          <w:color w:val="227722"/>
-          <w:sz w:val="32"/>
-          <w:szCs w:val="32"/>
-        </w:rPr>
-        <w:t xml:space="preserve"> Font (</w:t>
-      </w:r>
-      <w:proofErr w:type="spellStart"/>
-      <w:r>
-        <w:rPr>
-          <w:rFonts w:eastAsia="Courier New"/>
-          <w:color w:val="227722"/>
-          <w:sz w:val="32"/>
-          <w:szCs w:val="32"/>
-        </w:rPr>
-        <w:t>แทน</w:t>
-      </w:r>
-      <w:proofErr w:type="spellEnd"/>
-      <w:r>
-        <w:rPr>
-          <w:rFonts w:eastAsia="Courier New"/>
-          <w:color w:val="227722"/>
-          <w:sz w:val="32"/>
-          <w:szCs w:val="32"/>
-        </w:rPr>
-        <w:t xml:space="preserve"> bmp </w:t>
-      </w:r>
-      <w:proofErr w:type="spellStart"/>
-      <w:r>
-        <w:rPr>
-          <w:rFonts w:eastAsia="Courier New"/>
-          <w:color w:val="227722"/>
-          <w:sz w:val="32"/>
-          <w:szCs w:val="32"/>
-        </w:rPr>
-        <w:t>ของอาจารย์</w:t>
-      </w:r>
-      <w:proofErr w:type="spellEnd"/>
-      <w:r>
-        <w:rPr>
-          <w:rFonts w:eastAsia="Courier New"/>
-          <w:color w:val="227722"/>
-          <w:sz w:val="32"/>
-          <w:szCs w:val="32"/>
-        </w:rPr>
-        <w:t>)</w:t>
+        <w:t># สร้าง Template จาก Font (แทน bmp ของอาจารย์)</w:t>
       </w:r>
     </w:p>
     <w:p>
@@ -5080,47 +2082,7 @@
           <w:sz w:val="32"/>
           <w:szCs w:val="32"/>
         </w:rPr>
-        <w:t xml:space="preserve">def </w:t>
-      </w:r>
-      <w:proofErr w:type="spellStart"/>
-      <w:r>
-        <w:rPr>
-          <w:rFonts w:eastAsia="Courier New"/>
-          <w:color w:val="1A1A1A"/>
-          <w:sz w:val="32"/>
-          <w:szCs w:val="32"/>
-        </w:rPr>
-        <w:t>create_</w:t>
-      </w:r>
-      <w:proofErr w:type="gramStart"/>
-      <w:r>
-        <w:rPr>
-          <w:rFonts w:eastAsia="Courier New"/>
-          <w:color w:val="1A1A1A"/>
-          <w:sz w:val="32"/>
-          <w:szCs w:val="32"/>
-        </w:rPr>
-        <w:t>templates</w:t>
-      </w:r>
-      <w:proofErr w:type="spellEnd"/>
-      <w:r>
-        <w:rPr>
-          <w:rFonts w:eastAsia="Courier New"/>
-          <w:color w:val="1A1A1A"/>
-          <w:sz w:val="32"/>
-          <w:szCs w:val="32"/>
-        </w:rPr>
-        <w:t>(</w:t>
-      </w:r>
-      <w:proofErr w:type="gramEnd"/>
-      <w:r>
-        <w:rPr>
-          <w:rFonts w:eastAsia="Courier New"/>
-          <w:color w:val="1A1A1A"/>
-          <w:sz w:val="32"/>
-          <w:szCs w:val="32"/>
-        </w:rPr>
-        <w:t>):</w:t>
+        <w:t>def create_templates():</w:t>
       </w:r>
     </w:p>
     <w:p>
@@ -5144,27 +2106,7 @@
           <w:sz w:val="32"/>
           <w:szCs w:val="32"/>
         </w:rPr>
-        <w:t xml:space="preserve">    for </w:t>
-      </w:r>
-      <w:proofErr w:type="spellStart"/>
-      <w:r>
-        <w:rPr>
-          <w:rFonts w:eastAsia="Courier New"/>
-          <w:color w:val="1A1A1A"/>
-          <w:sz w:val="32"/>
-          <w:szCs w:val="32"/>
-        </w:rPr>
-        <w:t>fp</w:t>
-      </w:r>
-      <w:proofErr w:type="spellEnd"/>
-      <w:r>
-        <w:rPr>
-          <w:rFonts w:eastAsia="Courier New"/>
-          <w:color w:val="1A1A1A"/>
-          <w:sz w:val="32"/>
-          <w:szCs w:val="32"/>
-        </w:rPr>
-        <w:t xml:space="preserve"> in _FONT_CANDIDATES:</w:t>
+        <w:t xml:space="preserve">    for fp in _FONT_CANDIDATES:</w:t>
       </w:r>
     </w:p>
     <w:p>
@@ -5188,47 +2130,7 @@
           <w:sz w:val="32"/>
           <w:szCs w:val="32"/>
         </w:rPr>
-        <w:t xml:space="preserve">        font = </w:t>
-      </w:r>
-      <w:proofErr w:type="spellStart"/>
-      <w:r>
-        <w:rPr>
-          <w:rFonts w:eastAsia="Courier New"/>
-          <w:color w:val="1A1A1A"/>
-          <w:sz w:val="32"/>
-          <w:szCs w:val="32"/>
-        </w:rPr>
-        <w:t>ImageFont.truetype</w:t>
-      </w:r>
-      <w:proofErr w:type="spellEnd"/>
-      <w:r>
-        <w:rPr>
-          <w:rFonts w:eastAsia="Courier New"/>
-          <w:color w:val="1A1A1A"/>
-          <w:sz w:val="32"/>
-          <w:szCs w:val="32"/>
-        </w:rPr>
-        <w:t>(</w:t>
-      </w:r>
-      <w:proofErr w:type="spellStart"/>
-      <w:r>
-        <w:rPr>
-          <w:rFonts w:eastAsia="Courier New"/>
-          <w:color w:val="1A1A1A"/>
-          <w:sz w:val="32"/>
-          <w:szCs w:val="32"/>
-        </w:rPr>
-        <w:t>fp</w:t>
-      </w:r>
-      <w:proofErr w:type="spellEnd"/>
-      <w:r>
-        <w:rPr>
-          <w:rFonts w:eastAsia="Courier New"/>
-          <w:color w:val="1A1A1A"/>
-          <w:sz w:val="32"/>
-          <w:szCs w:val="32"/>
-        </w:rPr>
-        <w:t>, size=80)</w:t>
+        <w:t xml:space="preserve">        font = ImageFont.truetype(fp, size=80)</w:t>
       </w:r>
     </w:p>
     <w:p>
@@ -5252,27 +2154,7 @@
           <w:sz w:val="32"/>
           <w:szCs w:val="32"/>
         </w:rPr>
-        <w:t xml:space="preserve">        </w:t>
-      </w:r>
-      <w:proofErr w:type="spellStart"/>
-      <w:r>
-        <w:rPr>
-          <w:rFonts w:eastAsia="Courier New"/>
-          <w:color w:val="1A1A1A"/>
-          <w:sz w:val="32"/>
-          <w:szCs w:val="32"/>
-        </w:rPr>
-        <w:t>for d</w:t>
-      </w:r>
-      <w:proofErr w:type="spellEnd"/>
-      <w:r>
-        <w:rPr>
-          <w:rFonts w:eastAsia="Courier New"/>
-          <w:color w:val="1A1A1A"/>
-          <w:sz w:val="32"/>
-          <w:szCs w:val="32"/>
-        </w:rPr>
-        <w:t xml:space="preserve"> in DIGITS:</w:t>
+        <w:t xml:space="preserve">        for d in DIGITS:</w:t>
       </w:r>
     </w:p>
     <w:p>
@@ -5296,67 +2178,7 @@
           <w:sz w:val="32"/>
           <w:szCs w:val="32"/>
         </w:rPr>
-        <w:t xml:space="preserve">            t = _</w:t>
-      </w:r>
-      <w:proofErr w:type="spellStart"/>
-      <w:r>
-        <w:rPr>
-          <w:rFonts w:eastAsia="Courier New"/>
-          <w:color w:val="1A1A1A"/>
-          <w:sz w:val="32"/>
-          <w:szCs w:val="32"/>
-        </w:rPr>
-        <w:t>make_</w:t>
-      </w:r>
-      <w:proofErr w:type="gramStart"/>
-      <w:r>
-        <w:rPr>
-          <w:rFonts w:eastAsia="Courier New"/>
-          <w:color w:val="1A1A1A"/>
-          <w:sz w:val="32"/>
-          <w:szCs w:val="32"/>
-        </w:rPr>
-        <w:t>template</w:t>
-      </w:r>
-      <w:proofErr w:type="spellEnd"/>
-      <w:r>
-        <w:rPr>
-          <w:rFonts w:eastAsia="Courier New"/>
-          <w:color w:val="1A1A1A"/>
-          <w:sz w:val="32"/>
-          <w:szCs w:val="32"/>
-        </w:rPr>
-        <w:t>(</w:t>
-      </w:r>
-      <w:proofErr w:type="gramEnd"/>
-      <w:r>
-        <w:rPr>
-          <w:rFonts w:eastAsia="Courier New"/>
-          <w:color w:val="1A1A1A"/>
-          <w:sz w:val="32"/>
-          <w:szCs w:val="32"/>
-        </w:rPr>
-        <w:t xml:space="preserve">d, font)  # </w:t>
-      </w:r>
-      <w:proofErr w:type="spellStart"/>
-      <w:r>
-        <w:rPr>
-          <w:rFonts w:eastAsia="Courier New"/>
-          <w:color w:val="1A1A1A"/>
-          <w:sz w:val="32"/>
-          <w:szCs w:val="32"/>
-        </w:rPr>
-        <w:t>วาด</w:t>
-      </w:r>
-      <w:proofErr w:type="spellEnd"/>
-      <w:r>
-        <w:rPr>
-          <w:rFonts w:eastAsia="Courier New"/>
-          <w:color w:val="1A1A1A"/>
-          <w:sz w:val="32"/>
-          <w:szCs w:val="32"/>
-        </w:rPr>
-        <w:t xml:space="preserve"> &gt;&gt; crop &gt;&gt; resize &gt;&gt; threshold</w:t>
+        <w:t xml:space="preserve">            t = _make_template(d, font)  # วาด &gt;&gt; crop &gt;&gt; resize &gt;&gt; threshold</w:t>
       </w:r>
     </w:p>
     <w:p>
@@ -5395,87 +2217,7 @@
           <w:sz w:val="32"/>
           <w:szCs w:val="32"/>
         </w:rPr>
-        <w:t xml:space="preserve"># </w:t>
-      </w:r>
-      <w:proofErr w:type="spellStart"/>
-      <w:r>
-        <w:rPr>
-          <w:rFonts w:eastAsia="Courier New"/>
-          <w:color w:val="227722"/>
-          <w:sz w:val="32"/>
-          <w:szCs w:val="32"/>
-        </w:rPr>
-        <w:t>จดจำตัวเลข</w:t>
-      </w:r>
-      <w:proofErr w:type="spellEnd"/>
-      <w:r>
-        <w:rPr>
-          <w:rFonts w:eastAsia="Courier New"/>
-          <w:color w:val="227722"/>
-          <w:sz w:val="32"/>
-          <w:szCs w:val="32"/>
-        </w:rPr>
-        <w:t xml:space="preserve"> 1 </w:t>
-      </w:r>
-      <w:proofErr w:type="spellStart"/>
-      <w:r>
-        <w:rPr>
-          <w:rFonts w:eastAsia="Courier New"/>
-          <w:color w:val="227722"/>
-          <w:sz w:val="32"/>
-          <w:szCs w:val="32"/>
-        </w:rPr>
-        <w:t>ตัว</w:t>
-      </w:r>
-      <w:proofErr w:type="spellEnd"/>
-      <w:r>
-        <w:rPr>
-          <w:rFonts w:eastAsia="Courier New"/>
-          <w:color w:val="227722"/>
-          <w:sz w:val="32"/>
-          <w:szCs w:val="32"/>
-        </w:rPr>
-        <w:t xml:space="preserve"> (</w:t>
-      </w:r>
-      <w:proofErr w:type="spellStart"/>
-      <w:r>
-        <w:rPr>
-          <w:rFonts w:eastAsia="Courier New"/>
-          <w:color w:val="227722"/>
-          <w:sz w:val="32"/>
-          <w:szCs w:val="32"/>
-        </w:rPr>
-        <w:t>เหมือน</w:t>
-      </w:r>
-      <w:proofErr w:type="spellEnd"/>
-      <w:r>
-        <w:rPr>
-          <w:rFonts w:eastAsia="Courier New"/>
-          <w:color w:val="227722"/>
-          <w:sz w:val="32"/>
-          <w:szCs w:val="32"/>
-        </w:rPr>
-        <w:t xml:space="preserve"> </w:t>
-      </w:r>
-      <w:proofErr w:type="spellStart"/>
-      <w:r>
-        <w:rPr>
-          <w:rFonts w:eastAsia="Courier New"/>
-          <w:color w:val="227722"/>
-          <w:sz w:val="32"/>
-          <w:szCs w:val="32"/>
-        </w:rPr>
-        <w:t>read_letter.m</w:t>
-      </w:r>
-      <w:proofErr w:type="spellEnd"/>
-      <w:r>
-        <w:rPr>
-          <w:rFonts w:eastAsia="Courier New"/>
-          <w:color w:val="227722"/>
-          <w:sz w:val="32"/>
-          <w:szCs w:val="32"/>
-        </w:rPr>
-        <w:t>)</w:t>
+        <w:t># จดจำตัวเลข 1 ตัว (เหมือน read_letter.m)</w:t>
       </w:r>
     </w:p>
     <w:p>
@@ -5499,38 +2241,7 @@
           <w:sz w:val="32"/>
           <w:szCs w:val="32"/>
         </w:rPr>
-        <w:t>def _</w:t>
-      </w:r>
-      <w:proofErr w:type="gramStart"/>
-      <w:r>
-        <w:rPr>
-          <w:rFonts w:eastAsia="Courier New"/>
-          <w:color w:val="1A1A1A"/>
-          <w:sz w:val="32"/>
-          <w:szCs w:val="32"/>
-        </w:rPr>
-        <w:t>recognize(</w:t>
-      </w:r>
-      <w:proofErr w:type="spellStart"/>
-      <w:proofErr w:type="gramEnd"/>
-      <w:r>
-        <w:rPr>
-          <w:rFonts w:eastAsia="Courier New"/>
-          <w:color w:val="1A1A1A"/>
-          <w:sz w:val="32"/>
-          <w:szCs w:val="32"/>
-        </w:rPr>
-        <w:t>char_img</w:t>
-      </w:r>
-      <w:proofErr w:type="spellEnd"/>
-      <w:r>
-        <w:rPr>
-          <w:rFonts w:eastAsia="Courier New"/>
-          <w:color w:val="1A1A1A"/>
-          <w:sz w:val="32"/>
-          <w:szCs w:val="32"/>
-        </w:rPr>
-        <w:t>, templates):</w:t>
+        <w:t>def _recognize(char_img, templates):</w:t>
       </w:r>
     </w:p>
     <w:p>
@@ -5554,67 +2265,7 @@
           <w:sz w:val="32"/>
           <w:szCs w:val="32"/>
         </w:rPr>
-        <w:t xml:space="preserve">    resized = cv2.resize(</w:t>
-      </w:r>
-      <w:proofErr w:type="spellStart"/>
-      <w:r>
-        <w:rPr>
-          <w:rFonts w:eastAsia="Courier New"/>
-          <w:color w:val="1A1A1A"/>
-          <w:sz w:val="32"/>
-          <w:szCs w:val="32"/>
-        </w:rPr>
-        <w:t>char_img</w:t>
-      </w:r>
-      <w:proofErr w:type="spellEnd"/>
-      <w:r>
-        <w:rPr>
-          <w:rFonts w:eastAsia="Courier New"/>
-          <w:color w:val="1A1A1A"/>
-          <w:sz w:val="32"/>
-          <w:szCs w:val="32"/>
-        </w:rPr>
-        <w:t>, (TMPL_W, TMPL_H</w:t>
-      </w:r>
-      <w:proofErr w:type="gramStart"/>
-      <w:r>
-        <w:rPr>
-          <w:rFonts w:eastAsia="Courier New"/>
-          <w:color w:val="1A1A1A"/>
-          <w:sz w:val="32"/>
-          <w:szCs w:val="32"/>
-        </w:rPr>
-        <w:t>))  #</w:t>
-      </w:r>
-      <w:proofErr w:type="gramEnd"/>
-      <w:r>
-        <w:rPr>
-          <w:rFonts w:eastAsia="Courier New"/>
-          <w:color w:val="1A1A1A"/>
-          <w:sz w:val="32"/>
-          <w:szCs w:val="32"/>
-        </w:rPr>
-        <w:t xml:space="preserve"> </w:t>
-      </w:r>
-      <w:proofErr w:type="spellStart"/>
-      <w:r>
-        <w:rPr>
-          <w:rFonts w:eastAsia="Courier New"/>
-          <w:color w:val="1A1A1A"/>
-          <w:sz w:val="32"/>
-          <w:szCs w:val="32"/>
-        </w:rPr>
-        <w:t>imresize</w:t>
-      </w:r>
-      <w:proofErr w:type="spellEnd"/>
-      <w:r>
-        <w:rPr>
-          <w:rFonts w:eastAsia="Courier New"/>
-          <w:color w:val="1A1A1A"/>
-          <w:sz w:val="32"/>
-          <w:szCs w:val="32"/>
-        </w:rPr>
-        <w:t>([42 24])</w:t>
+        <w:t xml:space="preserve">    resized = cv2.resize(char_img, (TMPL_W, TMPL_H))  # imresize([42 24])</w:t>
       </w:r>
     </w:p>
     <w:p>
@@ -5638,98 +2289,7 @@
           <w:sz w:val="32"/>
           <w:szCs w:val="32"/>
         </w:rPr>
-        <w:t xml:space="preserve">    </w:t>
-      </w:r>
-      <w:proofErr w:type="spellStart"/>
-      <w:r>
-        <w:rPr>
-          <w:rFonts w:eastAsia="Courier New"/>
-          <w:color w:val="1A1A1A"/>
-          <w:sz w:val="32"/>
-          <w:szCs w:val="32"/>
-        </w:rPr>
-        <w:t>digit_scores</w:t>
-      </w:r>
-      <w:proofErr w:type="spellEnd"/>
-      <w:r>
-        <w:rPr>
-          <w:rFonts w:eastAsia="Courier New"/>
-          <w:color w:val="1A1A1A"/>
-          <w:sz w:val="32"/>
-          <w:szCs w:val="32"/>
-        </w:rPr>
-        <w:t xml:space="preserve"> = {d: </w:t>
-      </w:r>
-      <w:proofErr w:type="gramStart"/>
-      <w:r>
-        <w:rPr>
-          <w:rFonts w:eastAsia="Courier New"/>
-          <w:color w:val="1A1A1A"/>
-          <w:sz w:val="32"/>
-          <w:szCs w:val="32"/>
-        </w:rPr>
-        <w:t>max(</w:t>
-      </w:r>
-      <w:proofErr w:type="spellStart"/>
-      <w:proofErr w:type="gramEnd"/>
-      <w:r>
-        <w:rPr>
-          <w:rFonts w:eastAsia="Courier New"/>
-          <w:color w:val="1A1A1A"/>
-          <w:sz w:val="32"/>
-          <w:szCs w:val="32"/>
-        </w:rPr>
-        <w:t>matchTemplate</w:t>
-      </w:r>
-      <w:proofErr w:type="spellEnd"/>
-      <w:r>
-        <w:rPr>
-          <w:rFonts w:eastAsia="Courier New"/>
-          <w:color w:val="1A1A1A"/>
-          <w:sz w:val="32"/>
-          <w:szCs w:val="32"/>
-        </w:rPr>
-        <w:t>(</w:t>
-      </w:r>
-      <w:proofErr w:type="spellStart"/>
-      <w:r>
-        <w:rPr>
-          <w:rFonts w:eastAsia="Courier New"/>
-          <w:color w:val="1A1A1A"/>
-          <w:sz w:val="32"/>
-          <w:szCs w:val="32"/>
-        </w:rPr>
-        <w:t>bw</w:t>
-      </w:r>
-      <w:proofErr w:type="spellEnd"/>
-      <w:r>
-        <w:rPr>
-          <w:rFonts w:eastAsia="Courier New"/>
-          <w:color w:val="1A1A1A"/>
-          <w:sz w:val="32"/>
-          <w:szCs w:val="32"/>
-        </w:rPr>
-        <w:t xml:space="preserve">, t) for t in </w:t>
-      </w:r>
-      <w:proofErr w:type="spellStart"/>
-      <w:r>
-        <w:rPr>
-          <w:rFonts w:eastAsia="Courier New"/>
-          <w:color w:val="1A1A1A"/>
-          <w:sz w:val="32"/>
-          <w:szCs w:val="32"/>
-        </w:rPr>
-        <w:t>tlist</w:t>
-      </w:r>
-      <w:proofErr w:type="spellEnd"/>
-      <w:r>
-        <w:rPr>
-          <w:rFonts w:eastAsia="Courier New"/>
-          <w:color w:val="1A1A1A"/>
-          <w:sz w:val="32"/>
-          <w:szCs w:val="32"/>
-        </w:rPr>
-        <w:t>)</w:t>
+        <w:t xml:space="preserve">    digit_scores = {d: max(matchTemplate(bw, t) for t in tlist)</w:t>
       </w:r>
     </w:p>
     <w:p>
@@ -5753,69 +2313,7 @@
           <w:sz w:val="32"/>
           <w:szCs w:val="32"/>
         </w:rPr>
-        <w:t xml:space="preserve">                    </w:t>
-      </w:r>
-      <w:proofErr w:type="spellStart"/>
-      <w:r>
-        <w:rPr>
-          <w:rFonts w:eastAsia="Courier New"/>
-          <w:color w:val="1A1A1A"/>
-          <w:sz w:val="32"/>
-          <w:szCs w:val="32"/>
-        </w:rPr>
-        <w:t>for d</w:t>
-      </w:r>
-      <w:proofErr w:type="spellEnd"/>
-      <w:r>
-        <w:rPr>
-          <w:rFonts w:eastAsia="Courier New"/>
-          <w:color w:val="1A1A1A"/>
-          <w:sz w:val="32"/>
-          <w:szCs w:val="32"/>
-        </w:rPr>
-        <w:t xml:space="preserve">, </w:t>
-      </w:r>
-      <w:proofErr w:type="spellStart"/>
-      <w:r>
-        <w:rPr>
-          <w:rFonts w:eastAsia="Courier New"/>
-          <w:color w:val="1A1A1A"/>
-          <w:sz w:val="32"/>
-          <w:szCs w:val="32"/>
-        </w:rPr>
-        <w:t>tlist</w:t>
-      </w:r>
-      <w:proofErr w:type="spellEnd"/>
-      <w:r>
-        <w:rPr>
-          <w:rFonts w:eastAsia="Courier New"/>
-          <w:color w:val="1A1A1A"/>
-          <w:sz w:val="32"/>
-          <w:szCs w:val="32"/>
-        </w:rPr>
-        <w:t xml:space="preserve"> in </w:t>
-      </w:r>
-      <w:proofErr w:type="spellStart"/>
-      <w:proofErr w:type="gramStart"/>
-      <w:r>
-        <w:rPr>
-          <w:rFonts w:eastAsia="Courier New"/>
-          <w:color w:val="1A1A1A"/>
-          <w:sz w:val="32"/>
-          <w:szCs w:val="32"/>
-        </w:rPr>
-        <w:t>templates.items</w:t>
-      </w:r>
-      <w:proofErr w:type="spellEnd"/>
-      <w:proofErr w:type="gramEnd"/>
-      <w:r>
-        <w:rPr>
-          <w:rFonts w:eastAsia="Courier New"/>
-          <w:color w:val="1A1A1A"/>
-          <w:sz w:val="32"/>
-          <w:szCs w:val="32"/>
-        </w:rPr>
-        <w:t>()}</w:t>
+        <w:t xml:space="preserve">                    for d, tlist in templates.items()}</w:t>
       </w:r>
     </w:p>
     <w:p>
@@ -5839,78 +2337,7 @@
           <w:sz w:val="32"/>
           <w:szCs w:val="32"/>
         </w:rPr>
-        <w:t xml:space="preserve">    </w:t>
-      </w:r>
-      <w:proofErr w:type="spellStart"/>
-      <w:r>
-        <w:rPr>
-          <w:rFonts w:eastAsia="Courier New"/>
-          <w:color w:val="1A1A1A"/>
-          <w:sz w:val="32"/>
-          <w:szCs w:val="32"/>
-        </w:rPr>
-        <w:t>best_label</w:t>
-      </w:r>
-      <w:proofErr w:type="spellEnd"/>
-      <w:r>
-        <w:rPr>
-          <w:rFonts w:eastAsia="Courier New"/>
-          <w:color w:val="1A1A1A"/>
-          <w:sz w:val="32"/>
-          <w:szCs w:val="32"/>
-        </w:rPr>
-        <w:t xml:space="preserve"> = </w:t>
-      </w:r>
-      <w:proofErr w:type="gramStart"/>
-      <w:r>
-        <w:rPr>
-          <w:rFonts w:eastAsia="Courier New"/>
-          <w:color w:val="1A1A1A"/>
-          <w:sz w:val="32"/>
-          <w:szCs w:val="32"/>
-        </w:rPr>
-        <w:t>max(</w:t>
-      </w:r>
-      <w:proofErr w:type="spellStart"/>
-      <w:proofErr w:type="gramEnd"/>
-      <w:r>
-        <w:rPr>
-          <w:rFonts w:eastAsia="Courier New"/>
-          <w:color w:val="1A1A1A"/>
-          <w:sz w:val="32"/>
-          <w:szCs w:val="32"/>
-        </w:rPr>
-        <w:t>digit_scores</w:t>
-      </w:r>
-      <w:proofErr w:type="spellEnd"/>
-      <w:r>
-        <w:rPr>
-          <w:rFonts w:eastAsia="Courier New"/>
-          <w:color w:val="1A1A1A"/>
-          <w:sz w:val="32"/>
-          <w:szCs w:val="32"/>
-        </w:rPr>
-        <w:t>, key=</w:t>
-      </w:r>
-      <w:proofErr w:type="spellStart"/>
-      <w:r>
-        <w:rPr>
-          <w:rFonts w:eastAsia="Courier New"/>
-          <w:color w:val="1A1A1A"/>
-          <w:sz w:val="32"/>
-          <w:szCs w:val="32"/>
-        </w:rPr>
-        <w:t>digit_scores.get</w:t>
-      </w:r>
-      <w:proofErr w:type="spellEnd"/>
-      <w:r>
-        <w:rPr>
-          <w:rFonts w:eastAsia="Courier New"/>
-          <w:color w:val="1A1A1A"/>
-          <w:sz w:val="32"/>
-          <w:szCs w:val="32"/>
-        </w:rPr>
-        <w:t>)</w:t>
+        <w:t xml:space="preserve">    best_label = max(digit_scores, key=digit_scores.get)</w:t>
       </w:r>
     </w:p>
     <w:p>
@@ -5934,67 +2361,7 @@
           <w:sz w:val="32"/>
           <w:szCs w:val="32"/>
         </w:rPr>
-        <w:t xml:space="preserve">    return </w:t>
-      </w:r>
-      <w:proofErr w:type="spellStart"/>
-      <w:r>
-        <w:rPr>
-          <w:rFonts w:eastAsia="Courier New"/>
-          <w:color w:val="1A1A1A"/>
-          <w:sz w:val="32"/>
-          <w:szCs w:val="32"/>
-        </w:rPr>
-        <w:t>best_label</w:t>
-      </w:r>
-      <w:proofErr w:type="spellEnd"/>
-      <w:r>
-        <w:rPr>
-          <w:rFonts w:eastAsia="Courier New"/>
-          <w:color w:val="1A1A1A"/>
-          <w:sz w:val="32"/>
-          <w:szCs w:val="32"/>
-        </w:rPr>
-        <w:t xml:space="preserve">, </w:t>
-      </w:r>
-      <w:proofErr w:type="spellStart"/>
-      <w:r>
-        <w:rPr>
-          <w:rFonts w:eastAsia="Courier New"/>
-          <w:color w:val="1A1A1A"/>
-          <w:sz w:val="32"/>
-          <w:szCs w:val="32"/>
-        </w:rPr>
-        <w:t>digit_scores</w:t>
-      </w:r>
-      <w:proofErr w:type="spellEnd"/>
-      <w:r>
-        <w:rPr>
-          <w:rFonts w:eastAsia="Courier New"/>
-          <w:color w:val="1A1A1A"/>
-          <w:sz w:val="32"/>
-          <w:szCs w:val="32"/>
-        </w:rPr>
-        <w:t>[</w:t>
-      </w:r>
-      <w:proofErr w:type="spellStart"/>
-      <w:r>
-        <w:rPr>
-          <w:rFonts w:eastAsia="Courier New"/>
-          <w:color w:val="1A1A1A"/>
-          <w:sz w:val="32"/>
-          <w:szCs w:val="32"/>
-        </w:rPr>
-        <w:t>best_label</w:t>
-      </w:r>
-      <w:proofErr w:type="spellEnd"/>
-      <w:r>
-        <w:rPr>
-          <w:rFonts w:eastAsia="Courier New"/>
-          <w:color w:val="1A1A1A"/>
-          <w:sz w:val="32"/>
-          <w:szCs w:val="32"/>
-        </w:rPr>
-        <w:t>]</w:t>
+        <w:t xml:space="preserve">    return best_label, digit_scores[best_label]</w:t>
       </w:r>
     </w:p>
     <w:p>
@@ -6072,51 +2439,7 @@
           <w:sz w:val="32"/>
           <w:szCs w:val="32"/>
         </w:rPr>
-        <w:t xml:space="preserve">/* Code: </w:t>
-      </w:r>
-      <w:proofErr w:type="gramStart"/>
-      <w:r>
-        <w:rPr>
-          <w:rFonts w:eastAsia="Courier New"/>
-          <w:b/>
-          <w:bCs/>
-          <w:sz w:val="32"/>
-          <w:szCs w:val="32"/>
-        </w:rPr>
-        <w:t>TesseractOCR.py  —</w:t>
-      </w:r>
-      <w:proofErr w:type="gramEnd"/>
-      <w:r>
-        <w:rPr>
-          <w:rFonts w:eastAsia="Courier New"/>
-          <w:b/>
-          <w:bCs/>
-          <w:sz w:val="32"/>
-          <w:szCs w:val="32"/>
-        </w:rPr>
-        <w:t xml:space="preserve"> OCR </w:t>
-      </w:r>
-      <w:proofErr w:type="spellStart"/>
-      <w:r>
-        <w:rPr>
-          <w:rFonts w:eastAsia="Courier New"/>
-          <w:b/>
-          <w:bCs/>
-          <w:sz w:val="32"/>
-          <w:szCs w:val="32"/>
-        </w:rPr>
-        <w:t>วิธีที่</w:t>
-      </w:r>
-      <w:proofErr w:type="spellEnd"/>
-      <w:r>
-        <w:rPr>
-          <w:rFonts w:eastAsia="Courier New"/>
-          <w:b/>
-          <w:bCs/>
-          <w:sz w:val="32"/>
-          <w:szCs w:val="32"/>
-        </w:rPr>
-        <w:t xml:space="preserve"> 2: Tesseract */</w:t>
+        <w:t>/* Code: TesseractOCR.py  — OCR วิธีที่ 2: Tesseract */</w:t>
       </w:r>
     </w:p>
     <w:p>
@@ -6163,19 +2486,8 @@
           <w:sz w:val="32"/>
           <w:szCs w:val="32"/>
         </w:rPr>
-        <w:t xml:space="preserve">import </w:t>
-      </w:r>
-      <w:proofErr w:type="spellStart"/>
-      <w:r>
-        <w:rPr>
-          <w:rFonts w:eastAsia="Courier New"/>
-          <w:color w:val="1A1A1A"/>
-          <w:sz w:val="32"/>
-          <w:szCs w:val="32"/>
-        </w:rPr>
-        <w:t>pytesseract</w:t>
-      </w:r>
-      <w:proofErr w:type="spellEnd"/>
+        <w:t>import pytesseract</w:t>
+      </w:r>
     </w:p>
     <w:p>
       <w:pPr>
@@ -6213,56 +2525,7 @@
           <w:sz w:val="32"/>
           <w:szCs w:val="32"/>
         </w:rPr>
-        <w:t xml:space="preserve">def </w:t>
-      </w:r>
-      <w:proofErr w:type="spellStart"/>
-      <w:r>
-        <w:rPr>
-          <w:rFonts w:eastAsia="Courier New"/>
-          <w:color w:val="1A1A1A"/>
-          <w:sz w:val="32"/>
-          <w:szCs w:val="32"/>
-        </w:rPr>
-        <w:t>extr</w:t>
-      </w:r>
-      <w:r>
-        <w:rPr>
-          <w:rFonts w:eastAsia="Courier New"/>
-          <w:color w:val="1A1A1A"/>
-          <w:sz w:val="32"/>
-          <w:szCs w:val="32"/>
-        </w:rPr>
-        <w:t>act_answers</w:t>
-      </w:r>
-      <w:proofErr w:type="spellEnd"/>
-      <w:r>
-        <w:rPr>
-          <w:rFonts w:eastAsia="Courier New"/>
-          <w:color w:val="1A1A1A"/>
-          <w:sz w:val="32"/>
-          <w:szCs w:val="32"/>
-        </w:rPr>
-        <w:t>(</w:t>
-      </w:r>
-      <w:proofErr w:type="spellStart"/>
-      <w:r>
-        <w:rPr>
-          <w:rFonts w:eastAsia="Courier New"/>
-          <w:color w:val="1A1A1A"/>
-          <w:sz w:val="32"/>
-          <w:szCs w:val="32"/>
-        </w:rPr>
-        <w:t>image_path</w:t>
-      </w:r>
-      <w:proofErr w:type="spellEnd"/>
-      <w:r>
-        <w:rPr>
-          <w:rFonts w:eastAsia="Courier New"/>
-          <w:color w:val="1A1A1A"/>
-          <w:sz w:val="32"/>
-          <w:szCs w:val="32"/>
-        </w:rPr>
-        <w:t>):</w:t>
+        <w:t>def extract_answers(image_path):</w:t>
       </w:r>
     </w:p>
     <w:p>
@@ -6286,47 +2549,7 @@
           <w:sz w:val="32"/>
           <w:szCs w:val="32"/>
         </w:rPr>
-        <w:t xml:space="preserve">    </w:t>
-      </w:r>
-      <w:proofErr w:type="spellStart"/>
-      <w:r>
-        <w:rPr>
-          <w:rFonts w:eastAsia="Courier New"/>
-          <w:color w:val="1A1A1A"/>
-          <w:sz w:val="32"/>
-          <w:szCs w:val="32"/>
-        </w:rPr>
-        <w:t>img</w:t>
-      </w:r>
-      <w:proofErr w:type="spellEnd"/>
-      <w:r>
-        <w:rPr>
-          <w:rFonts w:eastAsia="Courier New"/>
-          <w:color w:val="1A1A1A"/>
-          <w:sz w:val="32"/>
-          <w:szCs w:val="32"/>
-        </w:rPr>
-        <w:t xml:space="preserve">            = cv2.imread(</w:t>
-      </w:r>
-      <w:proofErr w:type="spellStart"/>
-      <w:r>
-        <w:rPr>
-          <w:rFonts w:eastAsia="Courier New"/>
-          <w:color w:val="1A1A1A"/>
-          <w:sz w:val="32"/>
-          <w:szCs w:val="32"/>
-        </w:rPr>
-        <w:t>image_path</w:t>
-      </w:r>
-      <w:proofErr w:type="spellEnd"/>
-      <w:r>
-        <w:rPr>
-          <w:rFonts w:eastAsia="Courier New"/>
-          <w:color w:val="1A1A1A"/>
-          <w:sz w:val="32"/>
-          <w:szCs w:val="32"/>
-        </w:rPr>
-        <w:t>)</w:t>
+        <w:t xml:space="preserve">    img            = cv2.imread(image_path)</w:t>
       </w:r>
     </w:p>
     <w:p>
@@ -6350,67 +2573,7 @@
           <w:sz w:val="32"/>
           <w:szCs w:val="32"/>
         </w:rPr>
-        <w:t xml:space="preserve">    </w:t>
-      </w:r>
-      <w:proofErr w:type="spellStart"/>
-      <w:r>
-        <w:rPr>
-          <w:rFonts w:eastAsia="Courier New"/>
-          <w:color w:val="1A1A1A"/>
-          <w:sz w:val="32"/>
-          <w:szCs w:val="32"/>
-        </w:rPr>
-        <w:t>bw_clean</w:t>
-      </w:r>
-      <w:proofErr w:type="spellEnd"/>
-      <w:r>
-        <w:rPr>
-          <w:rFonts w:eastAsia="Courier New"/>
-          <w:color w:val="1A1A1A"/>
-          <w:sz w:val="32"/>
-          <w:szCs w:val="32"/>
-        </w:rPr>
-        <w:t>, _    = _</w:t>
-      </w:r>
-      <w:proofErr w:type="spellStart"/>
-      <w:r>
-        <w:rPr>
-          <w:rFonts w:eastAsia="Courier New"/>
-          <w:color w:val="1A1A1A"/>
-          <w:sz w:val="32"/>
-          <w:szCs w:val="32"/>
-        </w:rPr>
-        <w:t>preprocess_full</w:t>
-      </w:r>
-      <w:proofErr w:type="spellEnd"/>
-      <w:r>
-        <w:rPr>
-          <w:rFonts w:eastAsia="Courier New"/>
-          <w:color w:val="1A1A1A"/>
-          <w:sz w:val="32"/>
-          <w:szCs w:val="32"/>
-        </w:rPr>
-        <w:t>(</w:t>
-      </w:r>
-      <w:proofErr w:type="spellStart"/>
-      <w:r>
-        <w:rPr>
-          <w:rFonts w:eastAsia="Courier New"/>
-          <w:color w:val="1A1A1A"/>
-          <w:sz w:val="32"/>
-          <w:szCs w:val="32"/>
-        </w:rPr>
-        <w:t>img</w:t>
-      </w:r>
-      <w:proofErr w:type="spellEnd"/>
-      <w:r>
-        <w:rPr>
-          <w:rFonts w:eastAsia="Courier New"/>
-          <w:color w:val="1A1A1A"/>
-          <w:sz w:val="32"/>
-          <w:szCs w:val="32"/>
-        </w:rPr>
-        <w:t>)</w:t>
+        <w:t xml:space="preserve">    bw_clean, _    = _preprocess_full(img)</w:t>
       </w:r>
     </w:p>
     <w:p>
@@ -6434,78 +2597,7 @@
           <w:sz w:val="32"/>
           <w:szCs w:val="32"/>
         </w:rPr>
-        <w:t xml:space="preserve">    boxes          = _</w:t>
-      </w:r>
-      <w:proofErr w:type="spellStart"/>
-      <w:r>
-        <w:rPr>
-          <w:rFonts w:eastAsia="Courier New"/>
-          <w:color w:val="1A1A1A"/>
-          <w:sz w:val="32"/>
-          <w:szCs w:val="32"/>
-        </w:rPr>
-        <w:t>find_</w:t>
-      </w:r>
-      <w:proofErr w:type="gramStart"/>
-      <w:r>
-        <w:rPr>
-          <w:rFonts w:eastAsia="Courier New"/>
-          <w:color w:val="1A1A1A"/>
-          <w:sz w:val="32"/>
-          <w:szCs w:val="32"/>
-        </w:rPr>
-        <w:t>boxes</w:t>
-      </w:r>
-      <w:proofErr w:type="spellEnd"/>
-      <w:r>
-        <w:rPr>
-          <w:rFonts w:eastAsia="Courier New"/>
-          <w:color w:val="1A1A1A"/>
-          <w:sz w:val="32"/>
-          <w:szCs w:val="32"/>
-        </w:rPr>
-        <w:t>(</w:t>
-      </w:r>
-      <w:proofErr w:type="spellStart"/>
-      <w:proofErr w:type="gramEnd"/>
-      <w:r>
-        <w:rPr>
-          <w:rFonts w:eastAsia="Courier New"/>
-          <w:color w:val="1A1A1A"/>
-          <w:sz w:val="32"/>
-          <w:szCs w:val="32"/>
-        </w:rPr>
-        <w:t>bw_clean</w:t>
-      </w:r>
-      <w:proofErr w:type="spellEnd"/>
-      <w:r>
-        <w:rPr>
-          <w:rFonts w:eastAsia="Courier New"/>
-          <w:color w:val="1A1A1A"/>
-          <w:sz w:val="32"/>
-          <w:szCs w:val="32"/>
-        </w:rPr>
-        <w:t xml:space="preserve">, </w:t>
-      </w:r>
-      <w:proofErr w:type="spellStart"/>
-      <w:r>
-        <w:rPr>
-          <w:rFonts w:eastAsia="Courier New"/>
-          <w:color w:val="1A1A1A"/>
-          <w:sz w:val="32"/>
-          <w:szCs w:val="32"/>
-        </w:rPr>
-        <w:t>img.shape</w:t>
-      </w:r>
-      <w:proofErr w:type="spellEnd"/>
-      <w:r>
-        <w:rPr>
-          <w:rFonts w:eastAsia="Courier New"/>
-          <w:color w:val="1A1A1A"/>
-          <w:sz w:val="32"/>
-          <w:szCs w:val="32"/>
-        </w:rPr>
-        <w:t>)</w:t>
+        <w:t xml:space="preserve">    boxes          = _find_boxes(bw_clean, img.shape)</w:t>
       </w:r>
     </w:p>
     <w:p>
@@ -6529,87 +2621,7 @@
           <w:sz w:val="32"/>
           <w:szCs w:val="32"/>
         </w:rPr>
-        <w:t xml:space="preserve">    </w:t>
-      </w:r>
-      <w:proofErr w:type="spellStart"/>
-      <w:r>
-        <w:rPr>
-          <w:rFonts w:eastAsia="Courier New"/>
-          <w:color w:val="1A1A1A"/>
-          <w:sz w:val="32"/>
-          <w:szCs w:val="32"/>
-        </w:rPr>
-        <w:t>custom_</w:t>
-      </w:r>
-      <w:proofErr w:type="gramStart"/>
-      <w:r>
-        <w:rPr>
-          <w:rFonts w:eastAsia="Courier New"/>
-          <w:color w:val="1A1A1A"/>
-          <w:sz w:val="32"/>
-          <w:szCs w:val="32"/>
-        </w:rPr>
-        <w:t>config</w:t>
-      </w:r>
-      <w:proofErr w:type="spellEnd"/>
-      <w:r>
-        <w:rPr>
-          <w:rFonts w:eastAsia="Courier New"/>
-          <w:color w:val="1A1A1A"/>
-          <w:sz w:val="32"/>
-          <w:szCs w:val="32"/>
-        </w:rPr>
-        <w:t xml:space="preserve">  =</w:t>
-      </w:r>
-      <w:proofErr w:type="gramEnd"/>
-      <w:r>
-        <w:rPr>
-          <w:rFonts w:eastAsia="Courier New"/>
-          <w:color w:val="1A1A1A"/>
-          <w:sz w:val="32"/>
-          <w:szCs w:val="32"/>
-        </w:rPr>
-        <w:t xml:space="preserve"> r'--</w:t>
-      </w:r>
-      <w:proofErr w:type="spellStart"/>
-      <w:r>
-        <w:rPr>
-          <w:rFonts w:eastAsia="Courier New"/>
-          <w:color w:val="1A1A1A"/>
-          <w:sz w:val="32"/>
-          <w:szCs w:val="32"/>
-        </w:rPr>
-        <w:t>oem</w:t>
-      </w:r>
-      <w:proofErr w:type="spellEnd"/>
-      <w:r>
-        <w:rPr>
-          <w:rFonts w:eastAsia="Courier New"/>
-          <w:color w:val="1A1A1A"/>
-          <w:sz w:val="32"/>
-          <w:szCs w:val="32"/>
-        </w:rPr>
-        <w:t xml:space="preserve"> 3 --</w:t>
-      </w:r>
-      <w:proofErr w:type="spellStart"/>
-      <w:r>
-        <w:rPr>
-          <w:rFonts w:eastAsia="Courier New"/>
-          <w:color w:val="1A1A1A"/>
-          <w:sz w:val="32"/>
-          <w:szCs w:val="32"/>
-        </w:rPr>
-        <w:t>psm</w:t>
-      </w:r>
-      <w:proofErr w:type="spellEnd"/>
-      <w:r>
-        <w:rPr>
-          <w:rFonts w:eastAsia="Courier New"/>
-          <w:color w:val="1A1A1A"/>
-          <w:sz w:val="32"/>
-          <w:szCs w:val="32"/>
-        </w:rPr>
-        <w:t xml:space="preserve"> 7'</w:t>
+        <w:t xml:space="preserve">    custom_config  = r'--oem 3 --psm 7'</w:t>
       </w:r>
     </w:p>
     <w:p>
@@ -6633,38 +2645,7 @@
           <w:sz w:val="32"/>
           <w:szCs w:val="32"/>
         </w:rPr>
-        <w:t xml:space="preserve">    for (</w:t>
-      </w:r>
-      <w:proofErr w:type="spellStart"/>
-      <w:proofErr w:type="gramStart"/>
-      <w:r>
-        <w:rPr>
-          <w:rFonts w:eastAsia="Courier New"/>
-          <w:color w:val="1A1A1A"/>
-          <w:sz w:val="32"/>
-          <w:szCs w:val="32"/>
-        </w:rPr>
-        <w:t>y,x</w:t>
-      </w:r>
-      <w:proofErr w:type="gramEnd"/>
-      <w:r>
-        <w:rPr>
-          <w:rFonts w:eastAsia="Courier New"/>
-          <w:color w:val="1A1A1A"/>
-          <w:sz w:val="32"/>
-          <w:szCs w:val="32"/>
-        </w:rPr>
-        <w:t>,w,h</w:t>
-      </w:r>
-      <w:proofErr w:type="spellEnd"/>
-      <w:r>
-        <w:rPr>
-          <w:rFonts w:eastAsia="Courier New"/>
-          <w:color w:val="1A1A1A"/>
-          <w:sz w:val="32"/>
-          <w:szCs w:val="32"/>
-        </w:rPr>
-        <w:t>) in boxes:</w:t>
+        <w:t xml:space="preserve">    for (y,x,w,h) in boxes:</w:t>
       </w:r>
     </w:p>
     <w:p>
@@ -6688,78 +2669,7 @@
           <w:sz w:val="32"/>
           <w:szCs w:val="32"/>
         </w:rPr>
-        <w:t xml:space="preserve">        </w:t>
-      </w:r>
-      <w:proofErr w:type="spellStart"/>
-      <w:r>
-        <w:rPr>
-          <w:rFonts w:eastAsia="Courier New"/>
-          <w:color w:val="1A1A1A"/>
-          <w:sz w:val="32"/>
-          <w:szCs w:val="32"/>
-        </w:rPr>
-        <w:t>roi_gray</w:t>
-      </w:r>
-      <w:proofErr w:type="spellEnd"/>
-      <w:r>
-        <w:rPr>
-          <w:rFonts w:eastAsia="Courier New"/>
-          <w:color w:val="1A1A1A"/>
-          <w:sz w:val="32"/>
-          <w:szCs w:val="32"/>
-        </w:rPr>
-        <w:t xml:space="preserve">   = cv2.cvtColor(</w:t>
-      </w:r>
-      <w:proofErr w:type="spellStart"/>
-      <w:r>
-        <w:rPr>
-          <w:rFonts w:eastAsia="Courier New"/>
-          <w:color w:val="1A1A1A"/>
-          <w:sz w:val="32"/>
-          <w:szCs w:val="32"/>
-        </w:rPr>
-        <w:t>img</w:t>
-      </w:r>
-      <w:proofErr w:type="spellEnd"/>
-      <w:r>
-        <w:rPr>
-          <w:rFonts w:eastAsia="Courier New"/>
-          <w:color w:val="1A1A1A"/>
-          <w:sz w:val="32"/>
-          <w:szCs w:val="32"/>
-        </w:rPr>
-        <w:t>[</w:t>
-      </w:r>
-      <w:proofErr w:type="spellStart"/>
-      <w:proofErr w:type="gramStart"/>
-      <w:r>
-        <w:rPr>
-          <w:rFonts w:eastAsia="Courier New"/>
-          <w:color w:val="1A1A1A"/>
-          <w:sz w:val="32"/>
-          <w:szCs w:val="32"/>
-        </w:rPr>
-        <w:t>y:y</w:t>
-      </w:r>
-      <w:proofErr w:type="gramEnd"/>
-      <w:r>
-        <w:rPr>
-          <w:rFonts w:eastAsia="Courier New"/>
-          <w:color w:val="1A1A1A"/>
-          <w:sz w:val="32"/>
-          <w:szCs w:val="32"/>
-        </w:rPr>
-        <w:t>+h,x:x+w</w:t>
-      </w:r>
-      <w:proofErr w:type="spellEnd"/>
-      <w:r>
-        <w:rPr>
-          <w:rFonts w:eastAsia="Courier New"/>
-          <w:color w:val="1A1A1A"/>
-          <w:sz w:val="32"/>
-          <w:szCs w:val="32"/>
-        </w:rPr>
-        <w:t>], cv2.COLOR_BGR2GRAY)</w:t>
+        <w:t xml:space="preserve">        roi_gray   = cv2.cvtColor(img[y:y+h,x:x+w], cv2.COLOR_BGR2GRAY)</w:t>
       </w:r>
     </w:p>
     <w:p>
@@ -6783,87 +2693,7 @@
           <w:sz w:val="32"/>
           <w:szCs w:val="32"/>
         </w:rPr>
-        <w:t xml:space="preserve">        </w:t>
-      </w:r>
-      <w:proofErr w:type="spellStart"/>
-      <w:r>
-        <w:rPr>
-          <w:rFonts w:eastAsia="Courier New"/>
-          <w:color w:val="1A1A1A"/>
-          <w:sz w:val="32"/>
-          <w:szCs w:val="32"/>
-        </w:rPr>
-        <w:t>roi_resize</w:t>
-      </w:r>
-      <w:proofErr w:type="spellEnd"/>
-      <w:r>
-        <w:rPr>
-          <w:rFonts w:eastAsia="Courier New"/>
-          <w:color w:val="1A1A1A"/>
-          <w:sz w:val="32"/>
-          <w:szCs w:val="32"/>
-        </w:rPr>
-        <w:t xml:space="preserve"> = cv2.resize(</w:t>
-      </w:r>
-      <w:proofErr w:type="spellStart"/>
-      <w:r>
-        <w:rPr>
-          <w:rFonts w:eastAsia="Courier New"/>
-          <w:color w:val="1A1A1A"/>
-          <w:sz w:val="32"/>
-          <w:szCs w:val="32"/>
-        </w:rPr>
-        <w:t>roi_gray</w:t>
-      </w:r>
-      <w:proofErr w:type="spellEnd"/>
-      <w:r>
-        <w:rPr>
-          <w:rFonts w:eastAsia="Courier New"/>
-          <w:color w:val="1A1A1A"/>
-          <w:sz w:val="32"/>
-          <w:szCs w:val="32"/>
-        </w:rPr>
-        <w:t xml:space="preserve">, None, </w:t>
-      </w:r>
-      <w:proofErr w:type="spellStart"/>
-      <w:r>
-        <w:rPr>
-          <w:rFonts w:eastAsia="Courier New"/>
-          <w:color w:val="1A1A1A"/>
-          <w:sz w:val="32"/>
-          <w:szCs w:val="32"/>
-        </w:rPr>
-        <w:t>fx</w:t>
-      </w:r>
-      <w:proofErr w:type="spellEnd"/>
-      <w:r>
-        <w:rPr>
-          <w:rFonts w:eastAsia="Courier New"/>
-          <w:color w:val="1A1A1A"/>
-          <w:sz w:val="32"/>
-          <w:szCs w:val="32"/>
-        </w:rPr>
-        <w:t xml:space="preserve">=3, </w:t>
-      </w:r>
-      <w:proofErr w:type="spellStart"/>
-      <w:r>
-        <w:rPr>
-          <w:rFonts w:eastAsia="Courier New"/>
-          <w:color w:val="1A1A1A"/>
-          <w:sz w:val="32"/>
-          <w:szCs w:val="32"/>
-        </w:rPr>
-        <w:t>fy</w:t>
-      </w:r>
-      <w:proofErr w:type="spellEnd"/>
-      <w:r>
-        <w:rPr>
-          <w:rFonts w:eastAsia="Courier New"/>
-          <w:color w:val="1A1A1A"/>
-          <w:sz w:val="32"/>
-          <w:szCs w:val="32"/>
-        </w:rPr>
-        <w:t>=3,</w:t>
+        <w:t xml:space="preserve">        roi_resize = cv2.resize(roi_gray, None, fx=3, fy=3,</w:t>
       </w:r>
     </w:p>
     <w:p>
@@ -6911,36 +2741,7 @@
           <w:sz w:val="32"/>
           <w:szCs w:val="32"/>
         </w:rPr>
-        <w:t xml:space="preserve">        _, </w:t>
-      </w:r>
-      <w:proofErr w:type="spellStart"/>
-      <w:r>
-        <w:rPr>
-          <w:rFonts w:eastAsia="Courier New"/>
-          <w:color w:val="1A1A1A"/>
-          <w:sz w:val="32"/>
-          <w:szCs w:val="32"/>
-        </w:rPr>
-        <w:t>roi_bin</w:t>
-      </w:r>
-      <w:proofErr w:type="spellEnd"/>
-      <w:r>
-        <w:rPr>
-          <w:rFonts w:eastAsia="Courier New"/>
-          <w:color w:val="1A1A1A"/>
-          <w:sz w:val="32"/>
-          <w:szCs w:val="32"/>
-        </w:rPr>
-        <w:t xml:space="preserve"> = cv2.threshold</w:t>
-      </w:r>
-      <w:r>
-        <w:rPr>
-          <w:rFonts w:eastAsia="Courier New"/>
-          <w:color w:val="1A1A1A"/>
-          <w:sz w:val="32"/>
-          <w:szCs w:val="32"/>
-        </w:rPr>
-        <w:t>(roi_resize,0,255,</w:t>
+        <w:t xml:space="preserve">        _, roi_bin = cv2.threshold(roi_resize,0,255,</w:t>
       </w:r>
     </w:p>
     <w:p>
@@ -6988,27 +2789,7 @@
           <w:sz w:val="32"/>
           <w:szCs w:val="32"/>
         </w:rPr>
-        <w:t xml:space="preserve">        </w:t>
-      </w:r>
-      <w:proofErr w:type="spellStart"/>
-      <w:r>
-        <w:rPr>
-          <w:rFonts w:eastAsia="Courier New"/>
-          <w:color w:val="1A1A1A"/>
-          <w:sz w:val="32"/>
-          <w:szCs w:val="32"/>
-        </w:rPr>
-        <w:t>roi_pad</w:t>
-      </w:r>
-      <w:proofErr w:type="spellEnd"/>
-      <w:r>
-        <w:rPr>
-          <w:rFonts w:eastAsia="Courier New"/>
-          <w:color w:val="1A1A1A"/>
-          <w:sz w:val="32"/>
-          <w:szCs w:val="32"/>
-        </w:rPr>
-        <w:t xml:space="preserve">    = cv2.copyMakeBorder(roi_bin,20,20,20,20,</w:t>
+        <w:t xml:space="preserve">        roi_pad    = cv2.copyMakeBorder(roi_bin,20,20,20,20,</w:t>
       </w:r>
     </w:p>
     <w:p>
@@ -7032,27 +2813,7 @@
           <w:sz w:val="32"/>
           <w:szCs w:val="32"/>
         </w:rPr>
-        <w:t xml:space="preserve">                                         cv2.BORDER_</w:t>
-      </w:r>
-      <w:proofErr w:type="gramStart"/>
-      <w:r>
-        <w:rPr>
-          <w:rFonts w:eastAsia="Courier New"/>
-          <w:color w:val="1A1A1A"/>
-          <w:sz w:val="32"/>
-          <w:szCs w:val="32"/>
-        </w:rPr>
-        <w:t>CONSTANT,value</w:t>
-      </w:r>
-      <w:proofErr w:type="gramEnd"/>
-      <w:r>
-        <w:rPr>
-          <w:rFonts w:eastAsia="Courier New"/>
-          <w:color w:val="1A1A1A"/>
-          <w:sz w:val="32"/>
-          <w:szCs w:val="32"/>
-        </w:rPr>
-        <w:t>=255)</w:t>
+        <w:t xml:space="preserve">                                         cv2.BORDER_CONSTANT,value=255)</w:t>
       </w:r>
     </w:p>
     <w:p>
@@ -7076,87 +2837,7 @@
           <w:sz w:val="32"/>
           <w:szCs w:val="32"/>
         </w:rPr>
-        <w:t xml:space="preserve">        text = </w:t>
-      </w:r>
-      <w:proofErr w:type="spellStart"/>
-      <w:proofErr w:type="gramStart"/>
-      <w:r>
-        <w:rPr>
-          <w:rFonts w:eastAsia="Courier New"/>
-          <w:color w:val="1A1A1A"/>
-          <w:sz w:val="32"/>
-          <w:szCs w:val="32"/>
-        </w:rPr>
-        <w:t>pytesseract.image</w:t>
-      </w:r>
-      <w:proofErr w:type="gramEnd"/>
-      <w:r>
-        <w:rPr>
-          <w:rFonts w:eastAsia="Courier New"/>
-          <w:color w:val="1A1A1A"/>
-          <w:sz w:val="32"/>
-          <w:szCs w:val="32"/>
-        </w:rPr>
-        <w:t>_t</w:t>
-      </w:r>
-      <w:r>
-        <w:rPr>
-          <w:rFonts w:eastAsia="Courier New"/>
-          <w:color w:val="1A1A1A"/>
-          <w:sz w:val="32"/>
-          <w:szCs w:val="32"/>
-        </w:rPr>
-        <w:t>o_string</w:t>
-      </w:r>
-      <w:proofErr w:type="spellEnd"/>
-      <w:r>
-        <w:rPr>
-          <w:rFonts w:eastAsia="Courier New"/>
-          <w:color w:val="1A1A1A"/>
-          <w:sz w:val="32"/>
-          <w:szCs w:val="32"/>
-        </w:rPr>
-        <w:t>(</w:t>
-      </w:r>
-      <w:proofErr w:type="spellStart"/>
-      <w:r>
-        <w:rPr>
-          <w:rFonts w:eastAsia="Courier New"/>
-          <w:color w:val="1A1A1A"/>
-          <w:sz w:val="32"/>
-          <w:szCs w:val="32"/>
-        </w:rPr>
-        <w:t>roi_pad,config</w:t>
-      </w:r>
-      <w:proofErr w:type="spellEnd"/>
-      <w:r>
-        <w:rPr>
-          <w:rFonts w:eastAsia="Courier New"/>
-          <w:color w:val="1A1A1A"/>
-          <w:sz w:val="32"/>
-          <w:szCs w:val="32"/>
-        </w:rPr>
-        <w:t>=</w:t>
-      </w:r>
-      <w:proofErr w:type="spellStart"/>
-      <w:r>
-        <w:rPr>
-          <w:rFonts w:eastAsia="Courier New"/>
-          <w:color w:val="1A1A1A"/>
-          <w:sz w:val="32"/>
-          <w:szCs w:val="32"/>
-        </w:rPr>
-        <w:t>custom_config</w:t>
-      </w:r>
-      <w:proofErr w:type="spellEnd"/>
-      <w:r>
-        <w:rPr>
-          <w:rFonts w:eastAsia="Courier New"/>
-          <w:color w:val="1A1A1A"/>
-          <w:sz w:val="32"/>
-          <w:szCs w:val="32"/>
-        </w:rPr>
-        <w:t>)</w:t>
+        <w:t xml:space="preserve">        text = pytesseract.image_to_string(roi_pad,config=custom_config)</w:t>
       </w:r>
     </w:p>
     <w:p>
@@ -7180,49 +2861,7 @@
           <w:sz w:val="32"/>
           <w:szCs w:val="32"/>
         </w:rPr>
-        <w:t xml:space="preserve">        </w:t>
-      </w:r>
-      <w:proofErr w:type="spellStart"/>
-      <w:proofErr w:type="gramStart"/>
-      <w:r>
-        <w:rPr>
-          <w:rFonts w:eastAsia="Courier New"/>
-          <w:color w:val="1A1A1A"/>
-          <w:sz w:val="32"/>
-          <w:szCs w:val="32"/>
-        </w:rPr>
-        <w:t>answers.append</w:t>
-      </w:r>
-      <w:proofErr w:type="spellEnd"/>
-      <w:proofErr w:type="gramEnd"/>
-      <w:r>
-        <w:rPr>
-          <w:rFonts w:eastAsia="Courier New"/>
-          <w:color w:val="1A1A1A"/>
-          <w:sz w:val="32"/>
-          <w:szCs w:val="32"/>
-        </w:rPr>
-        <w:t xml:space="preserve">("".join(c for c in text if </w:t>
-      </w:r>
-      <w:proofErr w:type="spellStart"/>
-      <w:r>
-        <w:rPr>
-          <w:rFonts w:eastAsia="Courier New"/>
-          <w:color w:val="1A1A1A"/>
-          <w:sz w:val="32"/>
-          <w:szCs w:val="32"/>
-        </w:rPr>
-        <w:t>c.isalnum</w:t>
-      </w:r>
-      <w:proofErr w:type="spellEnd"/>
-      <w:r>
-        <w:rPr>
-          <w:rFonts w:eastAsia="Courier New"/>
-          <w:color w:val="1A1A1A"/>
-          <w:sz w:val="32"/>
-          <w:szCs w:val="32"/>
-        </w:rPr>
-        <w:t>()))</w:t>
+        <w:t xml:space="preserve">        answers.append("".join(c for c in text if c.isalnum()))</w:t>
       </w:r>
     </w:p>
     <w:p>
@@ -7300,73 +2939,7 @@
           <w:sz w:val="32"/>
           <w:szCs w:val="32"/>
         </w:rPr>
-        <w:t xml:space="preserve">/* Code: </w:t>
-      </w:r>
-      <w:proofErr w:type="gramStart"/>
-      <w:r>
-        <w:rPr>
-          <w:rFonts w:eastAsia="Courier New"/>
-          <w:b/>
-          <w:bCs/>
-          <w:sz w:val="32"/>
-          <w:szCs w:val="32"/>
-        </w:rPr>
-        <w:t>TrOCR.py  —</w:t>
-      </w:r>
-      <w:proofErr w:type="gramEnd"/>
-      <w:r>
-        <w:rPr>
-          <w:rFonts w:eastAsia="Courier New"/>
-          <w:b/>
-          <w:bCs/>
-          <w:sz w:val="32"/>
-          <w:szCs w:val="32"/>
-        </w:rPr>
-        <w:t xml:space="preserve"> OCR </w:t>
-      </w:r>
-      <w:proofErr w:type="spellStart"/>
-      <w:r>
-        <w:rPr>
-          <w:rFonts w:eastAsia="Courier New"/>
-          <w:b/>
-          <w:bCs/>
-          <w:sz w:val="32"/>
-          <w:szCs w:val="32"/>
-        </w:rPr>
-        <w:t>วิธีที่</w:t>
-      </w:r>
-      <w:proofErr w:type="spellEnd"/>
-      <w:r>
-        <w:rPr>
-          <w:rFonts w:eastAsia="Courier New"/>
-          <w:b/>
-          <w:bCs/>
-          <w:sz w:val="32"/>
-          <w:szCs w:val="32"/>
-        </w:rPr>
-        <w:t xml:space="preserve"> 3: Microsoft </w:t>
-      </w:r>
-      <w:proofErr w:type="spellStart"/>
-      <w:r>
-        <w:rPr>
-          <w:rFonts w:eastAsia="Courier New"/>
-          <w:b/>
-          <w:bCs/>
-          <w:sz w:val="32"/>
-          <w:szCs w:val="32"/>
-        </w:rPr>
-        <w:t>TrOCR</w:t>
-      </w:r>
-      <w:proofErr w:type="spellEnd"/>
-      <w:r>
-        <w:rPr>
-          <w:rFonts w:eastAsia="Courier New"/>
-          <w:b/>
-          <w:bCs/>
-          <w:sz w:val="32"/>
-          <w:szCs w:val="32"/>
-        </w:rPr>
-        <w:t xml:space="preserve"> */</w:t>
+        <w:t>/* Code: TrOCR.py  — OCR วิธีที่ 3: Microsoft TrOCR */</w:t>
       </w:r>
     </w:p>
     <w:p>
@@ -7413,39 +2986,8 @@
           <w:sz w:val="32"/>
           <w:szCs w:val="32"/>
         </w:rPr>
-        <w:t xml:space="preserve">from transformers import </w:t>
-      </w:r>
-      <w:proofErr w:type="spellStart"/>
-      <w:r>
-        <w:rPr>
-          <w:rFonts w:eastAsia="Courier New"/>
-          <w:color w:val="1A1A1A"/>
-          <w:sz w:val="32"/>
-          <w:szCs w:val="32"/>
-        </w:rPr>
-        <w:t>TrOCRProcessor</w:t>
-      </w:r>
-      <w:proofErr w:type="spellEnd"/>
-      <w:r>
-        <w:rPr>
-          <w:rFonts w:eastAsia="Courier New"/>
-          <w:color w:val="1A1A1A"/>
-          <w:sz w:val="32"/>
-          <w:szCs w:val="32"/>
-        </w:rPr>
-        <w:t xml:space="preserve">, </w:t>
-      </w:r>
-      <w:proofErr w:type="spellStart"/>
-      <w:r>
-        <w:rPr>
-          <w:rFonts w:eastAsia="Courier New"/>
-          <w:color w:val="1A1A1A"/>
-          <w:sz w:val="32"/>
-          <w:szCs w:val="32"/>
-        </w:rPr>
-        <w:t>VisionEncoderDecoderModel</w:t>
-      </w:r>
-      <w:proofErr w:type="spellEnd"/>
+        <w:t>from transformers import TrOCRProcessor, VisionEncoderDecoderModel</w:t>
+      </w:r>
     </w:p>
     <w:p>
       <w:pPr>
@@ -7507,27 +3049,7 @@
           <w:sz w:val="32"/>
           <w:szCs w:val="32"/>
         </w:rPr>
-        <w:t xml:space="preserve">model     = </w:t>
-      </w:r>
-      <w:proofErr w:type="spellStart"/>
-      <w:r>
-        <w:rPr>
-          <w:rFonts w:eastAsia="Courier New"/>
-          <w:color w:val="1A1A1A"/>
-          <w:sz w:val="32"/>
-          <w:szCs w:val="32"/>
-        </w:rPr>
-        <w:t>VisionEncoderDecoderModel.from_pretrained</w:t>
-      </w:r>
-      <w:proofErr w:type="spellEnd"/>
-      <w:r>
-        <w:rPr>
-          <w:rFonts w:eastAsia="Courier New"/>
-          <w:color w:val="1A1A1A"/>
-          <w:sz w:val="32"/>
-          <w:szCs w:val="32"/>
-        </w:rPr>
-        <w:t>(...).to(device)</w:t>
+        <w:t>model     = VisionEncoderDecoderModel.from_pretrained(...).to(device)</w:t>
       </w:r>
     </w:p>
     <w:p>
@@ -7566,36 +3088,7 @@
           <w:sz w:val="32"/>
           <w:szCs w:val="32"/>
         </w:rPr>
-        <w:t xml:space="preserve"># </w:t>
-      </w:r>
-      <w:proofErr w:type="spellStart"/>
-      <w:r>
-        <w:rPr>
-          <w:rFonts w:eastAsia="Courier New"/>
-          <w:color w:val="227722"/>
-          <w:sz w:val="32"/>
-          <w:szCs w:val="32"/>
-        </w:rPr>
-        <w:t>หากล่องด้วย</w:t>
-      </w:r>
-      <w:proofErr w:type="spellEnd"/>
-      <w:r>
-        <w:rPr>
-          <w:rFonts w:eastAsia="Courier New"/>
-          <w:color w:val="227722"/>
-          <w:sz w:val="32"/>
-          <w:szCs w:val="32"/>
-        </w:rPr>
-        <w:t xml:space="preserve"> Morphological Line Detec</w:t>
-      </w:r>
-      <w:r>
-        <w:rPr>
-          <w:rFonts w:eastAsia="Courier New"/>
-          <w:color w:val="227722"/>
-          <w:sz w:val="32"/>
-          <w:szCs w:val="32"/>
-        </w:rPr>
-        <w:t>tion</w:t>
+        <w:t># หากล่องด้วย Morphological Line Detection</w:t>
       </w:r>
     </w:p>
     <w:p>
@@ -7619,78 +3112,7 @@
           <w:sz w:val="32"/>
           <w:szCs w:val="32"/>
         </w:rPr>
-        <w:t>def _</w:t>
-      </w:r>
-      <w:proofErr w:type="spellStart"/>
-      <w:r>
-        <w:rPr>
-          <w:rFonts w:eastAsia="Courier New"/>
-          <w:color w:val="1A1A1A"/>
-          <w:sz w:val="32"/>
-          <w:szCs w:val="32"/>
-        </w:rPr>
-        <w:t>find_</w:t>
-      </w:r>
-      <w:proofErr w:type="gramStart"/>
-      <w:r>
-        <w:rPr>
-          <w:rFonts w:eastAsia="Courier New"/>
-          <w:color w:val="1A1A1A"/>
-          <w:sz w:val="32"/>
-          <w:szCs w:val="32"/>
-        </w:rPr>
-        <w:t>boxes</w:t>
-      </w:r>
-      <w:proofErr w:type="spellEnd"/>
-      <w:r>
-        <w:rPr>
-          <w:rFonts w:eastAsia="Courier New"/>
-          <w:color w:val="1A1A1A"/>
-          <w:sz w:val="32"/>
-          <w:szCs w:val="32"/>
-        </w:rPr>
-        <w:t>(</w:t>
-      </w:r>
-      <w:proofErr w:type="spellStart"/>
-      <w:proofErr w:type="gramEnd"/>
-      <w:r>
-        <w:rPr>
-          <w:rFonts w:eastAsia="Courier New"/>
-          <w:color w:val="1A1A1A"/>
-          <w:sz w:val="32"/>
-          <w:szCs w:val="32"/>
-        </w:rPr>
-        <w:t>bw</w:t>
-      </w:r>
-      <w:proofErr w:type="spellEnd"/>
-      <w:r>
-        <w:rPr>
-          <w:rFonts w:eastAsia="Courier New"/>
-          <w:color w:val="1A1A1A"/>
-          <w:sz w:val="32"/>
-          <w:szCs w:val="32"/>
-        </w:rPr>
-        <w:t xml:space="preserve">, </w:t>
-      </w:r>
-      <w:proofErr w:type="spellStart"/>
-      <w:r>
-        <w:rPr>
-          <w:rFonts w:eastAsia="Courier New"/>
-          <w:color w:val="1A1A1A"/>
-          <w:sz w:val="32"/>
-          <w:szCs w:val="32"/>
-        </w:rPr>
-        <w:t>img_shape</w:t>
-      </w:r>
-      <w:proofErr w:type="spellEnd"/>
-      <w:r>
-        <w:rPr>
-          <w:rFonts w:eastAsia="Courier New"/>
-          <w:color w:val="1A1A1A"/>
-          <w:sz w:val="32"/>
-          <w:szCs w:val="32"/>
-        </w:rPr>
-        <w:t>):</w:t>
+        <w:t>def _find_boxes(bw, img_shape):</w:t>
       </w:r>
     </w:p>
     <w:p>
@@ -7714,47 +3136,7 @@
           <w:sz w:val="32"/>
           <w:szCs w:val="32"/>
         </w:rPr>
-        <w:t xml:space="preserve">    </w:t>
-      </w:r>
-      <w:proofErr w:type="spellStart"/>
-      <w:r>
-        <w:rPr>
-          <w:rFonts w:eastAsia="Courier New"/>
-          <w:color w:val="1A1A1A"/>
-          <w:sz w:val="32"/>
-          <w:szCs w:val="32"/>
-        </w:rPr>
-        <w:t>hor</w:t>
-      </w:r>
-      <w:proofErr w:type="spellEnd"/>
-      <w:r>
-        <w:rPr>
-          <w:rFonts w:eastAsia="Courier New"/>
-          <w:color w:val="1A1A1A"/>
-          <w:sz w:val="32"/>
-          <w:szCs w:val="32"/>
-        </w:rPr>
-        <w:t xml:space="preserve"> = cv2.morphologyEx(</w:t>
-      </w:r>
-      <w:proofErr w:type="spellStart"/>
-      <w:r>
-        <w:rPr>
-          <w:rFonts w:eastAsia="Courier New"/>
-          <w:color w:val="1A1A1A"/>
-          <w:sz w:val="32"/>
-          <w:szCs w:val="32"/>
-        </w:rPr>
-        <w:t>bw</w:t>
-      </w:r>
-      <w:proofErr w:type="spellEnd"/>
-      <w:r>
-        <w:rPr>
-          <w:rFonts w:eastAsia="Courier New"/>
-          <w:color w:val="1A1A1A"/>
-          <w:sz w:val="32"/>
-          <w:szCs w:val="32"/>
-        </w:rPr>
-        <w:t>, cv2.MORPH_OPEN, kernel_30x1)</w:t>
+        <w:t xml:space="preserve">    hor = cv2.morphologyEx(bw, cv2.MORPH_OPEN, kernel_30x1)</w:t>
       </w:r>
     </w:p>
     <w:p>
@@ -7778,47 +3160,7 @@
           <w:sz w:val="32"/>
           <w:szCs w:val="32"/>
         </w:rPr>
-        <w:t xml:space="preserve">    </w:t>
-      </w:r>
-      <w:proofErr w:type="spellStart"/>
-      <w:r>
-        <w:rPr>
-          <w:rFonts w:eastAsia="Courier New"/>
-          <w:color w:val="1A1A1A"/>
-          <w:sz w:val="32"/>
-          <w:szCs w:val="32"/>
-        </w:rPr>
-        <w:t>ver</w:t>
-      </w:r>
-      <w:proofErr w:type="spellEnd"/>
-      <w:r>
-        <w:rPr>
-          <w:rFonts w:eastAsia="Courier New"/>
-          <w:color w:val="1A1A1A"/>
-          <w:sz w:val="32"/>
-          <w:szCs w:val="32"/>
-        </w:rPr>
-        <w:t xml:space="preserve"> = cv2.morphologyEx(</w:t>
-      </w:r>
-      <w:proofErr w:type="spellStart"/>
-      <w:r>
-        <w:rPr>
-          <w:rFonts w:eastAsia="Courier New"/>
-          <w:color w:val="1A1A1A"/>
-          <w:sz w:val="32"/>
-          <w:szCs w:val="32"/>
-        </w:rPr>
-        <w:t>bw</w:t>
-      </w:r>
-      <w:proofErr w:type="spellEnd"/>
-      <w:r>
-        <w:rPr>
-          <w:rFonts w:eastAsia="Courier New"/>
-          <w:color w:val="1A1A1A"/>
-          <w:sz w:val="32"/>
-          <w:szCs w:val="32"/>
-        </w:rPr>
-        <w:t>, cv2.MORPH_OPEN, kernel_1x20)</w:t>
+        <w:t xml:space="preserve">    ver = cv2.morphologyEx(bw, cv2.MORPH_OPEN, kernel_1x20)</w:t>
       </w:r>
     </w:p>
     <w:p>
@@ -7842,78 +3184,7 @@
           <w:sz w:val="32"/>
           <w:szCs w:val="32"/>
         </w:rPr>
-        <w:t xml:space="preserve">    </w:t>
-      </w:r>
-      <w:proofErr w:type="spellStart"/>
-      <w:r>
-        <w:rPr>
-          <w:rFonts w:eastAsia="Courier New"/>
-          <w:color w:val="1A1A1A"/>
-          <w:sz w:val="32"/>
-          <w:szCs w:val="32"/>
-        </w:rPr>
-        <w:t>box_mask</w:t>
-      </w:r>
-      <w:proofErr w:type="spellEnd"/>
-      <w:r>
-        <w:rPr>
-          <w:rFonts w:eastAsia="Courier New"/>
-          <w:color w:val="1A1A1A"/>
-          <w:sz w:val="32"/>
-          <w:szCs w:val="32"/>
-        </w:rPr>
-        <w:t xml:space="preserve"> = </w:t>
-      </w:r>
-      <w:proofErr w:type="gramStart"/>
-      <w:r>
-        <w:rPr>
-          <w:rFonts w:eastAsia="Courier New"/>
-          <w:color w:val="1A1A1A"/>
-          <w:sz w:val="32"/>
-          <w:szCs w:val="32"/>
-        </w:rPr>
-        <w:t>cv2.add(</w:t>
-      </w:r>
-      <w:proofErr w:type="spellStart"/>
-      <w:proofErr w:type="gramEnd"/>
-      <w:r>
-        <w:rPr>
-          <w:rFonts w:eastAsia="Courier New"/>
-          <w:color w:val="1A1A1A"/>
-          <w:sz w:val="32"/>
-          <w:szCs w:val="32"/>
-        </w:rPr>
-        <w:t>hor</w:t>
-      </w:r>
-      <w:proofErr w:type="spellEnd"/>
-      <w:r>
-        <w:rPr>
-          <w:rFonts w:eastAsia="Courier New"/>
-          <w:color w:val="1A1A1A"/>
-          <w:sz w:val="32"/>
-          <w:szCs w:val="32"/>
-        </w:rPr>
-        <w:t xml:space="preserve">, </w:t>
-      </w:r>
-      <w:proofErr w:type="spellStart"/>
-      <w:r>
-        <w:rPr>
-          <w:rFonts w:eastAsia="Courier New"/>
-          <w:color w:val="1A1A1A"/>
-          <w:sz w:val="32"/>
-          <w:szCs w:val="32"/>
-        </w:rPr>
-        <w:t>ver</w:t>
-      </w:r>
-      <w:proofErr w:type="spellEnd"/>
-      <w:r>
-        <w:rPr>
-          <w:rFonts w:eastAsia="Courier New"/>
-          <w:color w:val="1A1A1A"/>
-          <w:sz w:val="32"/>
-          <w:szCs w:val="32"/>
-        </w:rPr>
-        <w:t>)</w:t>
+        <w:t xml:space="preserve">    box_mask = cv2.add(hor, ver)</w:t>
       </w:r>
     </w:p>
     <w:p>
@@ -7977,27 +3248,7 @@
           <w:sz w:val="32"/>
           <w:szCs w:val="32"/>
         </w:rPr>
-        <w:t xml:space="preserve"># </w:t>
-      </w:r>
-      <w:proofErr w:type="spellStart"/>
-      <w:r>
-        <w:rPr>
-          <w:rFonts w:eastAsia="Courier New"/>
-          <w:color w:val="227722"/>
-          <w:sz w:val="32"/>
-          <w:szCs w:val="32"/>
-        </w:rPr>
-        <w:t>อ่านด้วย</w:t>
-      </w:r>
-      <w:proofErr w:type="spellEnd"/>
-      <w:r>
-        <w:rPr>
-          <w:rFonts w:eastAsia="Courier New"/>
-          <w:color w:val="227722"/>
-          <w:sz w:val="32"/>
-          <w:szCs w:val="32"/>
-        </w:rPr>
-        <w:t xml:space="preserve"> Vision Transformer</w:t>
+        <w:t># อ่านด้วย Vision Transformer</w:t>
       </w:r>
     </w:p>
     <w:p>
@@ -8021,47 +3272,7 @@
           <w:sz w:val="32"/>
           <w:szCs w:val="32"/>
         </w:rPr>
-        <w:t>def _</w:t>
-      </w:r>
-      <w:proofErr w:type="spellStart"/>
-      <w:r>
-        <w:rPr>
-          <w:rFonts w:eastAsia="Courier New"/>
-          <w:color w:val="1A1A1A"/>
-          <w:sz w:val="32"/>
-          <w:szCs w:val="32"/>
-        </w:rPr>
-        <w:t>recognize_trocr</w:t>
-      </w:r>
-      <w:proofErr w:type="spellEnd"/>
-      <w:r>
-        <w:rPr>
-          <w:rFonts w:eastAsia="Courier New"/>
-          <w:color w:val="1A1A1A"/>
-          <w:sz w:val="32"/>
-          <w:szCs w:val="32"/>
-        </w:rPr>
-        <w:t>(</w:t>
-      </w:r>
-      <w:proofErr w:type="spellStart"/>
-      <w:r>
-        <w:rPr>
-          <w:rFonts w:eastAsia="Courier New"/>
-          <w:color w:val="1A1A1A"/>
-          <w:sz w:val="32"/>
-          <w:szCs w:val="32"/>
-        </w:rPr>
-        <w:t>roi</w:t>
-      </w:r>
-      <w:proofErr w:type="spellEnd"/>
-      <w:r>
-        <w:rPr>
-          <w:rFonts w:eastAsia="Courier New"/>
-          <w:color w:val="1A1A1A"/>
-          <w:sz w:val="32"/>
-          <w:szCs w:val="32"/>
-        </w:rPr>
-        <w:t>):</w:t>
+        <w:t>def _recognize_trocr(roi):</w:t>
       </w:r>
     </w:p>
     <w:p>
@@ -8085,47 +3296,7 @@
           <w:sz w:val="32"/>
           <w:szCs w:val="32"/>
         </w:rPr>
-        <w:t xml:space="preserve">    </w:t>
-      </w:r>
-      <w:proofErr w:type="spellStart"/>
-      <w:r>
-        <w:rPr>
-          <w:rFonts w:eastAsia="Courier New"/>
-          <w:color w:val="1A1A1A"/>
-          <w:sz w:val="32"/>
-          <w:szCs w:val="32"/>
-        </w:rPr>
-        <w:t>roi_pad</w:t>
-      </w:r>
-      <w:proofErr w:type="spellEnd"/>
-      <w:r>
-        <w:rPr>
-          <w:rFonts w:eastAsia="Courier New"/>
-          <w:color w:val="1A1A1A"/>
-          <w:sz w:val="32"/>
-          <w:szCs w:val="32"/>
-        </w:rPr>
-        <w:t xml:space="preserve"> = cv2.copyMakeBorder(roi,30,30,30,</w:t>
-      </w:r>
-      <w:proofErr w:type="gramStart"/>
-      <w:r>
-        <w:rPr>
-          <w:rFonts w:eastAsia="Courier New"/>
-          <w:color w:val="1A1A1A"/>
-          <w:sz w:val="32"/>
-          <w:szCs w:val="32"/>
-        </w:rPr>
-        <w:t>30,value</w:t>
-      </w:r>
-      <w:proofErr w:type="gramEnd"/>
-      <w:r>
-        <w:rPr>
-          <w:rFonts w:eastAsia="Courier New"/>
-          <w:color w:val="1A1A1A"/>
-          <w:sz w:val="32"/>
-          <w:szCs w:val="32"/>
-        </w:rPr>
-        <w:t>=[255,255,255])</w:t>
+        <w:t xml:space="preserve">    roi_pad = cv2.copyMakeBorder(roi,30,30,30,30,value=[255,255,255])</w:t>
       </w:r>
     </w:p>
     <w:p>
@@ -8149,67 +3320,7 @@
           <w:sz w:val="32"/>
           <w:szCs w:val="32"/>
         </w:rPr>
-        <w:t xml:space="preserve">    </w:t>
-      </w:r>
-      <w:proofErr w:type="spellStart"/>
-      <w:r>
-        <w:rPr>
-          <w:rFonts w:eastAsia="Courier New"/>
-          <w:color w:val="1A1A1A"/>
-          <w:sz w:val="32"/>
-          <w:szCs w:val="32"/>
-        </w:rPr>
-        <w:t>pil_img</w:t>
-      </w:r>
-      <w:proofErr w:type="spellEnd"/>
-      <w:r>
-        <w:rPr>
-          <w:rFonts w:eastAsia="Courier New"/>
-          <w:color w:val="1A1A1A"/>
-          <w:sz w:val="32"/>
-          <w:szCs w:val="32"/>
-        </w:rPr>
-        <w:t xml:space="preserve"> = </w:t>
-      </w:r>
-      <w:proofErr w:type="spellStart"/>
-      <w:r>
-        <w:rPr>
-          <w:rFonts w:eastAsia="Courier New"/>
-          <w:color w:val="1A1A1A"/>
-          <w:sz w:val="32"/>
-          <w:szCs w:val="32"/>
-        </w:rPr>
-        <w:t>Image.fromarray</w:t>
-      </w:r>
-      <w:proofErr w:type="spellEnd"/>
-      <w:r>
-        <w:rPr>
-          <w:rFonts w:eastAsia="Courier New"/>
-          <w:color w:val="1A1A1A"/>
-          <w:sz w:val="32"/>
-          <w:szCs w:val="32"/>
-        </w:rPr>
-        <w:t>(cv2.cvtColor(roi_</w:t>
-      </w:r>
-      <w:proofErr w:type="gramStart"/>
-      <w:r>
-        <w:rPr>
-          <w:rFonts w:eastAsia="Courier New"/>
-          <w:color w:val="1A1A1A"/>
-          <w:sz w:val="32"/>
-          <w:szCs w:val="32"/>
-        </w:rPr>
-        <w:t>pad,cv2.COLOR</w:t>
-      </w:r>
-      <w:proofErr w:type="gramEnd"/>
-      <w:r>
-        <w:rPr>
-          <w:rFonts w:eastAsia="Courier New"/>
-          <w:color w:val="1A1A1A"/>
-          <w:sz w:val="32"/>
-          <w:szCs w:val="32"/>
-        </w:rPr>
-        <w:t>_BGR2RGB))</w:t>
+        <w:t xml:space="preserve">    pil_img = Image.fromarray(cv2.cvtColor(roi_pad,cv2.COLOR_BGR2RGB))</w:t>
       </w:r>
     </w:p>
     <w:p>
@@ -8233,79 +3344,8 @@
           <w:sz w:val="32"/>
           <w:szCs w:val="32"/>
         </w:rPr>
-        <w:t xml:space="preserve">    px      = processor(images=</w:t>
-      </w:r>
-      <w:proofErr w:type="spellStart"/>
-      <w:r>
-        <w:rPr>
-          <w:rFonts w:eastAsia="Courier New"/>
-          <w:color w:val="1A1A1A"/>
-          <w:sz w:val="32"/>
-          <w:szCs w:val="32"/>
-        </w:rPr>
-        <w:t>pil_</w:t>
-      </w:r>
-      <w:proofErr w:type="gramStart"/>
-      <w:r>
-        <w:rPr>
-          <w:rFonts w:eastAsia="Courier New"/>
-          <w:color w:val="1A1A1A"/>
-          <w:sz w:val="32"/>
-          <w:szCs w:val="32"/>
-        </w:rPr>
-        <w:t>img,return</w:t>
-      </w:r>
-      <w:proofErr w:type="gramEnd"/>
-      <w:r>
-        <w:rPr>
-          <w:rFonts w:eastAsia="Courier New"/>
-          <w:color w:val="1A1A1A"/>
-          <w:sz w:val="32"/>
-          <w:szCs w:val="32"/>
-        </w:rPr>
-        <w:t>_tensors</w:t>
-      </w:r>
-      <w:proofErr w:type="spellEnd"/>
-      <w:r>
-        <w:rPr>
-          <w:rFonts w:eastAsia="Courier New"/>
-          <w:color w:val="1A1A1A"/>
-          <w:sz w:val="32"/>
-          <w:szCs w:val="32"/>
-        </w:rPr>
-        <w:t>="</w:t>
-      </w:r>
-      <w:proofErr w:type="spellStart"/>
-      <w:r>
-        <w:rPr>
-          <w:rFonts w:eastAsia="Courier New"/>
-          <w:color w:val="1A1A1A"/>
-          <w:sz w:val="32"/>
-          <w:szCs w:val="32"/>
-        </w:rPr>
-        <w:t>pt</w:t>
-      </w:r>
-      <w:proofErr w:type="spellEnd"/>
-      <w:r>
-        <w:rPr>
-          <w:rFonts w:eastAsia="Courier New"/>
-          <w:color w:val="1A1A1A"/>
-          <w:sz w:val="32"/>
-          <w:szCs w:val="32"/>
-        </w:rPr>
-        <w:t>").</w:t>
-      </w:r>
-      <w:proofErr w:type="spellStart"/>
-      <w:r>
-        <w:rPr>
-          <w:rFonts w:eastAsia="Courier New"/>
-          <w:color w:val="1A1A1A"/>
-          <w:sz w:val="32"/>
-          <w:szCs w:val="32"/>
-        </w:rPr>
-        <w:t>pixel_values</w:t>
-      </w:r>
-      <w:proofErr w:type="spellEnd"/>
+        <w:t xml:space="preserve">    px      = processor(images=pil_img,return_tensors="pt").pixel_values</w:t>
+      </w:r>
     </w:p>
     <w:p>
       <w:pPr>
@@ -8328,49 +3368,7 @@
           <w:sz w:val="32"/>
           <w:szCs w:val="32"/>
         </w:rPr>
-        <w:t xml:space="preserve">    ids     = </w:t>
-      </w:r>
-      <w:proofErr w:type="spellStart"/>
-      <w:proofErr w:type="gramStart"/>
-      <w:r>
-        <w:rPr>
-          <w:rFonts w:eastAsia="Courier New"/>
-          <w:color w:val="1A1A1A"/>
-          <w:sz w:val="32"/>
-          <w:szCs w:val="32"/>
-        </w:rPr>
-        <w:t>model.generate</w:t>
-      </w:r>
-      <w:proofErr w:type="spellEnd"/>
-      <w:proofErr w:type="gramEnd"/>
-      <w:r>
-        <w:rPr>
-          <w:rFonts w:eastAsia="Courier New"/>
-          <w:color w:val="1A1A1A"/>
-          <w:sz w:val="32"/>
-          <w:szCs w:val="32"/>
-        </w:rPr>
-        <w:t xml:space="preserve">(px.to(device), </w:t>
-      </w:r>
-      <w:proofErr w:type="spellStart"/>
-      <w:r>
-        <w:rPr>
-          <w:rFonts w:eastAsia="Courier New"/>
-          <w:color w:val="1A1A1A"/>
-          <w:sz w:val="32"/>
-          <w:szCs w:val="32"/>
-        </w:rPr>
-        <w:t>max_new_tokens</w:t>
-      </w:r>
-      <w:proofErr w:type="spellEnd"/>
-      <w:r>
-        <w:rPr>
-          <w:rFonts w:eastAsia="Courier New"/>
-          <w:color w:val="1A1A1A"/>
-          <w:sz w:val="32"/>
-          <w:szCs w:val="32"/>
-        </w:rPr>
-        <w:t>=15)</w:t>
+        <w:t xml:space="preserve">    ids     = model.generate(px.to(device), max_new_tokens=15)</w:t>
       </w:r>
     </w:p>
     <w:p>
@@ -8394,58 +3392,7 @@
           <w:sz w:val="32"/>
           <w:szCs w:val="32"/>
         </w:rPr>
-        <w:t xml:space="preserve">    return </w:t>
-      </w:r>
-      <w:proofErr w:type="spellStart"/>
-      <w:proofErr w:type="gramStart"/>
-      <w:r>
-        <w:rPr>
-          <w:rFonts w:eastAsia="Courier New"/>
-          <w:color w:val="1A1A1A"/>
-          <w:sz w:val="32"/>
-          <w:szCs w:val="32"/>
-        </w:rPr>
-        <w:t>processor.batch</w:t>
-      </w:r>
-      <w:proofErr w:type="gramEnd"/>
-      <w:r>
-        <w:rPr>
-          <w:rFonts w:eastAsia="Courier New"/>
-          <w:color w:val="1A1A1A"/>
-          <w:sz w:val="32"/>
-          <w:szCs w:val="32"/>
-        </w:rPr>
-        <w:t>_decode</w:t>
-      </w:r>
-      <w:proofErr w:type="spellEnd"/>
-      <w:r>
-        <w:rPr>
-          <w:rFonts w:eastAsia="Courier New"/>
-          <w:color w:val="1A1A1A"/>
-          <w:sz w:val="32"/>
-          <w:szCs w:val="32"/>
-        </w:rPr>
-        <w:t>(</w:t>
-      </w:r>
-      <w:proofErr w:type="spellStart"/>
-      <w:r>
-        <w:rPr>
-          <w:rFonts w:eastAsia="Courier New"/>
-          <w:color w:val="1A1A1A"/>
-          <w:sz w:val="32"/>
-          <w:szCs w:val="32"/>
-        </w:rPr>
-        <w:t>ids,skip_special_tokens</w:t>
-      </w:r>
-      <w:proofErr w:type="spellEnd"/>
-      <w:r>
-        <w:rPr>
-          <w:rFonts w:eastAsia="Courier New"/>
-          <w:color w:val="1A1A1A"/>
-          <w:sz w:val="32"/>
-          <w:szCs w:val="32"/>
-        </w:rPr>
-        <w:t>=True)[0].strip()</w:t>
+        <w:t xml:space="preserve">    return processor.batch_decode(ids,skip_special_tokens=True)[0].strip()</w:t>
       </w:r>
     </w:p>
     <w:p>
@@ -8468,25 +3415,16 @@
           <w:sz w:val="32"/>
           <w:szCs w:val="32"/>
         </w:rPr>
-        <w:t>/* ------------------------------------------</w:t>
-      </w:r>
-      <w:r>
-        <w:rPr>
-          <w:rFonts w:eastAsia="Courier New"/>
-          <w:sz w:val="32"/>
-          <w:szCs w:val="32"/>
-        </w:rPr>
-        <w:t>-------- */</w:t>
-      </w:r>
-    </w:p>
-    <w:p>
-      <w:pPr>
-        <w:rPr>
-          <w:sz w:val="32"/>
-          <w:szCs w:val="32"/>
-        </w:rPr>
-      </w:pPr>
-      <w:proofErr w:type="spellStart"/>
+        <w:t>/* -------------------------------------------------- */</w:t>
+      </w:r>
+    </w:p>
+    <w:p>
+      <w:pPr>
+        <w:rPr>
+          <w:sz w:val="32"/>
+          <w:szCs w:val="32"/>
+        </w:rPr>
+      </w:pPr>
       <w:r>
         <w:rPr>
           <w:b/>
@@ -8497,7 +3435,6 @@
         </w:rPr>
         <w:t>ผลการทดสอบ</w:t>
       </w:r>
-      <w:proofErr w:type="spellEnd"/>
     </w:p>
     <w:p>
       <w:pPr>
@@ -8516,7 +3453,6 @@
           <w:szCs w:val="32"/>
         </w:rPr>
       </w:pPr>
-      <w:proofErr w:type="spellStart"/>
       <w:r>
         <w:rPr>
           <w:b/>
@@ -8526,19 +3462,7 @@
           <w:szCs w:val="32"/>
           <w:u w:val="single"/>
         </w:rPr>
-        <w:t>ใช้วิธี</w:t>
-      </w:r>
-      <w:proofErr w:type="spellEnd"/>
-      <w:r>
-        <w:rPr>
-          <w:b/>
-          <w:bCs/>
-          <w:color w:val="1A3A8F"/>
-          <w:sz w:val="32"/>
-          <w:szCs w:val="32"/>
-          <w:u w:val="single"/>
-        </w:rPr>
-        <w:t xml:space="preserve"> Corr2 (Template Matching)</w:t>
+        <w:t>ใช้วิธี Corr2 (Template Matching)</w:t>
       </w:r>
     </w:p>
     <w:p>
@@ -8549,47 +3473,13 @@
           <w:szCs w:val="32"/>
         </w:rPr>
       </w:pPr>
-      <w:proofErr w:type="spellStart"/>
-      <w:r>
-        <w:rPr>
-          <w:sz w:val="32"/>
-          <w:szCs w:val="32"/>
-        </w:rPr>
-        <w:t>รองรับเฉพาะตัวเลข</w:t>
-      </w:r>
-      <w:proofErr w:type="spellEnd"/>
-      <w:r>
-        <w:rPr>
-          <w:sz w:val="32"/>
-          <w:szCs w:val="32"/>
-        </w:rPr>
-        <w:t xml:space="preserve"> </w:t>
-      </w:r>
-      <w:proofErr w:type="spellStart"/>
-      <w:r>
-        <w:rPr>
-          <w:sz w:val="32"/>
-          <w:szCs w:val="32"/>
-        </w:rPr>
-        <w:t>เนื่องจากมีความคล้ายกันของ</w:t>
-      </w:r>
-      <w:proofErr w:type="spellEnd"/>
-      <w:r>
-        <w:rPr>
-          <w:sz w:val="32"/>
-          <w:szCs w:val="32"/>
-        </w:rPr>
-        <w:t xml:space="preserve"> Font Template </w:t>
-      </w:r>
-      <w:proofErr w:type="spellStart"/>
-      <w:r>
-        <w:rPr>
-          <w:sz w:val="32"/>
-          <w:szCs w:val="32"/>
-        </w:rPr>
-        <w:t>จึงไม่นำตัวอักษรมาทดสอบ</w:t>
-      </w:r>
-      <w:proofErr w:type="spellEnd"/>
+      <w:r>
+        <w:rPr>
+          <w:sz w:val="32"/>
+          <w:szCs w:val="32"/>
+        </w:rPr>
+        <w:t>รองรับเฉพาะตัวเลข เนื่องจากมีความคล้ายกันของ Font Template จึงไม่นำตัวอักษรมาทดสอบ</w:t>
+      </w:r>
     </w:p>
     <w:p>
       <w:pPr>
@@ -8622,12 +3512,6 @@
         <w:gridCol w:w="4560"/>
       </w:tblGrid>
       <w:tr>
-        <w:tblPrEx>
-          <w:tblCellMar>
-            <w:top w:w="0" w:type="dxa"/>
-            <w:bottom w:w="0" w:type="dxa"/>
-          </w:tblCellMar>
-        </w:tblPrEx>
         <w:tc>
           <w:tcPr>
             <w:tcW w:w="4560" w:type="dxa"/>
@@ -8698,7 +3582,6 @@
                 <w:szCs w:val="32"/>
               </w:rPr>
             </w:pPr>
-            <w:proofErr w:type="spellStart"/>
             <w:r>
               <w:rPr>
                 <w:i/>
@@ -8709,7 +3592,6 @@
               </w:rPr>
               <w:t>ตัวเลขตัวพิมพ์</w:t>
             </w:r>
-            <w:proofErr w:type="spellEnd"/>
           </w:p>
         </w:tc>
         <w:tc>
@@ -8782,7 +3664,6 @@
                 <w:szCs w:val="32"/>
               </w:rPr>
             </w:pPr>
-            <w:proofErr w:type="spellStart"/>
             <w:r>
               <w:rPr>
                 <w:i/>
@@ -8793,7 +3674,6 @@
               </w:rPr>
               <w:t>ตัวเลขลายมือ</w:t>
             </w:r>
-            <w:proofErr w:type="spellEnd"/>
           </w:p>
         </w:tc>
       </w:tr>
@@ -8815,7 +3695,6 @@
           <w:szCs w:val="32"/>
         </w:rPr>
       </w:pPr>
-      <w:proofErr w:type="spellStart"/>
       <w:r>
         <w:rPr>
           <w:b/>
@@ -8823,91 +3702,15 @@
           <w:sz w:val="32"/>
           <w:szCs w:val="32"/>
         </w:rPr>
-        <w:t>ผลพบว่า</w:t>
-      </w:r>
-      <w:proofErr w:type="spellEnd"/>
-      <w:r>
-        <w:rPr>
-          <w:b/>
-          <w:bCs/>
-          <w:sz w:val="32"/>
-          <w:szCs w:val="32"/>
-        </w:rPr>
-        <w:t xml:space="preserve">: </w:t>
-      </w:r>
-      <w:proofErr w:type="spellStart"/>
-      <w:r>
-        <w:rPr>
-          <w:sz w:val="32"/>
-          <w:szCs w:val="32"/>
-        </w:rPr>
-        <w:t>ตัวเลขตัวพิมพ์ใช้ได้ดี</w:t>
-      </w:r>
-      <w:proofErr w:type="spellEnd"/>
-      <w:r>
-        <w:rPr>
-          <w:sz w:val="32"/>
-          <w:szCs w:val="32"/>
-        </w:rPr>
-        <w:t xml:space="preserve"> </w:t>
-      </w:r>
-      <w:proofErr w:type="spellStart"/>
-      <w:r>
-        <w:rPr>
-          <w:sz w:val="32"/>
-          <w:szCs w:val="32"/>
-        </w:rPr>
-        <w:t>แต่ลายมือยังใช้ไม่ได้</w:t>
-      </w:r>
-      <w:proofErr w:type="spellEnd"/>
-      <w:r>
-        <w:rPr>
-          <w:sz w:val="32"/>
-          <w:szCs w:val="32"/>
-        </w:rPr>
-        <w:t xml:space="preserve"> </w:t>
-      </w:r>
-      <w:proofErr w:type="spellStart"/>
-      <w:r>
-        <w:rPr>
-          <w:sz w:val="32"/>
-          <w:szCs w:val="32"/>
-        </w:rPr>
-        <w:t>เนื่องจาก</w:t>
-      </w:r>
-      <w:proofErr w:type="spellEnd"/>
-      <w:r>
-        <w:rPr>
-          <w:sz w:val="32"/>
-          <w:szCs w:val="32"/>
-        </w:rPr>
-        <w:t xml:space="preserve"> template </w:t>
-      </w:r>
-      <w:proofErr w:type="spellStart"/>
-      <w:r>
-        <w:rPr>
-          <w:sz w:val="32"/>
-          <w:szCs w:val="32"/>
-        </w:rPr>
-        <w:t>สร้างจาก</w:t>
-      </w:r>
-      <w:proofErr w:type="spellEnd"/>
-      <w:r>
-        <w:rPr>
-          <w:sz w:val="32"/>
-          <w:szCs w:val="32"/>
-        </w:rPr>
-        <w:t xml:space="preserve"> font </w:t>
-      </w:r>
-      <w:proofErr w:type="spellStart"/>
-      <w:r>
-        <w:rPr>
-          <w:sz w:val="32"/>
-          <w:szCs w:val="32"/>
-        </w:rPr>
-        <w:t>ที่ต่างจากลายมือ</w:t>
-      </w:r>
-      <w:proofErr w:type="spellEnd"/>
+        <w:t xml:space="preserve">ผลพบว่า: </w:t>
+      </w:r>
+      <w:r>
+        <w:rPr>
+          <w:sz w:val="32"/>
+          <w:szCs w:val="32"/>
+        </w:rPr>
+        <w:t>ตัวเลขตัวพิมพ์ใช้ได้ดี แต่ลายมือยังใช้ไม่ได้ เนื่องจาก template สร้างจาก font ที่ต่างจากลายมือ</w:t>
+      </w:r>
     </w:p>
     <w:p>
       <w:pPr>
@@ -8917,7 +3720,6 @@
           <w:szCs w:val="32"/>
         </w:rPr>
       </w:pPr>
-      <w:proofErr w:type="spellStart"/>
       <w:r>
         <w:rPr>
           <w:b/>
@@ -8927,19 +3729,7 @@
           <w:szCs w:val="32"/>
           <w:u w:val="single"/>
         </w:rPr>
-        <w:t>ใช้</w:t>
-      </w:r>
-      <w:proofErr w:type="spellEnd"/>
-      <w:r>
-        <w:rPr>
-          <w:b/>
-          <w:bCs/>
-          <w:color w:val="1A3A8F"/>
-          <w:sz w:val="32"/>
-          <w:szCs w:val="32"/>
-          <w:u w:val="single"/>
-        </w:rPr>
-        <w:t xml:space="preserve"> Tesseract OCR</w:t>
+        <w:t>ใช้ Tesseract OCR</w:t>
       </w:r>
     </w:p>
     <w:p>
@@ -8950,31 +3740,13 @@
           <w:szCs w:val="32"/>
         </w:rPr>
       </w:pPr>
-      <w:proofErr w:type="spellStart"/>
-      <w:r>
-        <w:rPr>
-          <w:sz w:val="32"/>
-          <w:szCs w:val="32"/>
-        </w:rPr>
-        <w:t>ทดสอบกับทั้งตัวเลขและตัวอักษรภาษาอังกฤษ</w:t>
-      </w:r>
-      <w:proofErr w:type="spellEnd"/>
-      <w:r>
-        <w:rPr>
-          <w:sz w:val="32"/>
-          <w:szCs w:val="32"/>
-        </w:rPr>
-        <w:t xml:space="preserve"> </w:t>
-      </w:r>
-      <w:proofErr w:type="spellStart"/>
-      <w:r>
-        <w:rPr>
-          <w:sz w:val="32"/>
-          <w:szCs w:val="32"/>
-        </w:rPr>
-        <w:t>ทั้งแบบตัวพิมพ์และลายมือ</w:t>
-      </w:r>
-      <w:proofErr w:type="spellEnd"/>
+      <w:r>
+        <w:rPr>
+          <w:sz w:val="32"/>
+          <w:szCs w:val="32"/>
+        </w:rPr>
+        <w:t>ทดสอบกับทั้งตัวเลขและตัวอักษรภาษาอังกฤษ ทั้งแบบตัวพิมพ์และลายมือ</w:t>
+      </w:r>
     </w:p>
     <w:p>
       <w:pPr>
@@ -9007,7 +3779,6 @@
       <w:pPr>
         <w:spacing w:after="80"/>
         <w:rPr>
-          <w:rFonts w:hint="cs"/>
           <w:sz w:val="32"/>
           <w:szCs w:val="32"/>
         </w:rPr>
@@ -9374,7 +4145,6 @@
       <w:pPr>
         <w:spacing w:after="80"/>
         <w:rPr>
-          <w:rFonts w:hint="cs"/>
           <w:sz w:val="32"/>
           <w:szCs w:val="32"/>
         </w:rPr>
@@ -9388,7 +4158,6 @@
           <w:szCs w:val="32"/>
         </w:rPr>
       </w:pPr>
-      <w:proofErr w:type="spellStart"/>
       <w:r>
         <w:rPr>
           <w:b/>
@@ -9396,75 +4165,15 @@
           <w:sz w:val="32"/>
           <w:szCs w:val="32"/>
         </w:rPr>
-        <w:t>ผลพบว่า</w:t>
-      </w:r>
-      <w:proofErr w:type="spellEnd"/>
-      <w:r>
-        <w:rPr>
-          <w:b/>
-          <w:bCs/>
-          <w:sz w:val="32"/>
-          <w:szCs w:val="32"/>
-        </w:rPr>
-        <w:t xml:space="preserve">: </w:t>
-      </w:r>
-      <w:proofErr w:type="spellStart"/>
-      <w:r>
-        <w:rPr>
-          <w:sz w:val="32"/>
-          <w:szCs w:val="32"/>
-        </w:rPr>
-        <w:t>ตัวเลขและอักษรตัวพิมพ์ทำงานได้ดี</w:t>
-      </w:r>
-      <w:proofErr w:type="spellEnd"/>
-      <w:r>
-        <w:rPr>
-          <w:sz w:val="32"/>
-          <w:szCs w:val="32"/>
-        </w:rPr>
-        <w:t xml:space="preserve"> </w:t>
-      </w:r>
-      <w:proofErr w:type="spellStart"/>
-      <w:r>
-        <w:rPr>
-          <w:sz w:val="32"/>
-          <w:szCs w:val="32"/>
-        </w:rPr>
-        <w:t>แต่ลายมือยังจับไม่ได้</w:t>
-      </w:r>
-      <w:proofErr w:type="spellEnd"/>
-      <w:r>
-        <w:rPr>
-          <w:sz w:val="32"/>
-          <w:szCs w:val="32"/>
-        </w:rPr>
-        <w:t xml:space="preserve"> </w:t>
-      </w:r>
-      <w:proofErr w:type="spellStart"/>
-      <w:r>
-        <w:rPr>
-          <w:sz w:val="32"/>
-          <w:szCs w:val="32"/>
-        </w:rPr>
-        <w:t>เนื่องจาก</w:t>
-      </w:r>
-      <w:proofErr w:type="spellEnd"/>
-      <w:r>
-        <w:rPr>
-          <w:sz w:val="32"/>
-          <w:szCs w:val="32"/>
-        </w:rPr>
-        <w:t xml:space="preserve"> Tesseract </w:t>
-      </w:r>
-      <w:proofErr w:type="spellStart"/>
-      <w:r>
-        <w:rPr>
-          <w:sz w:val="32"/>
-          <w:szCs w:val="32"/>
-        </w:rPr>
-        <w:t>ถูกฝึกกับตัวพิมพ์เป็นหลัก</w:t>
-      </w:r>
-      <w:proofErr w:type="spellEnd"/>
+        <w:t xml:space="preserve">ผลพบว่า: </w:t>
+      </w:r>
+      <w:r>
+        <w:rPr>
+          <w:sz w:val="32"/>
+          <w:szCs w:val="32"/>
+        </w:rPr>
+        <w:t>ตัวเลขและอักษรตัวพิมพ์ทำงานได้ดี แต่ลายมือยังจับไม่ได้ เนื่องจาก Tesseract ถูกฝึกกับตัวพิมพ์เป็นหลัก</w:t>
+      </w:r>
     </w:p>
     <w:p>
       <w:pPr>
@@ -9483,7 +4192,6 @@
           <w:szCs w:val="32"/>
         </w:rPr>
       </w:pPr>
-      <w:proofErr w:type="spellStart"/>
       <w:r>
         <w:rPr>
           <w:b/>
@@ -9493,43 +4201,7 @@
           <w:szCs w:val="32"/>
           <w:u w:val="single"/>
         </w:rPr>
-        <w:t>ใช้</w:t>
-      </w:r>
-      <w:proofErr w:type="spellEnd"/>
-      <w:r>
-        <w:rPr>
-          <w:b/>
-          <w:bCs/>
-          <w:color w:val="1A3A8F"/>
-          <w:sz w:val="32"/>
-          <w:szCs w:val="32"/>
-          <w:u w:val="single"/>
-        </w:rPr>
-        <w:t xml:space="preserve"> </w:t>
-      </w:r>
-      <w:proofErr w:type="spellStart"/>
-      <w:r>
-        <w:rPr>
-          <w:b/>
-          <w:bCs/>
-          <w:color w:val="1A3A8F"/>
-          <w:sz w:val="32"/>
-          <w:szCs w:val="32"/>
-          <w:u w:val="single"/>
-        </w:rPr>
-        <w:t>TrOCR</w:t>
-      </w:r>
-      <w:proofErr w:type="spellEnd"/>
-      <w:r>
-        <w:rPr>
-          <w:b/>
-          <w:bCs/>
-          <w:color w:val="1A3A8F"/>
-          <w:sz w:val="32"/>
-          <w:szCs w:val="32"/>
-          <w:u w:val="single"/>
-        </w:rPr>
-        <w:t xml:space="preserve"> — Microsoft</w:t>
+        <w:t>ใช้ TrOCR — Microsoft</w:t>
       </w:r>
     </w:p>
     <w:p>
@@ -9540,53 +4212,12 @@
           <w:szCs w:val="32"/>
         </w:rPr>
       </w:pPr>
-      <w:proofErr w:type="spellStart"/>
-      <w:r>
-        <w:rPr>
-          <w:sz w:val="32"/>
-          <w:szCs w:val="32"/>
-        </w:rPr>
-        <w:t>ทดสอบกับลายมือเป็นหลัก</w:t>
-      </w:r>
-      <w:proofErr w:type="spellEnd"/>
-      <w:r>
-        <w:rPr>
-          <w:sz w:val="32"/>
-          <w:szCs w:val="32"/>
-        </w:rPr>
-        <w:t xml:space="preserve"> </w:t>
-      </w:r>
-      <w:proofErr w:type="spellStart"/>
-      <w:r>
-        <w:rPr>
-          <w:sz w:val="32"/>
-          <w:szCs w:val="32"/>
-        </w:rPr>
-        <w:t>เนื่องจากโมเดลถูก</w:t>
-      </w:r>
-      <w:proofErr w:type="spellEnd"/>
-      <w:r>
-        <w:rPr>
-          <w:sz w:val="32"/>
-          <w:szCs w:val="32"/>
-        </w:rPr>
-        <w:t xml:space="preserve"> pre-train </w:t>
-      </w:r>
-      <w:proofErr w:type="spellStart"/>
-      <w:r>
-        <w:rPr>
-          <w:sz w:val="32"/>
-          <w:szCs w:val="32"/>
-        </w:rPr>
-        <w:t>ด้วย</w:t>
-      </w:r>
-      <w:proofErr w:type="spellEnd"/>
-      <w:r>
-        <w:rPr>
-          <w:sz w:val="32"/>
-          <w:szCs w:val="32"/>
-        </w:rPr>
-        <w:t xml:space="preserve"> handwritten dataset</w:t>
+      <w:r>
+        <w:rPr>
+          <w:sz w:val="32"/>
+          <w:szCs w:val="32"/>
+        </w:rPr>
+        <w:t>ทดสอบกับลายมือเป็นหลัก เนื่องจากโมเดลถูก pre-train ด้วย handwritten dataset</w:t>
       </w:r>
     </w:p>
     <w:p>
@@ -9620,12 +4251,6 @@
         <w:gridCol w:w="4560"/>
       </w:tblGrid>
       <w:tr>
-        <w:tblPrEx>
-          <w:tblCellMar>
-            <w:top w:w="0" w:type="dxa"/>
-            <w:bottom w:w="0" w:type="dxa"/>
-          </w:tblCellMar>
-        </w:tblPrEx>
         <w:tc>
           <w:tcPr>
             <w:tcW w:w="4560" w:type="dxa"/>
@@ -9709,7 +4334,6 @@
                 <w:szCs w:val="32"/>
               </w:rPr>
             </w:pPr>
-            <w:proofErr w:type="spellStart"/>
             <w:r>
               <w:rPr>
                 <w:i/>
@@ -9720,7 +4344,6 @@
               </w:rPr>
               <w:t>ตัวเลขลายมือ</w:t>
             </w:r>
-            <w:proofErr w:type="spellEnd"/>
           </w:p>
         </w:tc>
         <w:tc>
@@ -9810,7 +4433,6 @@
                 <w:szCs w:val="32"/>
               </w:rPr>
             </w:pPr>
-            <w:proofErr w:type="spellStart"/>
             <w:r>
               <w:rPr>
                 <w:i/>
@@ -9821,7 +4443,6 @@
               </w:rPr>
               <w:t>ตัวอักษรลายมือ</w:t>
             </w:r>
-            <w:proofErr w:type="spellEnd"/>
           </w:p>
         </w:tc>
       </w:tr>
@@ -9843,7 +4464,6 @@
           <w:szCs w:val="32"/>
         </w:rPr>
       </w:pPr>
-      <w:proofErr w:type="spellStart"/>
       <w:r>
         <w:rPr>
           <w:b/>
@@ -9851,43 +4471,15 @@
           <w:sz w:val="32"/>
           <w:szCs w:val="32"/>
         </w:rPr>
-        <w:t>ผลพบว่า</w:t>
-      </w:r>
-      <w:proofErr w:type="spellEnd"/>
-      <w:r>
-        <w:rPr>
-          <w:b/>
-          <w:bCs/>
-          <w:sz w:val="32"/>
-          <w:szCs w:val="32"/>
-        </w:rPr>
-        <w:t xml:space="preserve">: </w:t>
-      </w:r>
-      <w:proofErr w:type="spellStart"/>
-      <w:r>
-        <w:rPr>
-          <w:sz w:val="32"/>
-          <w:szCs w:val="32"/>
-        </w:rPr>
-        <w:t>TrOCR</w:t>
-      </w:r>
-      <w:proofErr w:type="spellEnd"/>
-      <w:r>
-        <w:rPr>
-          <w:sz w:val="32"/>
-          <w:szCs w:val="32"/>
-        </w:rPr>
-        <w:t xml:space="preserve"> </w:t>
-      </w:r>
-      <w:proofErr w:type="spellStart"/>
-      <w:r>
-        <w:rPr>
-          <w:sz w:val="32"/>
-          <w:szCs w:val="32"/>
-        </w:rPr>
-        <w:t>ทำงานได้ดีกับ</w:t>
-      </w:r>
-      <w:proofErr w:type="spellEnd"/>
+        <w:t xml:space="preserve">ผลพบว่า: </w:t>
+      </w:r>
+      <w:r>
+        <w:rPr>
+          <w:sz w:val="32"/>
+          <w:szCs w:val="32"/>
+        </w:rPr>
+        <w:t>TrOCR ทำงานได้ดีกับ</w:t>
+      </w:r>
       <w:r>
         <w:rPr>
           <w:sz w:val="32"/>
@@ -9896,21 +4488,12 @@
         </w:rPr>
         <w:t>ตัวอักษร</w:t>
       </w:r>
-      <w:proofErr w:type="spellStart"/>
-      <w:r>
-        <w:rPr>
-          <w:sz w:val="32"/>
-          <w:szCs w:val="32"/>
-        </w:rPr>
-        <w:t>ลายมือ</w:t>
-      </w:r>
-      <w:proofErr w:type="spellEnd"/>
-      <w:r>
-        <w:rPr>
-          <w:sz w:val="32"/>
-          <w:szCs w:val="32"/>
-        </w:rPr>
-        <w:t xml:space="preserve"> </w:t>
+      <w:r>
+        <w:rPr>
+          <w:sz w:val="32"/>
+          <w:szCs w:val="32"/>
+        </w:rPr>
+        <w:t xml:space="preserve">ลายมือ </w:t>
       </w:r>
       <w:r>
         <w:rPr>
@@ -10120,23 +4703,13 @@
                 <w:szCs w:val="32"/>
               </w:rPr>
             </w:pPr>
-            <w:proofErr w:type="spellStart"/>
             <w:r>
               <w:rPr>
                 <w:rFonts w:eastAsia="Times New Roman"/>
                 <w:sz w:val="32"/>
                 <w:szCs w:val="32"/>
               </w:rPr>
-              <w:t>TrOCR</w:t>
-            </w:r>
-            <w:proofErr w:type="spellEnd"/>
-            <w:r>
-              <w:rPr>
-                <w:rFonts w:eastAsia="Times New Roman"/>
-                <w:sz w:val="32"/>
-                <w:szCs w:val="32"/>
-              </w:rPr>
-              <w:t xml:space="preserve"> (Microsoft)</w:t>
+              <w:t>TrOCR (Microsoft)</w:t>
             </w:r>
           </w:p>
         </w:tc>
@@ -11537,7 +6110,6 @@
           <w:szCs w:val="32"/>
         </w:rPr>
       </w:pPr>
-      <w:proofErr w:type="spellStart"/>
       <w:r>
         <w:rPr>
           <w:i/>
@@ -11546,41 +6118,8 @@
           <w:sz w:val="32"/>
           <w:szCs w:val="32"/>
         </w:rPr>
-        <w:t>สรุปผลการทดสอบความแม่นยำ</w:t>
-      </w:r>
-      <w:r>
-        <w:rPr>
-          <w:i/>
-          <w:iCs/>
-          <w:color w:val="555566"/>
-          <w:sz w:val="32"/>
-          <w:szCs w:val="32"/>
-        </w:rPr>
-        <w:t>ของทั้ง</w:t>
-      </w:r>
-      <w:proofErr w:type="spellEnd"/>
-      <w:r>
-        <w:rPr>
-          <w:i/>
-          <w:iCs/>
-          <w:color w:val="555566"/>
-          <w:sz w:val="32"/>
-          <w:szCs w:val="32"/>
-        </w:rPr>
-        <w:t xml:space="preserve"> 3 </w:t>
-      </w:r>
-      <w:proofErr w:type="spellStart"/>
-      <w:r>
-        <w:rPr>
-          <w:i/>
-          <w:iCs/>
-          <w:color w:val="555566"/>
-          <w:sz w:val="32"/>
-          <w:szCs w:val="32"/>
-        </w:rPr>
-        <w:t>วิธีแยกตามประเภทข้อมูล</w:t>
-      </w:r>
-      <w:proofErr w:type="spellEnd"/>
+        <w:t>สรุปผลการทดสอบความแม่นยำของทั้ง 3 วิธีแยกตามประเภทข้อมูล</w:t>
+      </w:r>
     </w:p>
     <w:p>
       <w:pPr>
@@ -11605,7 +6144,6 @@
           <w:szCs w:val="32"/>
         </w:rPr>
       </w:pPr>
-      <w:proofErr w:type="spellStart"/>
       <w:r>
         <w:rPr>
           <w:b/>
@@ -11617,7 +6155,6 @@
         <w:lastRenderedPageBreak/>
         <w:t>คำสั่งที่เรียนรู้และใช้งาน</w:t>
       </w:r>
-      <w:proofErr w:type="spellEnd"/>
     </w:p>
     <w:p>
       <w:pPr>
@@ -11650,12 +6187,6 @@
         <w:gridCol w:w="4717"/>
       </w:tblGrid>
       <w:tr>
-        <w:tblPrEx>
-          <w:tblCellMar>
-            <w:top w:w="0" w:type="dxa"/>
-            <w:bottom w:w="0" w:type="dxa"/>
-          </w:tblCellMar>
-        </w:tblPrEx>
         <w:tc>
           <w:tcPr>
             <w:tcW w:w="3600" w:type="dxa"/>
@@ -11680,7 +6211,6 @@
                 <w:szCs w:val="32"/>
               </w:rPr>
             </w:pPr>
-            <w:proofErr w:type="spellStart"/>
             <w:r>
               <w:rPr>
                 <w:rFonts w:eastAsia="Courier New"/>
@@ -11690,33 +6220,8 @@
                 <w:sz w:val="32"/>
                 <w:szCs w:val="32"/>
               </w:rPr>
-              <w:t>คำสั่ง</w:t>
-            </w:r>
-            <w:proofErr w:type="spellEnd"/>
-            <w:r>
-              <w:rPr>
-                <w:rFonts w:eastAsia="Courier New"/>
-                <w:b/>
-                <w:bCs/>
-                <w:color w:val="1A1A60"/>
-                <w:sz w:val="32"/>
-                <w:szCs w:val="32"/>
-              </w:rPr>
-              <w:t xml:space="preserve"> / </w:t>
-            </w:r>
-            <w:proofErr w:type="spellStart"/>
-            <w:r>
-              <w:rPr>
-                <w:rFonts w:eastAsia="Courier New"/>
-                <w:b/>
-                <w:bCs/>
-                <w:color w:val="1A1A60"/>
-                <w:sz w:val="32"/>
-                <w:szCs w:val="32"/>
-              </w:rPr>
-              <w:t>ฟังก์ชัน</w:t>
-            </w:r>
-            <w:proofErr w:type="spellEnd"/>
+              <w:t>คำสั่ง / ฟังก์ชัน</w:t>
+            </w:r>
           </w:p>
         </w:tc>
         <w:tc>
@@ -11743,7 +6248,6 @@
                 <w:szCs w:val="32"/>
               </w:rPr>
             </w:pPr>
-            <w:proofErr w:type="spellStart"/>
             <w:r>
               <w:rPr>
                 <w:b/>
@@ -11753,17 +6257,10 @@
               </w:rPr>
               <w:t>คำอธิบาย</w:t>
             </w:r>
-            <w:proofErr w:type="spellEnd"/>
           </w:p>
         </w:tc>
       </w:tr>
       <w:tr>
-        <w:tblPrEx>
-          <w:tblCellMar>
-            <w:top w:w="0" w:type="dxa"/>
-            <w:bottom w:w="0" w:type="dxa"/>
-          </w:tblCellMar>
-        </w:tblPrEx>
         <w:tc>
           <w:tcPr>
             <w:tcW w:w="3600" w:type="dxa"/>
@@ -11823,80 +6320,17 @@
                 <w:szCs w:val="32"/>
               </w:rPr>
             </w:pPr>
-            <w:proofErr w:type="spellStart"/>
-            <w:r>
-              <w:rPr>
-                <w:sz w:val="32"/>
-                <w:szCs w:val="32"/>
-              </w:rPr>
-              <w:t>โหลดภาพจากไฟล์</w:t>
-            </w:r>
-            <w:proofErr w:type="spellEnd"/>
-            <w:r>
-              <w:rPr>
-                <w:sz w:val="32"/>
-                <w:szCs w:val="32"/>
-              </w:rPr>
-              <w:t xml:space="preserve"> — </w:t>
-            </w:r>
-            <w:proofErr w:type="spellStart"/>
-            <w:r>
-              <w:rPr>
-                <w:sz w:val="32"/>
-                <w:szCs w:val="32"/>
-              </w:rPr>
-              <w:t>เทียบเท่า</w:t>
-            </w:r>
-            <w:proofErr w:type="spellEnd"/>
-            <w:r>
-              <w:rPr>
-                <w:sz w:val="32"/>
-                <w:szCs w:val="32"/>
-              </w:rPr>
-              <w:t xml:space="preserve"> </w:t>
-            </w:r>
-            <w:proofErr w:type="spellStart"/>
-            <w:r>
-              <w:rPr>
-                <w:sz w:val="32"/>
-                <w:szCs w:val="32"/>
-              </w:rPr>
-              <w:t>imread</w:t>
-            </w:r>
-            <w:proofErr w:type="spellEnd"/>
-            <w:r>
-              <w:rPr>
-                <w:sz w:val="32"/>
-                <w:szCs w:val="32"/>
-              </w:rPr>
-              <w:t xml:space="preserve"> </w:t>
-            </w:r>
-            <w:proofErr w:type="spellStart"/>
-            <w:r>
-              <w:rPr>
-                <w:sz w:val="32"/>
-                <w:szCs w:val="32"/>
-              </w:rPr>
-              <w:t>ใน</w:t>
-            </w:r>
-            <w:proofErr w:type="spellEnd"/>
-            <w:r>
-              <w:rPr>
-                <w:sz w:val="32"/>
-                <w:szCs w:val="32"/>
-              </w:rPr>
-              <w:t xml:space="preserve"> MATLAB</w:t>
+            <w:r>
+              <w:rPr>
+                <w:sz w:val="32"/>
+                <w:szCs w:val="32"/>
+              </w:rPr>
+              <w:t>โหลดภาพจากไฟล์ — เทียบเท่า imread ใน MATLAB</w:t>
             </w:r>
           </w:p>
         </w:tc>
       </w:tr>
       <w:tr>
-        <w:tblPrEx>
-          <w:tblCellMar>
-            <w:top w:w="0" w:type="dxa"/>
-            <w:bottom w:w="0" w:type="dxa"/>
-          </w:tblCellMar>
-        </w:tblPrEx>
         <w:tc>
           <w:tcPr>
             <w:tcW w:w="3600" w:type="dxa"/>
@@ -11956,48 +6390,17 @@
                 <w:szCs w:val="32"/>
               </w:rPr>
             </w:pPr>
-            <w:proofErr w:type="spellStart"/>
-            <w:r>
-              <w:rPr>
-                <w:sz w:val="32"/>
-                <w:szCs w:val="32"/>
-              </w:rPr>
-              <w:t>แปลงเป็น</w:t>
-            </w:r>
-            <w:proofErr w:type="spellEnd"/>
-            <w:r>
-              <w:rPr>
-                <w:sz w:val="32"/>
-                <w:szCs w:val="32"/>
-              </w:rPr>
-              <w:t xml:space="preserve"> Grayscale — </w:t>
-            </w:r>
-            <w:proofErr w:type="spellStart"/>
-            <w:r>
-              <w:rPr>
-                <w:sz w:val="32"/>
-                <w:szCs w:val="32"/>
-              </w:rPr>
-              <w:t>เทียบเท่า</w:t>
-            </w:r>
-            <w:proofErr w:type="spellEnd"/>
-            <w:r>
-              <w:rPr>
-                <w:sz w:val="32"/>
-                <w:szCs w:val="32"/>
-              </w:rPr>
-              <w:t xml:space="preserve"> rgb2gray</w:t>
+            <w:r>
+              <w:rPr>
+                <w:sz w:val="32"/>
+                <w:szCs w:val="32"/>
+              </w:rPr>
+              <w:t>แปลงเป็น Grayscale — เทียบเท่า rgb2gray</w:t>
             </w:r>
           </w:p>
         </w:tc>
       </w:tr>
       <w:tr>
-        <w:tblPrEx>
-          <w:tblCellMar>
-            <w:top w:w="0" w:type="dxa"/>
-            <w:bottom w:w="0" w:type="dxa"/>
-          </w:tblCellMar>
-        </w:tblPrEx>
         <w:tc>
           <w:tcPr>
             <w:tcW w:w="3600" w:type="dxa"/>
@@ -12029,38 +6432,7 @@
                 <w:sz w:val="32"/>
                 <w:szCs w:val="32"/>
               </w:rPr>
-              <w:t>cv2.GaussianBlur(</w:t>
-            </w:r>
-            <w:proofErr w:type="spellStart"/>
-            <w:proofErr w:type="gramStart"/>
-            <w:r>
-              <w:rPr>
-                <w:rFonts w:eastAsia="Courier New"/>
-                <w:color w:val="222260"/>
-                <w:sz w:val="32"/>
-                <w:szCs w:val="32"/>
-              </w:rPr>
-              <w:t>img</w:t>
-            </w:r>
-            <w:proofErr w:type="spellEnd"/>
-            <w:r>
-              <w:rPr>
-                <w:rFonts w:eastAsia="Courier New"/>
-                <w:color w:val="222260"/>
-                <w:sz w:val="32"/>
-                <w:szCs w:val="32"/>
-              </w:rPr>
-              <w:t>,(</w:t>
-            </w:r>
-            <w:proofErr w:type="gramEnd"/>
-            <w:r>
-              <w:rPr>
-                <w:rFonts w:eastAsia="Courier New"/>
-                <w:color w:val="222260"/>
-                <w:sz w:val="32"/>
-                <w:szCs w:val="32"/>
-              </w:rPr>
-              <w:t>5,5),0)</w:t>
+              <w:t>cv2.GaussianBlur(img,(5,5),0)</w:t>
             </w:r>
           </w:p>
         </w:tc>
@@ -12093,50 +6465,12 @@
                 <w:sz w:val="32"/>
                 <w:szCs w:val="32"/>
               </w:rPr>
-              <w:t xml:space="preserve">Gaussian blur </w:t>
-            </w:r>
-            <w:proofErr w:type="spellStart"/>
-            <w:r>
-              <w:rPr>
-                <w:sz w:val="32"/>
-                <w:szCs w:val="32"/>
-              </w:rPr>
-              <w:t>ลด</w:t>
-            </w:r>
-            <w:proofErr w:type="spellEnd"/>
-            <w:r>
-              <w:rPr>
-                <w:sz w:val="32"/>
-                <w:szCs w:val="32"/>
-              </w:rPr>
-              <w:t xml:space="preserve"> noise </w:t>
-            </w:r>
-            <w:proofErr w:type="spellStart"/>
-            <w:r>
-              <w:rPr>
-                <w:sz w:val="32"/>
-                <w:szCs w:val="32"/>
-              </w:rPr>
-              <w:t>ก่อน</w:t>
-            </w:r>
-            <w:proofErr w:type="spellEnd"/>
-            <w:r>
-              <w:rPr>
-                <w:sz w:val="32"/>
-                <w:szCs w:val="32"/>
-              </w:rPr>
-              <w:t xml:space="preserve"> threshold</w:t>
+              <w:t>Gaussian blur ลด noise ก่อน threshold</w:t>
             </w:r>
           </w:p>
         </w:tc>
       </w:tr>
       <w:tr>
-        <w:tblPrEx>
-          <w:tblCellMar>
-            <w:top w:w="0" w:type="dxa"/>
-            <w:bottom w:w="0" w:type="dxa"/>
-          </w:tblCellMar>
-        </w:tblPrEx>
         <w:tc>
           <w:tcPr>
             <w:tcW w:w="3600" w:type="dxa"/>
@@ -12201,50 +6535,12 @@
                 <w:sz w:val="32"/>
                 <w:szCs w:val="32"/>
               </w:rPr>
-              <w:t xml:space="preserve">Otsu threshold </w:t>
-            </w:r>
-            <w:proofErr w:type="spellStart"/>
-            <w:r>
-              <w:rPr>
-                <w:sz w:val="32"/>
-                <w:szCs w:val="32"/>
-              </w:rPr>
-              <w:t>อัตโนมัติ</w:t>
-            </w:r>
-            <w:proofErr w:type="spellEnd"/>
-            <w:r>
-              <w:rPr>
-                <w:sz w:val="32"/>
-                <w:szCs w:val="32"/>
-              </w:rPr>
-              <w:t xml:space="preserve"> — </w:t>
-            </w:r>
-            <w:proofErr w:type="spellStart"/>
-            <w:r>
-              <w:rPr>
-                <w:sz w:val="32"/>
-                <w:szCs w:val="32"/>
-              </w:rPr>
-              <w:t>เทียบเท่า</w:t>
-            </w:r>
-            <w:proofErr w:type="spellEnd"/>
-            <w:r>
-              <w:rPr>
-                <w:sz w:val="32"/>
-                <w:szCs w:val="32"/>
-              </w:rPr>
-              <w:t xml:space="preserve"> graythresh+im2bw</w:t>
+              <w:t>Otsu threshold อัตโนมัติ — เทียบเท่า graythresh+im2bw</w:t>
             </w:r>
           </w:p>
         </w:tc>
       </w:tr>
       <w:tr>
-        <w:tblPrEx>
-          <w:tblCellMar>
-            <w:top w:w="0" w:type="dxa"/>
-            <w:bottom w:w="0" w:type="dxa"/>
-          </w:tblCellMar>
-        </w:tblPrEx>
         <w:tc>
           <w:tcPr>
             <w:tcW w:w="3600" w:type="dxa"/>
@@ -12304,57 +6600,17 @@
                 <w:szCs w:val="32"/>
               </w:rPr>
             </w:pPr>
-            <w:proofErr w:type="spellStart"/>
-            <w:r>
-              <w:rPr>
-                <w:sz w:val="32"/>
-                <w:szCs w:val="32"/>
-              </w:rPr>
-              <w:t>หา</w:t>
-            </w:r>
-            <w:proofErr w:type="spellEnd"/>
-            <w:r>
-              <w:rPr>
-                <w:sz w:val="32"/>
-                <w:szCs w:val="32"/>
-              </w:rPr>
-              <w:t xml:space="preserve"> connected components — </w:t>
-            </w:r>
-            <w:proofErr w:type="spellStart"/>
-            <w:r>
-              <w:rPr>
-                <w:sz w:val="32"/>
-                <w:szCs w:val="32"/>
-              </w:rPr>
-              <w:t>เทียบเท่า</w:t>
-            </w:r>
-            <w:proofErr w:type="spellEnd"/>
-            <w:r>
-              <w:rPr>
-                <w:sz w:val="32"/>
-                <w:szCs w:val="32"/>
-              </w:rPr>
-              <w:t xml:space="preserve"> </w:t>
-            </w:r>
-            <w:proofErr w:type="spellStart"/>
-            <w:r>
-              <w:rPr>
-                <w:sz w:val="32"/>
-                <w:szCs w:val="32"/>
-              </w:rPr>
-              <w:t>bwlabel</w:t>
-            </w:r>
-            <w:proofErr w:type="spellEnd"/>
+            <w:r>
+              <w:rPr>
+                <w:sz w:val="32"/>
+                <w:szCs w:val="32"/>
+              </w:rPr>
+              <w:t>หา connected components — เทียบเท่า bwlabel</w:t>
+            </w:r>
           </w:p>
         </w:tc>
       </w:tr>
       <w:tr>
-        <w:tblPrEx>
-          <w:tblCellMar>
-            <w:top w:w="0" w:type="dxa"/>
-            <w:bottom w:w="0" w:type="dxa"/>
-          </w:tblCellMar>
-        </w:tblPrEx>
         <w:tc>
           <w:tcPr>
             <w:tcW w:w="3600" w:type="dxa"/>
@@ -12414,41 +6670,17 @@
                 <w:szCs w:val="32"/>
               </w:rPr>
             </w:pPr>
-            <w:proofErr w:type="spellStart"/>
-            <w:r>
-              <w:rPr>
-                <w:sz w:val="32"/>
-                <w:szCs w:val="32"/>
-              </w:rPr>
-              <w:t>ค้นหา</w:t>
-            </w:r>
-            <w:proofErr w:type="spellEnd"/>
-            <w:r>
-              <w:rPr>
-                <w:sz w:val="32"/>
-                <w:szCs w:val="32"/>
-              </w:rPr>
-              <w:t xml:space="preserve"> contour </w:t>
-            </w:r>
-            <w:proofErr w:type="spellStart"/>
-            <w:r>
-              <w:rPr>
-                <w:sz w:val="32"/>
-                <w:szCs w:val="32"/>
-              </w:rPr>
-              <w:t>เพื่อหากล่องคำตอบ</w:t>
-            </w:r>
-            <w:proofErr w:type="spellEnd"/>
+            <w:r>
+              <w:rPr>
+                <w:sz w:val="32"/>
+                <w:szCs w:val="32"/>
+              </w:rPr>
+              <w:t>ค้นหา contour เพื่อหากล่องคำตอบ</w:t>
+            </w:r>
           </w:p>
         </w:tc>
       </w:tr>
       <w:tr>
-        <w:tblPrEx>
-          <w:tblCellMar>
-            <w:top w:w="0" w:type="dxa"/>
-            <w:bottom w:w="0" w:type="dxa"/>
-          </w:tblCellMar>
-        </w:tblPrEx>
         <w:tc>
           <w:tcPr>
             <w:tcW w:w="3600" w:type="dxa"/>
@@ -12508,64 +6740,17 @@
                 <w:szCs w:val="32"/>
               </w:rPr>
             </w:pPr>
-            <w:proofErr w:type="spellStart"/>
-            <w:r>
-              <w:rPr>
-                <w:sz w:val="32"/>
-                <w:szCs w:val="32"/>
-              </w:rPr>
-              <w:t>สกัดเส้นแนวนอน</w:t>
-            </w:r>
-            <w:proofErr w:type="spellEnd"/>
-            <w:r>
-              <w:rPr>
-                <w:sz w:val="32"/>
-                <w:szCs w:val="32"/>
-              </w:rPr>
-              <w:t>/</w:t>
-            </w:r>
-            <w:proofErr w:type="spellStart"/>
-            <w:r>
-              <w:rPr>
-                <w:sz w:val="32"/>
-                <w:szCs w:val="32"/>
-              </w:rPr>
-              <w:t>ตั้ง</w:t>
-            </w:r>
-            <w:proofErr w:type="spellEnd"/>
-            <w:r>
-              <w:rPr>
-                <w:sz w:val="32"/>
-                <w:szCs w:val="32"/>
-              </w:rPr>
-              <w:t xml:space="preserve"> (</w:t>
-            </w:r>
-            <w:proofErr w:type="spellStart"/>
-            <w:r>
-              <w:rPr>
-                <w:sz w:val="32"/>
-                <w:szCs w:val="32"/>
-              </w:rPr>
-              <w:t>TrOCR</w:t>
-            </w:r>
-            <w:proofErr w:type="spellEnd"/>
-            <w:r>
-              <w:rPr>
-                <w:sz w:val="32"/>
-                <w:szCs w:val="32"/>
-              </w:rPr>
-              <w:t xml:space="preserve"> line detection)</w:t>
+            <w:r>
+              <w:rPr>
+                <w:sz w:val="32"/>
+                <w:szCs w:val="32"/>
+              </w:rPr>
+              <w:t>สกัดเส้นแนวนอน/ตั้ง (TrOCR line detection)</w:t>
             </w:r>
           </w:p>
         </w:tc>
       </w:tr>
       <w:tr>
-        <w:tblPrEx>
-          <w:tblCellMar>
-            <w:top w:w="0" w:type="dxa"/>
-            <w:bottom w:w="0" w:type="dxa"/>
-          </w:tblCellMar>
-        </w:tblPrEx>
         <w:tc>
           <w:tcPr>
             <w:tcW w:w="3600" w:type="dxa"/>
@@ -12625,7 +6810,6 @@
                 <w:szCs w:val="32"/>
               </w:rPr>
             </w:pPr>
-            <w:proofErr w:type="spellStart"/>
             <w:r>
               <w:rPr>
                 <w:sz w:val="32"/>
@@ -12633,17 +6817,10 @@
               </w:rPr>
               <w:t>เชื่อมมุมกล่องให้สนิท</w:t>
             </w:r>
-            <w:proofErr w:type="spellEnd"/>
           </w:p>
         </w:tc>
       </w:tr>
       <w:tr>
-        <w:tblPrEx>
-          <w:tblCellMar>
-            <w:top w:w="0" w:type="dxa"/>
-            <w:bottom w:w="0" w:type="dxa"/>
-          </w:tblCellMar>
-        </w:tblPrEx>
         <w:tc>
           <w:tcPr>
             <w:tcW w:w="3600" w:type="dxa"/>
@@ -12675,38 +6852,7 @@
                 <w:sz w:val="32"/>
                 <w:szCs w:val="32"/>
               </w:rPr>
-              <w:t>cv2.resize(</w:t>
-            </w:r>
-            <w:proofErr w:type="spellStart"/>
-            <w:proofErr w:type="gramStart"/>
-            <w:r>
-              <w:rPr>
-                <w:rFonts w:eastAsia="Courier New"/>
-                <w:color w:val="222260"/>
-                <w:sz w:val="32"/>
-                <w:szCs w:val="32"/>
-              </w:rPr>
-              <w:t>img</w:t>
-            </w:r>
-            <w:proofErr w:type="spellEnd"/>
-            <w:r>
-              <w:rPr>
-                <w:rFonts w:eastAsia="Courier New"/>
-                <w:color w:val="222260"/>
-                <w:sz w:val="32"/>
-                <w:szCs w:val="32"/>
-              </w:rPr>
-              <w:t>,(</w:t>
-            </w:r>
-            <w:proofErr w:type="gramEnd"/>
-            <w:r>
-              <w:rPr>
-                <w:rFonts w:eastAsia="Courier New"/>
-                <w:color w:val="222260"/>
-                <w:sz w:val="32"/>
-                <w:szCs w:val="32"/>
-              </w:rPr>
-              <w:t>W,H))</w:t>
+              <w:t>cv2.resize(img,(W,H))</w:t>
             </w:r>
           </w:p>
         </w:tc>
@@ -12739,75 +6885,12 @@
                 <w:sz w:val="32"/>
                 <w:szCs w:val="32"/>
               </w:rPr>
-              <w:t xml:space="preserve">Resize </w:t>
-            </w:r>
-            <w:proofErr w:type="spellStart"/>
-            <w:r>
-              <w:rPr>
-                <w:sz w:val="32"/>
-                <w:szCs w:val="32"/>
-              </w:rPr>
-              <w:t>ภาพ</w:t>
-            </w:r>
-            <w:proofErr w:type="spellEnd"/>
-            <w:r>
-              <w:rPr>
-                <w:sz w:val="32"/>
-                <w:szCs w:val="32"/>
-              </w:rPr>
-              <w:t xml:space="preserve"> — </w:t>
-            </w:r>
-            <w:proofErr w:type="spellStart"/>
-            <w:r>
-              <w:rPr>
-                <w:sz w:val="32"/>
-                <w:szCs w:val="32"/>
-              </w:rPr>
-              <w:t>เทียบเท่า</w:t>
-            </w:r>
-            <w:proofErr w:type="spellEnd"/>
-            <w:r>
-              <w:rPr>
-                <w:sz w:val="32"/>
-                <w:szCs w:val="32"/>
-              </w:rPr>
-              <w:t xml:space="preserve"> </w:t>
-            </w:r>
-            <w:proofErr w:type="spellStart"/>
-            <w:proofErr w:type="gramStart"/>
-            <w:r>
-              <w:rPr>
-                <w:sz w:val="32"/>
-                <w:szCs w:val="32"/>
-              </w:rPr>
-              <w:t>imresize</w:t>
-            </w:r>
-            <w:proofErr w:type="spellEnd"/>
-            <w:r>
-              <w:rPr>
-                <w:sz w:val="32"/>
-                <w:szCs w:val="32"/>
-              </w:rPr>
-              <w:t>(</w:t>
-            </w:r>
-            <w:proofErr w:type="gramEnd"/>
-            <w:r>
-              <w:rPr>
-                <w:sz w:val="32"/>
-                <w:szCs w:val="32"/>
-              </w:rPr>
-              <w:t>[42 24])</w:t>
+              <w:t>Resize ภาพ — เทียบเท่า imresize([42 24])</w:t>
             </w:r>
           </w:p>
         </w:tc>
       </w:tr>
       <w:tr>
-        <w:tblPrEx>
-          <w:tblCellMar>
-            <w:top w:w="0" w:type="dxa"/>
-            <w:bottom w:w="0" w:type="dxa"/>
-          </w:tblCellMar>
-        </w:tblPrEx>
         <w:tc>
           <w:tcPr>
             <w:tcW w:w="3600" w:type="dxa"/>
@@ -12867,64 +6950,17 @@
                 <w:szCs w:val="32"/>
               </w:rPr>
             </w:pPr>
-            <w:proofErr w:type="spellStart"/>
-            <w:r>
-              <w:rPr>
-                <w:sz w:val="32"/>
-                <w:szCs w:val="32"/>
-              </w:rPr>
-              <w:t>เพิ่ม</w:t>
-            </w:r>
-            <w:proofErr w:type="spellEnd"/>
-            <w:r>
-              <w:rPr>
-                <w:sz w:val="32"/>
-                <w:szCs w:val="32"/>
-              </w:rPr>
-              <w:t xml:space="preserve"> padding </w:t>
-            </w:r>
-            <w:proofErr w:type="spellStart"/>
-            <w:r>
-              <w:rPr>
-                <w:sz w:val="32"/>
-                <w:szCs w:val="32"/>
-              </w:rPr>
-              <w:t>สีขาวรอบ</w:t>
-            </w:r>
-            <w:proofErr w:type="spellEnd"/>
-            <w:r>
-              <w:rPr>
-                <w:sz w:val="32"/>
-                <w:szCs w:val="32"/>
-              </w:rPr>
-              <w:t xml:space="preserve"> ROI </w:t>
-            </w:r>
-            <w:proofErr w:type="spellStart"/>
-            <w:r>
-              <w:rPr>
-                <w:sz w:val="32"/>
-                <w:szCs w:val="32"/>
-              </w:rPr>
-              <w:t>ก่อนส่ง</w:t>
-            </w:r>
-            <w:proofErr w:type="spellEnd"/>
-            <w:r>
-              <w:rPr>
-                <w:sz w:val="32"/>
-                <w:szCs w:val="32"/>
-              </w:rPr>
-              <w:t xml:space="preserve"> OCR</w:t>
+            <w:r>
+              <w:rPr>
+                <w:sz w:val="32"/>
+                <w:szCs w:val="32"/>
+              </w:rPr>
+              <w:t>เพิ่ม padding สีขาวรอบ ROI ก่อนส่ง OCR</w:t>
             </w:r>
           </w:p>
         </w:tc>
       </w:tr>
       <w:tr>
-        <w:tblPrEx>
-          <w:tblCellMar>
-            <w:top w:w="0" w:type="dxa"/>
-            <w:bottom w:w="0" w:type="dxa"/>
-          </w:tblCellMar>
-        </w:tblPrEx>
         <w:tc>
           <w:tcPr>
             <w:tcW w:w="3600" w:type="dxa"/>
@@ -12995,12 +7031,6 @@
         </w:tc>
       </w:tr>
       <w:tr>
-        <w:tblPrEx>
-          <w:tblCellMar>
-            <w:top w:w="0" w:type="dxa"/>
-            <w:bottom w:w="0" w:type="dxa"/>
-          </w:tblCellMar>
-        </w:tblPrEx>
         <w:tc>
           <w:tcPr>
             <w:tcW w:w="3600" w:type="dxa"/>
@@ -13025,8 +7055,6 @@
                 <w:szCs w:val="32"/>
               </w:rPr>
             </w:pPr>
-            <w:proofErr w:type="spellStart"/>
-            <w:proofErr w:type="gramStart"/>
             <w:r>
               <w:rPr>
                 <w:rFonts w:eastAsia="Courier New"/>
@@ -13034,18 +7062,7 @@
                 <w:sz w:val="32"/>
                 <w:szCs w:val="32"/>
               </w:rPr>
-              <w:t>np.mean</w:t>
-            </w:r>
-            <w:proofErr w:type="spellEnd"/>
-            <w:proofErr w:type="gramEnd"/>
-            <w:r>
-              <w:rPr>
-                <w:rFonts w:eastAsia="Courier New"/>
-                <w:color w:val="222260"/>
-                <w:sz w:val="32"/>
-                <w:szCs w:val="32"/>
-              </w:rPr>
-              <w:t>(A)</w:t>
+              <w:t>np.mean(A)</w:t>
             </w:r>
           </w:p>
         </w:tc>
@@ -13073,96 +7090,17 @@
                 <w:szCs w:val="32"/>
               </w:rPr>
             </w:pPr>
-            <w:proofErr w:type="spellStart"/>
-            <w:r>
-              <w:rPr>
-                <w:sz w:val="32"/>
-                <w:szCs w:val="32"/>
-              </w:rPr>
-              <w:t>ค่าเฉลี่ย</w:t>
-            </w:r>
-            <w:proofErr w:type="spellEnd"/>
-            <w:r>
-              <w:rPr>
-                <w:sz w:val="32"/>
-                <w:szCs w:val="32"/>
-              </w:rPr>
-              <w:t xml:space="preserve"> — </w:t>
-            </w:r>
-            <w:proofErr w:type="spellStart"/>
-            <w:r>
-              <w:rPr>
-                <w:sz w:val="32"/>
-                <w:szCs w:val="32"/>
-              </w:rPr>
-              <w:t>ใช้คำนวณ</w:t>
-            </w:r>
-            <w:proofErr w:type="spellEnd"/>
-            <w:r>
-              <w:rPr>
-                <w:sz w:val="32"/>
-                <w:szCs w:val="32"/>
-              </w:rPr>
-              <w:t xml:space="preserve"> </w:t>
-            </w:r>
-            <w:proofErr w:type="spellStart"/>
-            <w:r>
-              <w:rPr>
-                <w:sz w:val="32"/>
-                <w:szCs w:val="32"/>
-              </w:rPr>
-              <w:t>InputAVG</w:t>
-            </w:r>
-            <w:proofErr w:type="spellEnd"/>
-            <w:r>
-              <w:rPr>
-                <w:sz w:val="32"/>
-                <w:szCs w:val="32"/>
-              </w:rPr>
-              <w:t xml:space="preserve">, </w:t>
-            </w:r>
-            <w:proofErr w:type="spellStart"/>
-            <w:r>
-              <w:rPr>
-                <w:sz w:val="32"/>
-                <w:szCs w:val="32"/>
-              </w:rPr>
-              <w:t>PatternAVG</w:t>
-            </w:r>
-            <w:proofErr w:type="spellEnd"/>
-            <w:r>
-              <w:rPr>
-                <w:sz w:val="32"/>
-                <w:szCs w:val="32"/>
-              </w:rPr>
-              <w:t xml:space="preserve"> </w:t>
-            </w:r>
-            <w:proofErr w:type="spellStart"/>
-            <w:r>
-              <w:rPr>
-                <w:sz w:val="32"/>
-                <w:szCs w:val="32"/>
-              </w:rPr>
-              <w:t>ใน</w:t>
-            </w:r>
-            <w:proofErr w:type="spellEnd"/>
-            <w:r>
-              <w:rPr>
-                <w:sz w:val="32"/>
-                <w:szCs w:val="32"/>
-              </w:rPr>
-              <w:t xml:space="preserve"> corr2</w:t>
+            <w:r>
+              <w:rPr>
+                <w:sz w:val="32"/>
+                <w:szCs w:val="32"/>
+              </w:rPr>
+              <w:t>ค่าเฉลี่ย — ใช้คำนวณ InputAVG, PatternAVG ใน corr2</w:t>
             </w:r>
           </w:p>
         </w:tc>
       </w:tr>
       <w:tr>
-        <w:tblPrEx>
-          <w:tblCellMar>
-            <w:top w:w="0" w:type="dxa"/>
-            <w:bottom w:w="0" w:type="dxa"/>
-          </w:tblCellMar>
-        </w:tblPrEx>
         <w:tc>
           <w:tcPr>
             <w:tcW w:w="3600" w:type="dxa"/>
@@ -13187,7 +7125,6 @@
                 <w:szCs w:val="32"/>
               </w:rPr>
             </w:pPr>
-            <w:proofErr w:type="spellStart"/>
             <w:r>
               <w:rPr>
                 <w:rFonts w:eastAsia="Courier New"/>
@@ -13195,37 +7132,7 @@
                 <w:sz w:val="32"/>
                 <w:szCs w:val="32"/>
               </w:rPr>
-              <w:t>np.sum</w:t>
-            </w:r>
-            <w:proofErr w:type="spellEnd"/>
-            <w:r>
-              <w:rPr>
-                <w:rFonts w:eastAsia="Courier New"/>
-                <w:color w:val="222260"/>
-                <w:sz w:val="32"/>
-                <w:szCs w:val="32"/>
-              </w:rPr>
-              <w:t>((A-</w:t>
-            </w:r>
-            <w:proofErr w:type="gramStart"/>
-            <w:r>
-              <w:rPr>
-                <w:rFonts w:eastAsia="Courier New"/>
-                <w:color w:val="222260"/>
-                <w:sz w:val="32"/>
-                <w:szCs w:val="32"/>
-              </w:rPr>
-              <w:t>Am)*</w:t>
-            </w:r>
-            <w:proofErr w:type="gramEnd"/>
-            <w:r>
-              <w:rPr>
-                <w:rFonts w:eastAsia="Courier New"/>
-                <w:color w:val="222260"/>
-                <w:sz w:val="32"/>
-                <w:szCs w:val="32"/>
-              </w:rPr>
-              <w:t>(B-Bm))</w:t>
+              <w:t>np.sum((A-Am)*(B-Bm))</w:t>
             </w:r>
           </w:p>
         </w:tc>
@@ -13258,34 +7165,12 @@
                 <w:sz w:val="32"/>
                 <w:szCs w:val="32"/>
               </w:rPr>
-              <w:t xml:space="preserve">Numerator </w:t>
-            </w:r>
-            <w:proofErr w:type="spellStart"/>
-            <w:r>
-              <w:rPr>
-                <w:sz w:val="32"/>
-                <w:szCs w:val="32"/>
-              </w:rPr>
-              <w:t>ของสูตร</w:t>
-            </w:r>
-            <w:proofErr w:type="spellEnd"/>
-            <w:r>
-              <w:rPr>
-                <w:sz w:val="32"/>
-                <w:szCs w:val="32"/>
-              </w:rPr>
-              <w:t xml:space="preserve"> corr2</w:t>
+              <w:t>Numerator ของสูตร corr2</w:t>
             </w:r>
           </w:p>
         </w:tc>
       </w:tr>
       <w:tr>
-        <w:tblPrEx>
-          <w:tblCellMar>
-            <w:top w:w="0" w:type="dxa"/>
-            <w:bottom w:w="0" w:type="dxa"/>
-          </w:tblCellMar>
-        </w:tblPrEx>
         <w:tc>
           <w:tcPr>
             <w:tcW w:w="3600" w:type="dxa"/>
@@ -13310,7 +7195,6 @@
                 <w:szCs w:val="32"/>
               </w:rPr>
             </w:pPr>
-            <w:proofErr w:type="spellStart"/>
             <w:r>
               <w:rPr>
                 <w:rFonts w:eastAsia="Courier New"/>
@@ -13318,39 +7202,7 @@
                 <w:sz w:val="32"/>
                 <w:szCs w:val="32"/>
               </w:rPr>
-              <w:t>ImageFont.truetype</w:t>
-            </w:r>
-            <w:proofErr w:type="spellEnd"/>
-            <w:r>
-              <w:rPr>
-                <w:rFonts w:eastAsia="Courier New"/>
-                <w:color w:val="222260"/>
-                <w:sz w:val="32"/>
-                <w:szCs w:val="32"/>
-              </w:rPr>
-              <w:t>(</w:t>
-            </w:r>
-            <w:proofErr w:type="spellStart"/>
-            <w:proofErr w:type="gramStart"/>
-            <w:r>
-              <w:rPr>
-                <w:rFonts w:eastAsia="Courier New"/>
-                <w:color w:val="222260"/>
-                <w:sz w:val="32"/>
-                <w:szCs w:val="32"/>
-              </w:rPr>
-              <w:t>path,size</w:t>
-            </w:r>
-            <w:proofErr w:type="spellEnd"/>
-            <w:proofErr w:type="gramEnd"/>
-            <w:r>
-              <w:rPr>
-                <w:rFonts w:eastAsia="Courier New"/>
-                <w:color w:val="222260"/>
-                <w:sz w:val="32"/>
-                <w:szCs w:val="32"/>
-              </w:rPr>
-              <w:t>)</w:t>
+              <w:t>ImageFont.truetype(path,size)</w:t>
             </w:r>
           </w:p>
         </w:tc>
@@ -13378,48 +7230,17 @@
                 <w:szCs w:val="32"/>
               </w:rPr>
             </w:pPr>
-            <w:proofErr w:type="spellStart"/>
-            <w:r>
-              <w:rPr>
-                <w:sz w:val="32"/>
-                <w:szCs w:val="32"/>
-              </w:rPr>
-              <w:t>โหลด</w:t>
-            </w:r>
-            <w:proofErr w:type="spellEnd"/>
-            <w:r>
-              <w:rPr>
-                <w:sz w:val="32"/>
-                <w:szCs w:val="32"/>
-              </w:rPr>
-              <w:t xml:space="preserve"> TrueType font </w:t>
-            </w:r>
-            <w:proofErr w:type="spellStart"/>
-            <w:r>
-              <w:rPr>
-                <w:sz w:val="32"/>
-                <w:szCs w:val="32"/>
-              </w:rPr>
-              <w:t>สร้าง</w:t>
-            </w:r>
-            <w:proofErr w:type="spellEnd"/>
-            <w:r>
-              <w:rPr>
-                <w:sz w:val="32"/>
-                <w:szCs w:val="32"/>
-              </w:rPr>
-              <w:t xml:space="preserve"> digit template</w:t>
+            <w:r>
+              <w:rPr>
+                <w:sz w:val="32"/>
+                <w:szCs w:val="32"/>
+              </w:rPr>
+              <w:t>โหลด TrueType font สร้าง digit template</w:t>
             </w:r>
           </w:p>
         </w:tc>
       </w:tr>
       <w:tr>
-        <w:tblPrEx>
-          <w:tblCellMar>
-            <w:top w:w="0" w:type="dxa"/>
-            <w:bottom w:w="0" w:type="dxa"/>
-          </w:tblCellMar>
-        </w:tblPrEx>
         <w:tc>
           <w:tcPr>
             <w:tcW w:w="3600" w:type="dxa"/>
@@ -13444,8 +7265,6 @@
                 <w:szCs w:val="32"/>
               </w:rPr>
             </w:pPr>
-            <w:proofErr w:type="spellStart"/>
-            <w:proofErr w:type="gramStart"/>
             <w:r>
               <w:rPr>
                 <w:rFonts w:eastAsia="Courier New"/>
@@ -13453,27 +7272,7 @@
                 <w:sz w:val="32"/>
                 <w:szCs w:val="32"/>
               </w:rPr>
-              <w:t>pytesseract.image</w:t>
-            </w:r>
-            <w:proofErr w:type="gramEnd"/>
-            <w:r>
-              <w:rPr>
-                <w:rFonts w:eastAsia="Courier New"/>
-                <w:color w:val="222260"/>
-                <w:sz w:val="32"/>
-                <w:szCs w:val="32"/>
-              </w:rPr>
-              <w:t>_to_string</w:t>
-            </w:r>
-            <w:proofErr w:type="spellEnd"/>
-            <w:r>
-              <w:rPr>
-                <w:rFonts w:eastAsia="Courier New"/>
-                <w:color w:val="222260"/>
-                <w:sz w:val="32"/>
-                <w:szCs w:val="32"/>
-              </w:rPr>
-              <w:t>()</w:t>
+              <w:t>pytesseract.image_to_string()</w:t>
             </w:r>
           </w:p>
         </w:tc>
@@ -13501,32 +7300,17 @@
                 <w:szCs w:val="32"/>
               </w:rPr>
             </w:pPr>
-            <w:proofErr w:type="spellStart"/>
-            <w:r>
-              <w:rPr>
-                <w:sz w:val="32"/>
-                <w:szCs w:val="32"/>
-              </w:rPr>
-              <w:t>อ่านข้อความด้วย</w:t>
-            </w:r>
-            <w:proofErr w:type="spellEnd"/>
-            <w:r>
-              <w:rPr>
-                <w:sz w:val="32"/>
-                <w:szCs w:val="32"/>
-              </w:rPr>
-              <w:t xml:space="preserve"> Tesseract LSTM Engine</w:t>
+            <w:r>
+              <w:rPr>
+                <w:sz w:val="32"/>
+                <w:szCs w:val="32"/>
+              </w:rPr>
+              <w:t>อ่านข้อความด้วย Tesseract LSTM Engine</w:t>
             </w:r>
           </w:p>
         </w:tc>
       </w:tr>
       <w:tr>
-        <w:tblPrEx>
-          <w:tblCellMar>
-            <w:top w:w="0" w:type="dxa"/>
-            <w:bottom w:w="0" w:type="dxa"/>
-          </w:tblCellMar>
-        </w:tblPrEx>
         <w:tc>
           <w:tcPr>
             <w:tcW w:w="3600" w:type="dxa"/>
@@ -13558,47 +7342,7 @@
                 <w:sz w:val="32"/>
                 <w:szCs w:val="32"/>
               </w:rPr>
-              <w:t>--</w:t>
-            </w:r>
-            <w:proofErr w:type="spellStart"/>
-            <w:r>
-              <w:rPr>
-                <w:rFonts w:eastAsia="Courier New"/>
-                <w:color w:val="222260"/>
-                <w:sz w:val="32"/>
-                <w:szCs w:val="32"/>
-              </w:rPr>
-              <w:t>oem</w:t>
-            </w:r>
-            <w:proofErr w:type="spellEnd"/>
-            <w:r>
-              <w:rPr>
-                <w:rFonts w:eastAsia="Courier New"/>
-                <w:color w:val="222260"/>
-                <w:sz w:val="32"/>
-                <w:szCs w:val="32"/>
-              </w:rPr>
-              <w:t xml:space="preserve"> 3 --</w:t>
-            </w:r>
-            <w:proofErr w:type="spellStart"/>
-            <w:r>
-              <w:rPr>
-                <w:rFonts w:eastAsia="Courier New"/>
-                <w:color w:val="222260"/>
-                <w:sz w:val="32"/>
-                <w:szCs w:val="32"/>
-              </w:rPr>
-              <w:t>psm</w:t>
-            </w:r>
-            <w:proofErr w:type="spellEnd"/>
-            <w:r>
-              <w:rPr>
-                <w:rFonts w:eastAsia="Courier New"/>
-                <w:color w:val="222260"/>
-                <w:sz w:val="32"/>
-                <w:szCs w:val="32"/>
-              </w:rPr>
-              <w:t xml:space="preserve"> 7</w:t>
+              <w:t>--oem 3 --psm 7</w:t>
             </w:r>
           </w:p>
         </w:tc>
@@ -13637,12 +7381,6 @@
         </w:tc>
       </w:tr>
       <w:tr>
-        <w:tblPrEx>
-          <w:tblCellMar>
-            <w:top w:w="0" w:type="dxa"/>
-            <w:bottom w:w="0" w:type="dxa"/>
-          </w:tblCellMar>
-        </w:tblPrEx>
         <w:tc>
           <w:tcPr>
             <w:tcW w:w="3600" w:type="dxa"/>
@@ -13667,7 +7405,6 @@
                 <w:szCs w:val="32"/>
               </w:rPr>
             </w:pPr>
-            <w:proofErr w:type="spellStart"/>
             <w:r>
               <w:rPr>
                 <w:rFonts w:eastAsia="Courier New"/>
@@ -13675,37 +7412,7 @@
                 <w:sz w:val="32"/>
                 <w:szCs w:val="32"/>
               </w:rPr>
-              <w:t>TrOCRProcessor.from_</w:t>
-            </w:r>
-            <w:proofErr w:type="gramStart"/>
-            <w:r>
-              <w:rPr>
-                <w:rFonts w:eastAsia="Courier New"/>
-                <w:color w:val="222260"/>
-                <w:sz w:val="32"/>
-                <w:szCs w:val="32"/>
-              </w:rPr>
-              <w:t>pretrained</w:t>
-            </w:r>
-            <w:proofErr w:type="spellEnd"/>
-            <w:r>
-              <w:rPr>
-                <w:rFonts w:eastAsia="Courier New"/>
-                <w:color w:val="222260"/>
-                <w:sz w:val="32"/>
-                <w:szCs w:val="32"/>
-              </w:rPr>
-              <w:t>(</w:t>
-            </w:r>
-            <w:proofErr w:type="gramEnd"/>
-            <w:r>
-              <w:rPr>
-                <w:rFonts w:eastAsia="Courier New"/>
-                <w:color w:val="222260"/>
-                <w:sz w:val="32"/>
-                <w:szCs w:val="32"/>
-              </w:rPr>
-              <w:t>)</w:t>
+              <w:t>TrOCRProcessor.from_pretrained()</w:t>
             </w:r>
           </w:p>
         </w:tc>
@@ -13733,57 +7440,17 @@
                 <w:szCs w:val="32"/>
               </w:rPr>
             </w:pPr>
-            <w:proofErr w:type="spellStart"/>
-            <w:r>
-              <w:rPr>
-                <w:sz w:val="32"/>
-                <w:szCs w:val="32"/>
-              </w:rPr>
-              <w:t>โหลด</w:t>
-            </w:r>
-            <w:proofErr w:type="spellEnd"/>
-            <w:r>
-              <w:rPr>
-                <w:sz w:val="32"/>
-                <w:szCs w:val="32"/>
-              </w:rPr>
-              <w:t xml:space="preserve"> preprocessor </w:t>
-            </w:r>
-            <w:proofErr w:type="spellStart"/>
-            <w:r>
-              <w:rPr>
-                <w:sz w:val="32"/>
-                <w:szCs w:val="32"/>
-              </w:rPr>
-              <w:t>สำหรับ</w:t>
-            </w:r>
-            <w:proofErr w:type="spellEnd"/>
-            <w:r>
-              <w:rPr>
-                <w:sz w:val="32"/>
-                <w:szCs w:val="32"/>
-              </w:rPr>
-              <w:t xml:space="preserve"> </w:t>
-            </w:r>
-            <w:proofErr w:type="spellStart"/>
-            <w:r>
-              <w:rPr>
-                <w:sz w:val="32"/>
-                <w:szCs w:val="32"/>
-              </w:rPr>
-              <w:t>TrOCR</w:t>
-            </w:r>
-            <w:proofErr w:type="spellEnd"/>
+            <w:r>
+              <w:rPr>
+                <w:sz w:val="32"/>
+                <w:szCs w:val="32"/>
+              </w:rPr>
+              <w:t>โหลด preprocessor สำหรับ TrOCR</w:t>
+            </w:r>
           </w:p>
         </w:tc>
       </w:tr>
       <w:tr>
-        <w:tblPrEx>
-          <w:tblCellMar>
-            <w:top w:w="0" w:type="dxa"/>
-            <w:bottom w:w="0" w:type="dxa"/>
-          </w:tblCellMar>
-        </w:tblPrEx>
         <w:tc>
           <w:tcPr>
             <w:tcW w:w="3600" w:type="dxa"/>
@@ -13808,8 +7475,6 @@
                 <w:szCs w:val="32"/>
               </w:rPr>
             </w:pPr>
-            <w:proofErr w:type="spellStart"/>
-            <w:proofErr w:type="gramStart"/>
             <w:r>
               <w:rPr>
                 <w:rFonts w:eastAsia="Courier New"/>
@@ -13817,27 +7482,7 @@
                 <w:sz w:val="32"/>
                 <w:szCs w:val="32"/>
               </w:rPr>
-              <w:t>VisionEncoderDecoderModel</w:t>
-            </w:r>
-            <w:proofErr w:type="spellEnd"/>
-            <w:r>
-              <w:rPr>
-                <w:rFonts w:eastAsia="Courier New"/>
-                <w:color w:val="222260"/>
-                <w:sz w:val="32"/>
-                <w:szCs w:val="32"/>
-              </w:rPr>
-              <w:t>(</w:t>
-            </w:r>
-            <w:proofErr w:type="gramEnd"/>
-            <w:r>
-              <w:rPr>
-                <w:rFonts w:eastAsia="Courier New"/>
-                <w:color w:val="222260"/>
-                <w:sz w:val="32"/>
-                <w:szCs w:val="32"/>
-              </w:rPr>
-              <w:t>)</w:t>
+              <w:t>VisionEncoderDecoderModel()</w:t>
             </w:r>
           </w:p>
         </w:tc>
@@ -13865,48 +7510,17 @@
                 <w:szCs w:val="32"/>
               </w:rPr>
             </w:pPr>
-            <w:proofErr w:type="spellStart"/>
-            <w:r>
-              <w:rPr>
-                <w:sz w:val="32"/>
-                <w:szCs w:val="32"/>
-              </w:rPr>
-              <w:t>โหลด</w:t>
-            </w:r>
-            <w:proofErr w:type="spellEnd"/>
-            <w:r>
-              <w:rPr>
-                <w:sz w:val="32"/>
-                <w:szCs w:val="32"/>
-              </w:rPr>
-              <w:t xml:space="preserve"> Vision Transformer model </w:t>
-            </w:r>
-            <w:proofErr w:type="spellStart"/>
-            <w:r>
-              <w:rPr>
-                <w:sz w:val="32"/>
-                <w:szCs w:val="32"/>
-              </w:rPr>
-              <w:t>ของ</w:t>
-            </w:r>
-            <w:proofErr w:type="spellEnd"/>
-            <w:r>
-              <w:rPr>
-                <w:sz w:val="32"/>
-                <w:szCs w:val="32"/>
-              </w:rPr>
-              <w:t xml:space="preserve"> Microsoft</w:t>
+            <w:r>
+              <w:rPr>
+                <w:sz w:val="32"/>
+                <w:szCs w:val="32"/>
+              </w:rPr>
+              <w:t>โหลด Vision Transformer model ของ Microsoft</w:t>
             </w:r>
           </w:p>
         </w:tc>
       </w:tr>
       <w:tr>
-        <w:tblPrEx>
-          <w:tblCellMar>
-            <w:top w:w="0" w:type="dxa"/>
-            <w:bottom w:w="0" w:type="dxa"/>
-          </w:tblCellMar>
-        </w:tblPrEx>
         <w:tc>
           <w:tcPr>
             <w:tcW w:w="3600" w:type="dxa"/>
@@ -13931,8 +7545,6 @@
                 <w:szCs w:val="32"/>
               </w:rPr>
             </w:pPr>
-            <w:proofErr w:type="spellStart"/>
-            <w:proofErr w:type="gramStart"/>
             <w:r>
               <w:rPr>
                 <w:rFonts w:eastAsia="Courier New"/>
@@ -13940,38 +7552,7 @@
                 <w:sz w:val="32"/>
                 <w:szCs w:val="32"/>
               </w:rPr>
-              <w:t>model.generate</w:t>
-            </w:r>
-            <w:proofErr w:type="spellEnd"/>
-            <w:proofErr w:type="gramEnd"/>
-            <w:r>
-              <w:rPr>
-                <w:rFonts w:eastAsia="Courier New"/>
-                <w:color w:val="222260"/>
-                <w:sz w:val="32"/>
-                <w:szCs w:val="32"/>
-              </w:rPr>
-              <w:t>(</w:t>
-            </w:r>
-            <w:proofErr w:type="spellStart"/>
-            <w:r>
-              <w:rPr>
-                <w:rFonts w:eastAsia="Courier New"/>
-                <w:color w:val="222260"/>
-                <w:sz w:val="32"/>
-                <w:szCs w:val="32"/>
-              </w:rPr>
-              <w:t>pixel_values</w:t>
-            </w:r>
-            <w:proofErr w:type="spellEnd"/>
-            <w:r>
-              <w:rPr>
-                <w:rFonts w:eastAsia="Courier New"/>
-                <w:color w:val="222260"/>
-                <w:sz w:val="32"/>
-                <w:szCs w:val="32"/>
-              </w:rPr>
-              <w:t>)</w:t>
+              <w:t>model.generate(pixel_values)</w:t>
             </w:r>
           </w:p>
         </w:tc>
@@ -13999,41 +7580,17 @@
                 <w:szCs w:val="32"/>
               </w:rPr>
             </w:pPr>
-            <w:proofErr w:type="spellStart"/>
-            <w:r>
-              <w:rPr>
-                <w:sz w:val="32"/>
-                <w:szCs w:val="32"/>
-              </w:rPr>
-              <w:t>ให้</w:t>
-            </w:r>
-            <w:proofErr w:type="spellEnd"/>
-            <w:r>
-              <w:rPr>
-                <w:sz w:val="32"/>
-                <w:szCs w:val="32"/>
-              </w:rPr>
-              <w:t xml:space="preserve"> Transformer </w:t>
-            </w:r>
-            <w:proofErr w:type="spellStart"/>
-            <w:r>
-              <w:rPr>
-                <w:sz w:val="32"/>
-                <w:szCs w:val="32"/>
-              </w:rPr>
-              <w:t>อ่านข้อความจากภาพ</w:t>
-            </w:r>
-            <w:proofErr w:type="spellEnd"/>
+            <w:r>
+              <w:rPr>
+                <w:sz w:val="32"/>
+                <w:szCs w:val="32"/>
+              </w:rPr>
+              <w:t>ให้ Transformer อ่านข้อความจากภาพ</w:t>
+            </w:r>
           </w:p>
         </w:tc>
       </w:tr>
       <w:tr>
-        <w:tblPrEx>
-          <w:tblCellMar>
-            <w:top w:w="0" w:type="dxa"/>
-            <w:bottom w:w="0" w:type="dxa"/>
-          </w:tblCellMar>
-        </w:tblPrEx>
         <w:tc>
           <w:tcPr>
             <w:tcW w:w="3600" w:type="dxa"/>
@@ -14058,8 +7615,6 @@
                 <w:szCs w:val="32"/>
               </w:rPr>
             </w:pPr>
-            <w:proofErr w:type="spellStart"/>
-            <w:proofErr w:type="gramStart"/>
             <w:r>
               <w:rPr>
                 <w:rFonts w:eastAsia="Courier New"/>
@@ -14067,27 +7622,7 @@
                 <w:sz w:val="32"/>
                 <w:szCs w:val="32"/>
               </w:rPr>
-              <w:t>processor.batch</w:t>
-            </w:r>
-            <w:proofErr w:type="gramEnd"/>
-            <w:r>
-              <w:rPr>
-                <w:rFonts w:eastAsia="Courier New"/>
-                <w:color w:val="222260"/>
-                <w:sz w:val="32"/>
-                <w:szCs w:val="32"/>
-              </w:rPr>
-              <w:t>_decode</w:t>
-            </w:r>
-            <w:proofErr w:type="spellEnd"/>
-            <w:r>
-              <w:rPr>
-                <w:rFonts w:eastAsia="Courier New"/>
-                <w:color w:val="222260"/>
-                <w:sz w:val="32"/>
-                <w:szCs w:val="32"/>
-              </w:rPr>
-              <w:t>(ids)</w:t>
+              <w:t>processor.batch_decode(ids)</w:t>
             </w:r>
           </w:p>
         </w:tc>
@@ -14115,41 +7650,17 @@
                 <w:szCs w:val="32"/>
               </w:rPr>
             </w:pPr>
-            <w:proofErr w:type="spellStart"/>
-            <w:r>
-              <w:rPr>
-                <w:sz w:val="32"/>
-                <w:szCs w:val="32"/>
-              </w:rPr>
-              <w:t>แปลง</w:t>
-            </w:r>
-            <w:proofErr w:type="spellEnd"/>
-            <w:r>
-              <w:rPr>
-                <w:sz w:val="32"/>
-                <w:szCs w:val="32"/>
-              </w:rPr>
-              <w:t xml:space="preserve"> token ids </w:t>
-            </w:r>
-            <w:proofErr w:type="spellStart"/>
-            <w:r>
-              <w:rPr>
-                <w:sz w:val="32"/>
-                <w:szCs w:val="32"/>
-              </w:rPr>
-              <w:t>กลับเป็นข้อความ</w:t>
-            </w:r>
-            <w:proofErr w:type="spellEnd"/>
+            <w:r>
+              <w:rPr>
+                <w:sz w:val="32"/>
+                <w:szCs w:val="32"/>
+              </w:rPr>
+              <w:t>แปลง token ids กลับเป็นข้อความ</w:t>
+            </w:r>
           </w:p>
         </w:tc>
       </w:tr>
       <w:tr>
-        <w:tblPrEx>
-          <w:tblCellMar>
-            <w:top w:w="0" w:type="dxa"/>
-            <w:bottom w:w="0" w:type="dxa"/>
-          </w:tblCellMar>
-        </w:tblPrEx>
         <w:tc>
           <w:tcPr>
             <w:tcW w:w="3600" w:type="dxa"/>
@@ -14174,7 +7685,6 @@
                 <w:szCs w:val="32"/>
               </w:rPr>
             </w:pPr>
-            <w:proofErr w:type="spellStart"/>
             <w:r>
               <w:rPr>
                 <w:rFonts w:eastAsia="Courier New"/>
@@ -14183,57 +7693,7 @@
                 <w:szCs w:val="32"/>
               </w:rPr>
               <w:lastRenderedPageBreak/>
-              <w:t>render_template</w:t>
-            </w:r>
-            <w:proofErr w:type="spellEnd"/>
-            <w:r>
-              <w:rPr>
-                <w:rFonts w:eastAsia="Courier New"/>
-                <w:color w:val="222260"/>
-                <w:sz w:val="32"/>
-                <w:szCs w:val="32"/>
-              </w:rPr>
-              <w:t>(</w:t>
-            </w:r>
-            <w:proofErr w:type="gramStart"/>
-            <w:r>
-              <w:rPr>
-                <w:rFonts w:eastAsia="Courier New"/>
-                <w:color w:val="222260"/>
-                <w:sz w:val="32"/>
-                <w:szCs w:val="32"/>
-              </w:rPr>
-              <w:t>name,*</w:t>
-            </w:r>
-            <w:proofErr w:type="gramEnd"/>
-            <w:r>
-              <w:rPr>
-                <w:rFonts w:eastAsia="Courier New"/>
-                <w:color w:val="222260"/>
-                <w:sz w:val="32"/>
-                <w:szCs w:val="32"/>
-              </w:rPr>
-              <w:t>*</w:t>
-            </w:r>
-            <w:proofErr w:type="spellStart"/>
-            <w:r>
-              <w:rPr>
-                <w:rFonts w:eastAsia="Courier New"/>
-                <w:color w:val="222260"/>
-                <w:sz w:val="32"/>
-                <w:szCs w:val="32"/>
-              </w:rPr>
-              <w:t>ctx</w:t>
-            </w:r>
-            <w:proofErr w:type="spellEnd"/>
-            <w:r>
-              <w:rPr>
-                <w:rFonts w:eastAsia="Courier New"/>
-                <w:color w:val="222260"/>
-                <w:sz w:val="32"/>
-                <w:szCs w:val="32"/>
-              </w:rPr>
-              <w:t>)</w:t>
+              <w:t>render_template(name,**ctx)</w:t>
             </w:r>
           </w:p>
         </w:tc>
@@ -14261,48 +7721,17 @@
                 <w:szCs w:val="32"/>
               </w:rPr>
             </w:pPr>
-            <w:proofErr w:type="spellStart"/>
-            <w:r>
-              <w:rPr>
-                <w:sz w:val="32"/>
-                <w:szCs w:val="32"/>
-              </w:rPr>
-              <w:t>แสดง</w:t>
-            </w:r>
-            <w:proofErr w:type="spellEnd"/>
-            <w:r>
-              <w:rPr>
-                <w:sz w:val="32"/>
-                <w:szCs w:val="32"/>
-              </w:rPr>
-              <w:t xml:space="preserve"> HTML </w:t>
-            </w:r>
-            <w:proofErr w:type="spellStart"/>
-            <w:r>
-              <w:rPr>
-                <w:sz w:val="32"/>
-                <w:szCs w:val="32"/>
-              </w:rPr>
-              <w:t>ผลลัพธ์ผ่าน</w:t>
-            </w:r>
-            <w:proofErr w:type="spellEnd"/>
-            <w:r>
-              <w:rPr>
-                <w:sz w:val="32"/>
-                <w:szCs w:val="32"/>
-              </w:rPr>
-              <w:t xml:space="preserve"> Flask</w:t>
+            <w:r>
+              <w:rPr>
+                <w:sz w:val="32"/>
+                <w:szCs w:val="32"/>
+              </w:rPr>
+              <w:t>แสดง HTML ผลลัพธ์ผ่าน Flask</w:t>
             </w:r>
           </w:p>
         </w:tc>
       </w:tr>
       <w:tr>
-        <w:tblPrEx>
-          <w:tblCellMar>
-            <w:top w:w="0" w:type="dxa"/>
-            <w:bottom w:w="0" w:type="dxa"/>
-          </w:tblCellMar>
-        </w:tblPrEx>
         <w:tc>
           <w:tcPr>
             <w:tcW w:w="3600" w:type="dxa"/>
@@ -14334,27 +7763,7 @@
                 <w:sz w:val="32"/>
                 <w:szCs w:val="32"/>
               </w:rPr>
-              <w:t>corr2(</w:t>
-            </w:r>
-            <w:proofErr w:type="gramStart"/>
-            <w:r>
-              <w:rPr>
-                <w:rFonts w:eastAsia="Courier New"/>
-                <w:color w:val="222260"/>
-                <w:sz w:val="32"/>
-                <w:szCs w:val="32"/>
-              </w:rPr>
-              <w:t>A,B</w:t>
-            </w:r>
-            <w:proofErr w:type="gramEnd"/>
-            <w:r>
-              <w:rPr>
-                <w:rFonts w:eastAsia="Courier New"/>
-                <w:color w:val="222260"/>
-                <w:sz w:val="32"/>
-                <w:szCs w:val="32"/>
-              </w:rPr>
-              <w:t>)</w:t>
+              <w:t>corr2(A,B)</w:t>
             </w:r>
           </w:p>
         </w:tc>
@@ -14382,48 +7791,17 @@
                 <w:szCs w:val="32"/>
               </w:rPr>
             </w:pPr>
-            <w:proofErr w:type="spellStart"/>
-            <w:r>
-              <w:rPr>
-                <w:sz w:val="32"/>
-                <w:szCs w:val="32"/>
-              </w:rPr>
-              <w:t>คำนวณ</w:t>
-            </w:r>
-            <w:proofErr w:type="spellEnd"/>
-            <w:r>
-              <w:rPr>
-                <w:sz w:val="32"/>
-                <w:szCs w:val="32"/>
-              </w:rPr>
-              <w:t xml:space="preserve"> 2D Correlation — </w:t>
-            </w:r>
-            <w:proofErr w:type="spellStart"/>
-            <w:r>
-              <w:rPr>
-                <w:sz w:val="32"/>
-                <w:szCs w:val="32"/>
-              </w:rPr>
-              <w:t>หัวใจของวิธีที่</w:t>
-            </w:r>
-            <w:proofErr w:type="spellEnd"/>
-            <w:r>
-              <w:rPr>
-                <w:sz w:val="32"/>
-                <w:szCs w:val="32"/>
-              </w:rPr>
-              <w:t xml:space="preserve"> 1</w:t>
+            <w:r>
+              <w:rPr>
+                <w:sz w:val="32"/>
+                <w:szCs w:val="32"/>
+              </w:rPr>
+              <w:t>คำนวณ 2D Correlation — หัวใจของวิธีที่ 1</w:t>
             </w:r>
           </w:p>
         </w:tc>
       </w:tr>
       <w:tr>
-        <w:tblPrEx>
-          <w:tblCellMar>
-            <w:top w:w="0" w:type="dxa"/>
-            <w:bottom w:w="0" w:type="dxa"/>
-          </w:tblCellMar>
-        </w:tblPrEx>
         <w:tc>
           <w:tcPr>
             <w:tcW w:w="3600" w:type="dxa"/>
@@ -14448,7 +7826,6 @@
                 <w:szCs w:val="32"/>
               </w:rPr>
             </w:pPr>
-            <w:proofErr w:type="spellStart"/>
             <w:r>
               <w:rPr>
                 <w:rFonts w:eastAsia="Courier New"/>
@@ -14456,37 +7833,7 @@
                 <w:sz w:val="32"/>
                 <w:szCs w:val="32"/>
               </w:rPr>
-              <w:t>create_</w:t>
-            </w:r>
-            <w:proofErr w:type="gramStart"/>
-            <w:r>
-              <w:rPr>
-                <w:rFonts w:eastAsia="Courier New"/>
-                <w:color w:val="222260"/>
-                <w:sz w:val="32"/>
-                <w:szCs w:val="32"/>
-              </w:rPr>
-              <w:t>templates</w:t>
-            </w:r>
-            <w:proofErr w:type="spellEnd"/>
-            <w:r>
-              <w:rPr>
-                <w:rFonts w:eastAsia="Courier New"/>
-                <w:color w:val="222260"/>
-                <w:sz w:val="32"/>
-                <w:szCs w:val="32"/>
-              </w:rPr>
-              <w:t>(</w:t>
-            </w:r>
-            <w:proofErr w:type="gramEnd"/>
-            <w:r>
-              <w:rPr>
-                <w:rFonts w:eastAsia="Courier New"/>
-                <w:color w:val="222260"/>
-                <w:sz w:val="32"/>
-                <w:szCs w:val="32"/>
-              </w:rPr>
-              <w:t>)</w:t>
+              <w:t>create_templates()</w:t>
             </w:r>
           </w:p>
         </w:tc>
@@ -14514,57 +7861,17 @@
                 <w:szCs w:val="32"/>
               </w:rPr>
             </w:pPr>
-            <w:proofErr w:type="spellStart"/>
-            <w:r>
-              <w:rPr>
-                <w:sz w:val="32"/>
-                <w:szCs w:val="32"/>
-              </w:rPr>
-              <w:t>สร้าง</w:t>
-            </w:r>
-            <w:proofErr w:type="spellEnd"/>
-            <w:r>
-              <w:rPr>
-                <w:sz w:val="32"/>
-                <w:szCs w:val="32"/>
-              </w:rPr>
-              <w:t xml:space="preserve"> template 0–9 — </w:t>
-            </w:r>
-            <w:proofErr w:type="spellStart"/>
-            <w:r>
-              <w:rPr>
-                <w:sz w:val="32"/>
-                <w:szCs w:val="32"/>
-              </w:rPr>
-              <w:t>เทียบเท่า</w:t>
-            </w:r>
-            <w:proofErr w:type="spellEnd"/>
-            <w:r>
-              <w:rPr>
-                <w:sz w:val="32"/>
-                <w:szCs w:val="32"/>
-              </w:rPr>
-              <w:t xml:space="preserve"> </w:t>
-            </w:r>
-            <w:proofErr w:type="spellStart"/>
-            <w:r>
-              <w:rPr>
-                <w:sz w:val="32"/>
-                <w:szCs w:val="32"/>
-              </w:rPr>
-              <w:t>create_templates.m</w:t>
-            </w:r>
-            <w:proofErr w:type="spellEnd"/>
+            <w:r>
+              <w:rPr>
+                <w:sz w:val="32"/>
+                <w:szCs w:val="32"/>
+              </w:rPr>
+              <w:t>สร้าง template 0–9 — เทียบเท่า create_templates.m</w:t>
+            </w:r>
           </w:p>
         </w:tc>
       </w:tr>
       <w:tr>
-        <w:tblPrEx>
-          <w:tblCellMar>
-            <w:top w:w="0" w:type="dxa"/>
-            <w:bottom w:w="0" w:type="dxa"/>
-          </w:tblCellMar>
-        </w:tblPrEx>
         <w:tc>
           <w:tcPr>
             <w:tcW w:w="3600" w:type="dxa"/>
@@ -14589,7 +7896,6 @@
                 <w:szCs w:val="32"/>
               </w:rPr>
             </w:pPr>
-            <w:proofErr w:type="spellStart"/>
             <w:r>
               <w:rPr>
                 <w:rFonts w:eastAsia="Courier New"/>
@@ -14597,17 +7903,7 @@
                 <w:sz w:val="32"/>
                 <w:szCs w:val="32"/>
               </w:rPr>
-              <w:t>extract_answers</w:t>
-            </w:r>
-            <w:proofErr w:type="spellEnd"/>
-            <w:r>
-              <w:rPr>
-                <w:rFonts w:eastAsia="Courier New"/>
-                <w:color w:val="222260"/>
-                <w:sz w:val="32"/>
-                <w:szCs w:val="32"/>
-              </w:rPr>
-              <w:t>(path)</w:t>
+              <w:t>extract_answers(path)</w:t>
             </w:r>
           </w:p>
         </w:tc>
@@ -14640,66 +7936,12 @@
                 <w:sz w:val="32"/>
                 <w:szCs w:val="32"/>
               </w:rPr>
-              <w:t xml:space="preserve">Public API: </w:t>
-            </w:r>
-            <w:proofErr w:type="spellStart"/>
-            <w:r>
-              <w:rPr>
-                <w:sz w:val="32"/>
-                <w:szCs w:val="32"/>
-              </w:rPr>
-              <w:t>อ่านคำตอบทุกกล่อง</w:t>
-            </w:r>
-            <w:proofErr w:type="spellEnd"/>
-            <w:r>
-              <w:rPr>
-                <w:sz w:val="32"/>
-                <w:szCs w:val="32"/>
-              </w:rPr>
-              <w:t xml:space="preserve"> (</w:t>
-            </w:r>
-            <w:proofErr w:type="spellStart"/>
-            <w:r>
-              <w:rPr>
-                <w:sz w:val="32"/>
-                <w:szCs w:val="32"/>
-              </w:rPr>
-              <w:t>ทั้ง</w:t>
-            </w:r>
-            <w:proofErr w:type="spellEnd"/>
-            <w:r>
-              <w:rPr>
-                <w:sz w:val="32"/>
-                <w:szCs w:val="32"/>
-              </w:rPr>
-              <w:t xml:space="preserve"> 3 </w:t>
-            </w:r>
-            <w:proofErr w:type="spellStart"/>
-            <w:r>
-              <w:rPr>
-                <w:sz w:val="32"/>
-                <w:szCs w:val="32"/>
-              </w:rPr>
-              <w:t>วิธี</w:t>
-            </w:r>
-            <w:proofErr w:type="spellEnd"/>
-            <w:r>
-              <w:rPr>
-                <w:sz w:val="32"/>
-                <w:szCs w:val="32"/>
-              </w:rPr>
-              <w:t>)</w:t>
+              <w:t>Public API: อ่านคำตอบทุกกล่อง (ทั้ง 3 วิธี)</w:t>
             </w:r>
           </w:p>
         </w:tc>
       </w:tr>
       <w:tr>
-        <w:tblPrEx>
-          <w:tblCellMar>
-            <w:top w:w="0" w:type="dxa"/>
-            <w:bottom w:w="0" w:type="dxa"/>
-          </w:tblCellMar>
-        </w:tblPrEx>
         <w:tc>
           <w:tcPr>
             <w:tcW w:w="3600" w:type="dxa"/>
@@ -14731,38 +7973,7 @@
                 <w:sz w:val="32"/>
                 <w:szCs w:val="32"/>
               </w:rPr>
-              <w:t>grade(</w:t>
-            </w:r>
-            <w:proofErr w:type="spellStart"/>
-            <w:r>
-              <w:rPr>
-                <w:rFonts w:eastAsia="Courier New"/>
-                <w:color w:val="222260"/>
-                <w:sz w:val="32"/>
-                <w:szCs w:val="32"/>
-              </w:rPr>
-              <w:t>image_</w:t>
-            </w:r>
-            <w:proofErr w:type="gramStart"/>
-            <w:r>
-              <w:rPr>
-                <w:rFonts w:eastAsia="Courier New"/>
-                <w:color w:val="222260"/>
-                <w:sz w:val="32"/>
-                <w:szCs w:val="32"/>
-              </w:rPr>
-              <w:t>path,key</w:t>
-            </w:r>
-            <w:proofErr w:type="spellEnd"/>
-            <w:proofErr w:type="gramEnd"/>
-            <w:r>
-              <w:rPr>
-                <w:rFonts w:eastAsia="Courier New"/>
-                <w:color w:val="222260"/>
-                <w:sz w:val="32"/>
-                <w:szCs w:val="32"/>
-              </w:rPr>
-              <w:t>)</w:t>
+              <w:t>grade(image_path,key)</w:t>
             </w:r>
           </w:p>
         </w:tc>
@@ -14790,47 +8001,13 @@
                 <w:szCs w:val="32"/>
               </w:rPr>
             </w:pPr>
-            <w:proofErr w:type="spellStart"/>
-            <w:r>
-              <w:rPr>
-                <w:sz w:val="32"/>
-                <w:szCs w:val="32"/>
-              </w:rPr>
-              <w:t>ตรวจการบ้าน</w:t>
-            </w:r>
-            <w:proofErr w:type="spellEnd"/>
-            <w:r>
-              <w:rPr>
-                <w:sz w:val="32"/>
-                <w:szCs w:val="32"/>
-              </w:rPr>
-              <w:t xml:space="preserve">: </w:t>
-            </w:r>
-            <w:proofErr w:type="spellStart"/>
-            <w:r>
-              <w:rPr>
-                <w:sz w:val="32"/>
-                <w:szCs w:val="32"/>
-              </w:rPr>
-              <w:t>เปรียบเทียบกับเฉลย</w:t>
-            </w:r>
-            <w:proofErr w:type="spellEnd"/>
-            <w:r>
-              <w:rPr>
-                <w:sz w:val="32"/>
-                <w:szCs w:val="32"/>
-              </w:rPr>
-              <w:t xml:space="preserve"> </w:t>
-            </w:r>
-            <w:proofErr w:type="spellStart"/>
-            <w:r>
-              <w:rPr>
-                <w:sz w:val="32"/>
-                <w:szCs w:val="32"/>
-              </w:rPr>
-              <w:t>คืนคะแนน</w:t>
-            </w:r>
-            <w:proofErr w:type="spellEnd"/>
+            <w:r>
+              <w:rPr>
+                <w:sz w:val="32"/>
+                <w:szCs w:val="32"/>
+              </w:rPr>
+              <w:t>ตรวจการบ้าน: เปรียบเทียบกับเฉลย คืนคะแนน</w:t>
+            </w:r>
           </w:p>
         </w:tc>
       </w:tr>
